--- a/salida/Justificacion_Recargas.docx
+++ b/salida/Justificacion_Recargas.docx
@@ -1821,7 +1821,7 @@
                 <w:sz w:val="16"/>
                 <w:szCs w:val="16"/>
               </w:rPr>
-              <w:t xml:space="preserve">67,5 %</w:t>
+              <w:t xml:space="preserve">24,5 %</w:t>
             </w:r>
           </w:p>
         </w:tc>
@@ -1855,7 +1855,7 @@
                 <w:sz w:val="16"/>
                 <w:szCs w:val="16"/>
               </w:rPr>
-              <w:t xml:space="preserve">3,0 %</w:t>
+              <w:t xml:space="preserve">24,5 %</w:t>
             </w:r>
           </w:p>
         </w:tc>
@@ -1889,7 +1889,7 @@
                 <w:sz w:val="16"/>
                 <w:szCs w:val="16"/>
               </w:rPr>
-              <w:t xml:space="preserve">3,0 %</w:t>
+              <w:t xml:space="preserve">24,5 %</w:t>
             </w:r>
           </w:p>
         </w:tc>
@@ -4054,7 +4054,7 @@
                 <w:sz w:val="16"/>
                 <w:szCs w:val="16"/>
               </w:rPr>
-              <w:t xml:space="preserve">9,6 %</w:t>
+              <w:t xml:space="preserve">8,4 %</w:t>
             </w:r>
           </w:p>
         </w:tc>
@@ -4089,7 +4089,7 @@
                 <w:sz w:val="16"/>
                 <w:szCs w:val="16"/>
               </w:rPr>
-              <w:t xml:space="preserve">7,8 %</w:t>
+              <w:t xml:space="preserve">8,4 %</w:t>
             </w:r>
           </w:p>
         </w:tc>
@@ -4124,7 +4124,7 @@
                 <w:sz w:val="16"/>
                 <w:szCs w:val="16"/>
               </w:rPr>
-              <w:t xml:space="preserve">7,8 %</w:t>
+              <w:t xml:space="preserve">8,4 %</w:t>
             </w:r>
           </w:p>
         </w:tc>
@@ -4513,7 +4513,7 @@
                 <w:sz w:val="16"/>
                 <w:szCs w:val="16"/>
               </w:rPr>
-              <w:t xml:space="preserve">10,0 %</w:t>
+              <w:t xml:space="preserve">8,5 %</w:t>
             </w:r>
           </w:p>
         </w:tc>
@@ -4548,7 +4548,7 @@
                 <w:sz w:val="16"/>
                 <w:szCs w:val="16"/>
               </w:rPr>
-              <w:t xml:space="preserve">7,7 %</w:t>
+              <w:t xml:space="preserve">8,5 %</w:t>
             </w:r>
           </w:p>
         </w:tc>
@@ -4583,7 +4583,7 @@
                 <w:sz w:val="16"/>
                 <w:szCs w:val="16"/>
               </w:rPr>
-              <w:t xml:space="preserve">7,7 %</w:t>
+              <w:t xml:space="preserve">8,5 %</w:t>
             </w:r>
           </w:p>
         </w:tc>
@@ -5007,7 +5007,7 @@
           <w:sz w:val="19"/>
           <w:szCs w:val="19"/>
         </w:rPr>
-        <w:t xml:space="preserve">La DGCyE de PBA transfiere a los Consejos Escolares los fondos de inicio del ciclo lectivo antes de las clases (Ámbito, 2022), y con esos fondos se ponen en condiciones las escuelas estatales, matafuegos incluidos. Por eso las estatales recargan en febrero y las privadas quedan parejas.</w:t>
+        <w:t xml:space="preserve">La DGCyE de PBA transfiere a los Consejos Escolares los fondos de inicio del ciclo lectivo antes de las clases (Ámbito, 2022), y con esos fondos se ponen en condiciones las escuelas estatales, matafuegos incluidos. Las privadas quedan parejas.</w:t>
       </w:r>
     </w:p>
     <w:p>
@@ -5021,7 +5021,21 @@
           <w:sz w:val="19"/>
           <w:szCs w:val="19"/>
         </w:rPr>
-        <w:t xml:space="preserve">Porcentaje estatal (alumnos): CABA 51 % (Infobae, con datos de la UCA y del Relevamiento Anual) y PBA 72 % (CREEBBA, IAE 191). Cada planta los pondera con el peso de sus zonas en PROY_Indexado: comercial 64,6 % e industrial 67,6 %. Febrero = estatal + (1 − estatal) ÷ 12; cada otro mes = (1 − estatal) ÷ 12. En la comercial: febrero 67,5 % y 3,0 % el resto.</w:t>
+        <w:t xml:space="preserve">Si todas las estatales recargaran en febrero, ese mes se llevaría 67,5 % de las recargas del rubro. No hace falta: la carga vale un año desde que se hace (9.2.1), así que la planta, al tomar cada escuela, le asigna el turno en febrero, marzo o abril (inicio del ciclo, con los fondos ya transferidos) y desde ahí cada una vuelve en su mes. Se adopta repartir las estatales en 3 meses desde febrero (criterio de nivelación; parametros_recargas, B49).</w:t>
+      </w:r>
+    </w:p>
+    <w:p>
+      <w:pPr>
+        <w:spacing w:after="100" w:before="0" w:line="276"/>
+      </w:pPr>
+      <w:r>
+        <w:rPr>
+          <w:rFonts w:ascii="Arial" w:cs="Arial" w:eastAsia="Arial" w:hAnsi="Arial"/>
+          <w:color w:val="000000"/>
+          <w:sz w:val="19"/>
+          <w:szCs w:val="19"/>
+        </w:rPr>
+        <w:t xml:space="preserve">Porcentaje estatal (alumnos): CABA 51 % (Infobae, con datos de la UCA y del Relevamiento Anual) y PBA 72 % (CREEBBA, IAE 191). Cada planta los pondera con el peso de sus zonas en PROY_Indexado: comercial 64,6 % e industrial 67,6 %. Febrero a abril = estatal ÷ 3 + (1 − estatal) ÷ 12; cada otro mes = (1 − estatal) ÷ 12. En la comercial: febrero a abril 24,5 % y 3,0 % el resto.</w:t>
       </w:r>
     </w:p>
     <w:p>
@@ -11442,7 +11456,7 @@
           <w:sz w:val="19"/>
           <w:szCs w:val="19"/>
         </w:rPr>
-        <w:t xml:space="preserve"> comercial 3 × 2 turnos, 52 % (demanda 149,38 u/h); industrial 2 × 1 turno, 81 % (demanda 77,36 u/h).</w:t>
+        <w:t xml:space="preserve"> comercial 3 × 2 turnos, 52 % (demanda 149,15 u/h); industrial 2 × 1 turno, 80 % (demanda 77,22 u/h).</w:t>
       </w:r>
     </w:p>
     <w:p>
@@ -11607,7 +11621,7 @@
           <w:sz w:val="19"/>
           <w:szCs w:val="19"/>
         </w:rPr>
-        <w:t xml:space="preserve"> comercial 3 × 2 turnos, 62 % (demanda 149,23 u/h); industrial 2 × 2 turnos, 48 % (demanda 77,36 u/h).</w:t>
+        <w:t xml:space="preserve"> comercial 3 × 2 turnos, 62 % (demanda 149,03 u/h); industrial 2 × 2 turnos, 48 % (demanda 77,22 u/h).</w:t>
       </w:r>
     </w:p>
     <w:p>
@@ -11772,7 +11786,7 @@
           <w:sz w:val="19"/>
           <w:szCs w:val="19"/>
         </w:rPr>
-        <w:t xml:space="preserve"> comercial 2 × 2 turnos, 67 % (demanda 114,11 u/h); industrial 1 × 2 turnos, 70 % (demanda 59,19 u/h).</w:t>
+        <w:t xml:space="preserve"> comercial 2 × 2 turnos, 67 % (demanda 113,99 u/h); industrial 1 × 2 turnos, 70 % (demanda 59,10 u/h).</w:t>
       </w:r>
     </w:p>
     <w:p>
@@ -11788,7 +11802,7 @@
           <w:sz w:val="19"/>
           <w:szCs w:val="19"/>
         </w:rPr>
-        <w:t xml:space="preserve">5.4 Descarga a descarte (ABC y Clase D)</w:t>
+        <w:t xml:space="preserve">5.4 Descarga a descarte (ABC, BC y Clase D)</w:t>
       </w:r>
     </w:p>
     <w:p>
@@ -11813,7 +11827,7 @@
           <w:sz w:val="19"/>
           <w:szCs w:val="19"/>
         </w:rPr>
-        <w:t xml:space="preserve"> Tambor Yukon M-000030 (máquina). </w:t>
+        <w:t xml:space="preserve"> Tambor Yukon M-000030 de ABC y Clase D + tambor exclusivo de BC (máquina). </w:t>
       </w:r>
       <w:r>
         <w:rPr>
@@ -11833,7 +11847,7 @@
           <w:sz w:val="19"/>
           <w:szCs w:val="19"/>
         </w:rPr>
-        <w:t xml:space="preserve"> ABC con presión al que le toca el cambio de polvo por el dígito del año (9.9.4 a) y Clase D con presión (se carga siempre con polvo nuevo). </w:t>
+        <w:t xml:space="preserve"> ABC con presión al que le toca el cambio de polvo por el dígito del año (9.9.4 a); BC y Clase D con presión (se cargan siempre con polvo nuevo; BC en su tambor). </w:t>
       </w:r>
       <w:r>
         <w:rPr>
@@ -11853,7 +11867,7 @@
           <w:sz w:val="19"/>
           <w:szCs w:val="19"/>
         </w:rPr>
-        <w:t xml:space="preserve"> ABC 9,5 %, Clase D 95,0 %.</w:t>
+        <w:t xml:space="preserve"> ABC 9,5 %, BC 95,0 %, Clase D 95,0 %.</w:t>
       </w:r>
     </w:p>
     <w:p>
@@ -11912,7 +11926,7 @@
           <w:sz w:val="19"/>
           <w:szCs w:val="19"/>
         </w:rPr>
-        <w:t xml:space="preserve">ABC con presión al que le toca el cambio por el dígito del año (9,5 % del ABC) y Clase D con presión (95 %). La versión anterior tenía un puesto propio de descarga y carga Clase D de 490 s sin fuente; el Word de recargas dice que la descarga y la PH de Clase D usan las máquinas comunes, y como el polvo descargado no se reutiliza, no hay riesgo de mezclarlo con el ABC recuperable.</w:t>
+        <w:t xml:space="preserve">ABC con presión al que le toca el cambio por el dígito del año (9,5 % del ABC), BC con presión (el polvo BC se cambia siempre, Word) y Clase D con presión (95 %). El Word de recargas dice que la descarga y la PH de Clase D usan las máquinas comunes; como el polvo descargado no se reutiliza, no hay riesgo de mezclarlo con el ABC recuperable. El BC va a su propio tambor, al lado: la mezcla de ABC con BC puede reaccionar y levantar presión (IRAM 3517-2, 3.5.3.4). Antes el BC tenía un puesto aparte con 0,3 % de aprovechamiento; el tambor es un accesorio del mismo puesto y del mismo operario.</w:t>
       </w:r>
     </w:p>
     <w:p>
@@ -11937,7 +11951,7 @@
           <w:sz w:val="19"/>
           <w:szCs w:val="19"/>
         </w:rPr>
-        <w:t xml:space="preserve"> comercial 1 × 1 turno, 30 % (demanda 12,81 u/h); industrial 1 × 1 turno, 16 % (demanda 6,64 u/h).</w:t>
+        <w:t xml:space="preserve"> comercial 1 × 1 turno, 31 % (demanda 12,94 u/h); industrial 1 × 1 turno, 16 % (demanda 6,71 u/h).</w:t>
       </w:r>
     </w:p>
     <w:p>
@@ -11953,7 +11967,7 @@
           <w:sz w:val="19"/>
           <w:szCs w:val="19"/>
         </w:rPr>
-        <w:t xml:space="preserve">5.5 Descarga BC</w:t>
+        <w:t xml:space="preserve">5.5 Descarga y carga de agua / AFFF / sales K</w:t>
       </w:r>
     </w:p>
     <w:p>
@@ -11978,7 +11992,7 @@
           <w:sz w:val="19"/>
           <w:szCs w:val="19"/>
         </w:rPr>
-        <w:t xml:space="preserve"> Tambor Yukon M-000030 dedicado BC (máquina). </w:t>
+        <w:t xml:space="preserve"> IBC 1.000 l (AFFF), tanque 600 l (agua) y tanque de premezcla con bomba 40 l/min + balanza (máquina). </w:t>
       </w:r>
       <w:r>
         <w:rPr>
@@ -11998,7 +12012,7 @@
           <w:sz w:val="19"/>
           <w:szCs w:val="19"/>
         </w:rPr>
-        <w:t xml:space="preserve"> BC con presión: el polvo BC se cambia siempre. </w:t>
+        <w:t xml:space="preserve"> Descarga los que llegan con presión y carga todos: el agente se cambia todos los años (Anexo E). </w:t>
       </w:r>
       <w:r>
         <w:rPr>
@@ -12018,7 +12032,7 @@
           <w:sz w:val="19"/>
           <w:szCs w:val="19"/>
         </w:rPr>
-        <w:t xml:space="preserve"> BC 95,0 %.</w:t>
+        <w:t xml:space="preserve"> Agua 95,0 %, AFFF 95,0 %, Sales K 95,0 %.</w:t>
       </w:r>
     </w:p>
     <w:p>
@@ -12043,7 +12057,7 @@
           <w:sz w:val="19"/>
           <w:szCs w:val="19"/>
         </w:rPr>
-        <w:t xml:space="preserve"> Escanear y agitado 15 + descargar 60 + tapar 10 = </w:t>
+        <w:t xml:space="preserve"> Descarga: escanear 10 + quitar lanza 10 + acoplar 15 + vaciar 60 + llevar a desarme 10. Carga: contraste y premezcla 20 + tara 10 + cargar 30 + corregir 15 + rosca 15 + registrar 10 = </w:t>
       </w:r>
       <w:r>
         <w:rPr>
@@ -12054,16 +12068,16 @@
           <w:sz w:val="19"/>
           <w:szCs w:val="19"/>
         </w:rPr>
-        <w:t xml:space="preserve">85 s</w:t>
-      </w:r>
-      <w:r>
-        <w:rPr>
-          <w:rFonts w:ascii="Arial" w:cs="Arial" w:eastAsia="Arial" w:hAnsi="Arial"/>
-          <w:color w:val="000000"/>
-          <w:sz w:val="19"/>
-          <w:szCs w:val="19"/>
-        </w:rPr>
-        <w:t xml:space="preserve"> → 42,4 u/h por máquina u operario.</w:t>
+        <w:t xml:space="preserve">205 s</w:t>
+      </w:r>
+      <w:r>
+        <w:rPr>
+          <w:rFonts w:ascii="Arial" w:cs="Arial" w:eastAsia="Arial" w:hAnsi="Arial"/>
+          <w:color w:val="000000"/>
+          <w:sz w:val="19"/>
+          <w:szCs w:val="19"/>
+        </w:rPr>
+        <w:t xml:space="preserve"> → 17,6 u/h por máquina u operario.</w:t>
       </w:r>
     </w:p>
     <w:p>
@@ -12077,7 +12091,7 @@
           <w:sz w:val="19"/>
           <w:szCs w:val="19"/>
         </w:rPr>
-        <w:t xml:space="preserve">El polvo BC se cambia siempre (Word), así que todo BC con presión (95 %) pasa por el tambor dedicado. La demanda es baja porque el BC es 0,2 % de las recargas; el puesto existe para no contaminar el ABC.</w:t>
+        <w:t xml:space="preserve">El agente se cambia todos los años (Anexo E): se descarga el 95 % que llega con presión y se cargan todos. La tabla de operaciones decía 180 s de descarga y el paso a paso 105 s; vale el paso a paso. La tabla 3 de IRAM 3517-2 da de 40 a 65 s de descarga en manuales, coherente con los 60 s de vaciado. La carga lleva 100 s y la premezcla de AFFF y sales K se hace en el tanque con bomba de 40 l/min. Antes eran dos puestos (descarga y carga); como el mismo operario de la zona de líquidos hace las dos, ahora es uno.</w:t>
       </w:r>
     </w:p>
     <w:p>
@@ -12102,7 +12116,7 @@
           <w:sz w:val="19"/>
           <w:szCs w:val="19"/>
         </w:rPr>
-        <w:t xml:space="preserve"> comercial 1 × 1 turno, 0 % (demanda 0,14 u/h); industrial 1 × 1 turno, 0 % (demanda 0,07 u/h).</w:t>
+        <w:t xml:space="preserve"> comercial 1 × 1 turno, 36 % (demanda 6,34 u/h); industrial 1 × 1 turno, 19 % (demanda 3,37 u/h).</w:t>
       </w:r>
     </w:p>
     <w:p>
@@ -12118,7 +12132,7 @@
           <w:sz w:val="19"/>
           <w:szCs w:val="19"/>
         </w:rPr>
-        <w:t xml:space="preserve">5.6 Descarga de agua / AFFF / sales K</w:t>
+        <w:t xml:space="preserve">5.6 Recuperación y carga de CO₂</w:t>
       </w:r>
     </w:p>
     <w:p>
@@ -12143,7 +12157,7 @@
           <w:sz w:val="19"/>
           <w:szCs w:val="19"/>
         </w:rPr>
-        <w:t xml:space="preserve"> IBC 1.000 l (AFFF) y tanque 600 l (agua) (máquina). </w:t>
+        <w:t xml:space="preserve"> Trasvasadora CO₂ 103/D1 + manifold (recupera y carga) (máquina). </w:t>
       </w:r>
       <w:r>
         <w:rPr>
@@ -12163,7 +12177,7 @@
           <w:sz w:val="19"/>
           <w:szCs w:val="19"/>
         </w:rPr>
-        <w:t xml:space="preserve"> Con presión: el agente se cambia todos los años (Anexo E). </w:t>
+        <w:t xml:space="preserve"> Recupera el CO₂ que va a PH o que hay que abrir; carga esos y los que llegan usados. </w:t>
       </w:r>
       <w:r>
         <w:rPr>
@@ -12183,7 +12197,7 @@
           <w:sz w:val="19"/>
           <w:szCs w:val="19"/>
         </w:rPr>
-        <w:t xml:space="preserve"> Agua 95,0 %, AFFF 95,0 %, Sales K 95,0 %.</w:t>
+        <w:t xml:space="preserve"> CO₂ 60,6 %.</w:t>
       </w:r>
     </w:p>
     <w:p>
@@ -12208,7 +12222,7 @@
           <w:sz w:val="19"/>
           <w:szCs w:val="19"/>
         </w:rPr>
-        <w:t xml:space="preserve"> Escanear 10 + quitar lanza 10 + acoplar 15 + vaciar 60 + llevar a desarme 10 = </w:t>
+        <w:t xml:space="preserve"> Recuperación (solo los que se abren; entra × 205/240): pesar 20 + conectar 20 + bombear 120 + verificar 20 + desconectar 15 + registrar 10 = 205 s. Carga: tarar y programar 30 + elegir origen 10 + abrir manifold 15 + llenar 150 + pesar 25 + registrar 10 = </w:t>
       </w:r>
       <w:r>
         <w:rPr>
@@ -12219,16 +12233,16 @@
           <w:sz w:val="19"/>
           <w:szCs w:val="19"/>
         </w:rPr>
-        <w:t xml:space="preserve">105 s</w:t>
-      </w:r>
-      <w:r>
-        <w:rPr>
-          <w:rFonts w:ascii="Arial" w:cs="Arial" w:eastAsia="Arial" w:hAnsi="Arial"/>
-          <w:color w:val="000000"/>
-          <w:sz w:val="19"/>
-          <w:szCs w:val="19"/>
-        </w:rPr>
-        <w:t xml:space="preserve"> → 34,3 u/h por máquina u operario.</w:t>
+        <w:t xml:space="preserve">240 s</w:t>
+      </w:r>
+      <w:r>
+        <w:rPr>
+          <w:rFonts w:ascii="Arial" w:cs="Arial" w:eastAsia="Arial" w:hAnsi="Arial"/>
+          <w:color w:val="000000"/>
+          <w:sz w:val="19"/>
+          <w:szCs w:val="19"/>
+        </w:rPr>
+        <w:t xml:space="preserve"> → 15,0 u/h por máquina u operario.</w:t>
       </w:r>
     </w:p>
     <w:p>
@@ -12242,7 +12256,7 @@
           <w:sz w:val="19"/>
           <w:szCs w:val="19"/>
         </w:rPr>
-        <w:t xml:space="preserve">El agente se cambia todos los años (Anexo E), así que pasa el 95 % que llega con presión. La tabla de operaciones decía 180 s y el paso a paso 105 s; vale el paso a paso. La tabla 3 de IRAM 3517-2 da de 40 a 65 s de descarga en manuales, coherente con los 60 s de vaciado.</w:t>
+        <w:t xml:space="preserve">La trasvasadora 103/D1 recupera y carga: antes eran dos puestos con una máquina cada uno y la máquina se contaba dos veces. La carga toma el CO₂ abierto (PH 25 % o válvula 5 %) o usado (5 %): 35 %. La recuperación, solo el abierto (30 %), con 205 s contra los 240 s de la carga: en la ruta entra como 30 % × 205/240. El resto se pesa y no se abre (Control de peso).</w:t>
       </w:r>
     </w:p>
     <w:p>
@@ -12267,7 +12281,7 @@
           <w:sz w:val="19"/>
           <w:szCs w:val="19"/>
         </w:rPr>
-        <w:t xml:space="preserve"> comercial 1 × 1 turno, 23 % (demanda 7,81 u/h); industrial 1 × 1 turno, 13 % (demanda 4,32 u/h).</w:t>
+        <w:t xml:space="preserve"> comercial 1 × 1 turno, 43 % (demanda 6,51 u/h); industrial 1 × 1 turno, 23 % (demanda 3,48 u/h).</w:t>
       </w:r>
     </w:p>
     <w:p>
@@ -12283,7 +12297,7 @@
           <w:sz w:val="19"/>
           <w:szCs w:val="19"/>
         </w:rPr>
-        <w:t xml:space="preserve">5.7 Recuperación de CO₂</w:t>
+        <w:t xml:space="preserve">5.7 Recuperación y carga de halogenado</w:t>
       </w:r>
     </w:p>
     <w:p>
@@ -12308,7 +12322,7 @@
           <w:sz w:val="19"/>
           <w:szCs w:val="19"/>
         </w:rPr>
-        <w:t xml:space="preserve"> Trasvasadora CO₂ 103/D1 (misma máquina que la carga) (máquina). </w:t>
+        <w:t xml:space="preserve"> Unidad THB/BP + pinza (recupera y carga) (máquina). </w:t>
       </w:r>
       <w:r>
         <w:rPr>
@@ -12328,7 +12342,7 @@
           <w:sz w:val="19"/>
           <w:szCs w:val="19"/>
         </w:rPr>
-        <w:t xml:space="preserve"> CO₂ que va a PH o que hay que abrir por daño o pérdida de peso. </w:t>
+        <w:t xml:space="preserve"> Halogenado que va a PH, que llega usado o que hay que abrir. </w:t>
       </w:r>
       <w:r>
         <w:rPr>
@@ -12348,7 +12362,7 @@
           <w:sz w:val="19"/>
           <w:szCs w:val="19"/>
         </w:rPr>
-        <w:t xml:space="preserve"> CO₂ 30,0 %.</w:t>
+        <w:t xml:space="preserve"> Halog. 35,0 %.</w:t>
       </w:r>
     </w:p>
     <w:p>
@@ -12373,7 +12387,7 @@
           <w:sz w:val="19"/>
           <w:szCs w:val="19"/>
         </w:rPr>
-        <w:t xml:space="preserve"> Pesar 20 + conectar 20 + bombear 120 + verificar y pesar 20 + desconectar 15 + registrar 10 = </w:t>
+        <w:t xml:space="preserve"> Recuperar: preparar cilindro de paso 60 + pesar 20 + conectar 30 + recuperar 300 + pesar ambos 40 + anotar 15. Cargar 300 + presurizar 40 + agitar y repetir 60 + pesar y registrar 30 = </w:t>
       </w:r>
       <w:r>
         <w:rPr>
@@ -12384,16 +12398,16 @@
           <w:sz w:val="19"/>
           <w:szCs w:val="19"/>
         </w:rPr>
-        <w:t xml:space="preserve">205 s</w:t>
-      </w:r>
-      <w:r>
-        <w:rPr>
-          <w:rFonts w:ascii="Arial" w:cs="Arial" w:eastAsia="Arial" w:hAnsi="Arial"/>
-          <w:color w:val="000000"/>
-          <w:sz w:val="19"/>
-          <w:szCs w:val="19"/>
-        </w:rPr>
-        <w:t xml:space="preserve"> → 17,6 u/h por máquina u operario.</w:t>
+        <w:t xml:space="preserve">895 s</w:t>
+      </w:r>
+      <w:r>
+        <w:rPr>
+          <w:rFonts w:ascii="Arial" w:cs="Arial" w:eastAsia="Arial" w:hAnsi="Arial"/>
+          <w:color w:val="000000"/>
+          <w:sz w:val="19"/>
+          <w:szCs w:val="19"/>
+        </w:rPr>
+        <w:t xml:space="preserve"> → 4,0 u/h por máquina u operario.</w:t>
       </w:r>
     </w:p>
     <w:p>
@@ -12407,7 +12421,7 @@
           <w:sz w:val="19"/>
           <w:szCs w:val="19"/>
         </w:rPr>
-        <w:t xml:space="preserve">Solo se abre el CO₂ que va a PH (25 %) o que perdió masa o tiene daño en la válvula (5 %, § 4.6): 30 %. El resto se pesa y no se abre (Control de peso).</w:t>
+        <w:t xml:space="preserve">La unidad THB/BP recupera y carga; antes eran dos puestos. Pasa el halogenado que va a PH (25 %), que llega usado (5 %) o que hay que abrir (5 %): 35 %, con 465 s de recuperación y 430 s de carga y presurización. Es el puesto con menos demanda de la planta: queda porque el Word de recargas le da al halogenado su propia unidad de recuperación y carga, que no sirve para el CO₂.</w:t>
       </w:r>
     </w:p>
     <w:p>
@@ -12432,7 +12446,7 @@
           <w:sz w:val="19"/>
           <w:szCs w:val="19"/>
         </w:rPr>
-        <w:t xml:space="preserve"> comercial 1 × 1 turno, 24 % (demanda 4,21 u/h); industrial 1 × 1 turno, 13 % (demanda 2,35 u/h).</w:t>
+        <w:t xml:space="preserve"> comercial 1 × 1 turno, 3 % (demanda 0,14 u/h); industrial 1 × 1 turno, 2 % (demanda 0,07 u/h).</w:t>
       </w:r>
     </w:p>
     <w:p>
@@ -12448,7 +12462,7 @@
           <w:sz w:val="19"/>
           <w:szCs w:val="19"/>
         </w:rPr>
-        <w:t xml:space="preserve">5.8 Recuperación de halogenado</w:t>
+        <w:t xml:space="preserve">5.8 Desarme y limpieza — recinto</w:t>
       </w:r>
     </w:p>
     <w:p>
@@ -12473,7 +12487,7 @@
           <w:sz w:val="19"/>
           <w:szCs w:val="19"/>
         </w:rPr>
-        <w:t xml:space="preserve"> Unidad THB/BP (misma máquina que la carga) (máquina). </w:t>
+        <w:t xml:space="preserve"> Lanza de soplado + aspiradora industrial + llaves (manual). </w:t>
       </w:r>
       <w:r>
         <w:rPr>
@@ -12493,7 +12507,7 @@
           <w:sz w:val="19"/>
           <w:szCs w:val="19"/>
         </w:rPr>
-        <w:t xml:space="preserve"> Halogenado que va a PH, que llega usado o que hay que abrir. </w:t>
+        <w:t xml:space="preserve"> Siempre en polvos (operación 4); la limpieza profunda, solo si va a PH. </w:t>
       </w:r>
       <w:r>
         <w:rPr>
@@ -12513,7 +12527,7 @@
           <w:sz w:val="19"/>
           <w:szCs w:val="19"/>
         </w:rPr>
-        <w:t xml:space="preserve"> Halog. 35,0 %.</w:t>
+        <w:t xml:space="preserve"> ABC 100 %, BC 100 %, Clase D 100 %.</w:t>
       </w:r>
     </w:p>
     <w:p>
@@ -12538,7 +12552,7 @@
           <w:sz w:val="19"/>
           <w:szCs w:val="19"/>
         </w:rPr>
-        <w:t xml:space="preserve"> Preparar y verificar cilindro de paso 60 + pesar 20 + conectar 30 + recuperar 300 + pesar ambos 40 + anotar 15 = </w:t>
+        <w:t xml:space="preserve"> Verificar 5 + retirar válvula 30 + marbete 5 + bandeja 10 + soplar 20 + limpieza profunda 120 × % ABC con PH + tapar 5 = </w:t>
       </w:r>
       <w:r>
         <w:rPr>
@@ -12549,16 +12563,16 @@
           <w:sz w:val="19"/>
           <w:szCs w:val="19"/>
         </w:rPr>
-        <w:t xml:space="preserve">465 s</w:t>
-      </w:r>
-      <w:r>
-        <w:rPr>
-          <w:rFonts w:ascii="Arial" w:cs="Arial" w:eastAsia="Arial" w:hAnsi="Arial"/>
-          <w:color w:val="000000"/>
-          <w:sz w:val="19"/>
-          <w:szCs w:val="19"/>
-        </w:rPr>
-        <w:t xml:space="preserve"> → 7,7 u/h por máquina u operario.</w:t>
+        <w:t xml:space="preserve">105 s</w:t>
+      </w:r>
+      <w:r>
+        <w:rPr>
+          <w:rFonts w:ascii="Arial" w:cs="Arial" w:eastAsia="Arial" w:hAnsi="Arial"/>
+          <w:color w:val="000000"/>
+          <w:sz w:val="19"/>
+          <w:szCs w:val="19"/>
+        </w:rPr>
+        <w:t xml:space="preserve"> → 34,3 u/h por máquina u operario.</w:t>
       </w:r>
     </w:p>
     <w:p>
@@ -12572,7 +12586,7 @@
           <w:sz w:val="19"/>
           <w:szCs w:val="19"/>
         </w:rPr>
-        <w:t xml:space="preserve">Halogenado que va a PH (25 %), que llega usado (5 %) o que hay que abrir (5 %): 35 %. El tiempo es largo (465 s) pero la demanda es la menor de la planta.</w:t>
+        <w:t xml:space="preserve">Todos los polvos pasan. La limpieza profunda (120 s) se hace solo en los que van a PH, por eso el tiempo tipo lleva 120 × 25 %. La tabla de operaciones decía 90 s; el paso a paso da 105 s con el mismo 25 % de PH.</w:t>
       </w:r>
     </w:p>
     <w:p>
@@ -12597,7 +12611,7 @@
           <w:sz w:val="19"/>
           <w:szCs w:val="19"/>
         </w:rPr>
-        <w:t xml:space="preserve"> comercial 1 × 1 turno, 2 % (demanda 0,14 u/h); industrial 1 × 1 turno, 1 % (demanda 0,07 u/h).</w:t>
+        <w:t xml:space="preserve"> comercial 3 × 2 turnos, 65 % (demanda 133,61 u/h); industrial 2 × 2 turnos, 51 % (demanda 69,28 u/h).</w:t>
       </w:r>
     </w:p>
     <w:p>
@@ -12613,7 +12627,7 @@
           <w:sz w:val="19"/>
           <w:szCs w:val="19"/>
         </w:rPr>
-        <w:t xml:space="preserve">5.9 Desarme y limpieza — recinto</w:t>
+        <w:t xml:space="preserve">5.9 Desarme e inspección interior — zona general</w:t>
       </w:r>
     </w:p>
     <w:p>
@@ -12638,7 +12652,7 @@
           <w:sz w:val="19"/>
           <w:szCs w:val="19"/>
         </w:rPr>
-        <w:t xml:space="preserve"> Lanza de soplado + aspiradora industrial + llaves (manual). </w:t>
+        <w:t xml:space="preserve"> Boroscopio Klein ET19 + llaves (manual). </w:t>
       </w:r>
       <w:r>
         <w:rPr>
@@ -12658,7 +12672,7 @@
           <w:sz w:val="19"/>
           <w:szCs w:val="19"/>
         </w:rPr>
-        <w:t xml:space="preserve"> Siempre en polvos (operación 4); la limpieza profunda, solo si va a PH. </w:t>
+        <w:t xml:space="preserve"> CO₂ y halogenados cuando se abren; agua, AFFF y sales K siempre. </w:t>
       </w:r>
       <w:r>
         <w:rPr>
@@ -12678,7 +12692,7 @@
           <w:sz w:val="19"/>
           <w:szCs w:val="19"/>
         </w:rPr>
-        <w:t xml:space="preserve"> ABC 100 %, BC 100 %, Clase D 100 %.</w:t>
+        <w:t xml:space="preserve"> Agua 100 %, AFFF 100 %, Sales K 100 %, CO₂ 30,0 %, Halog. 35,0 %.</w:t>
       </w:r>
     </w:p>
     <w:p>
@@ -12703,7 +12717,7 @@
           <w:sz w:val="19"/>
           <w:szCs w:val="19"/>
         </w:rPr>
-        <w:t xml:space="preserve"> Verificar 5 + retirar válvula 30 + marbete 5 + bandeja 10 + soplar 20 + limpieza profunda 120 × % ABC con PH + tapar 5 = </w:t>
+        <w:t xml:space="preserve"> Confirmar vacío 10 + retirar válvula 40 + boroscopio 60 + enjuague 90 × 40 % + foto 15 + tapar 15 = </w:t>
       </w:r>
       <w:r>
         <w:rPr>
@@ -12714,16 +12728,16 @@
           <w:sz w:val="19"/>
           <w:szCs w:val="19"/>
         </w:rPr>
-        <w:t xml:space="preserve">105 s</w:t>
-      </w:r>
-      <w:r>
-        <w:rPr>
-          <w:rFonts w:ascii="Arial" w:cs="Arial" w:eastAsia="Arial" w:hAnsi="Arial"/>
-          <w:color w:val="000000"/>
-          <w:sz w:val="19"/>
-          <w:szCs w:val="19"/>
-        </w:rPr>
-        <w:t xml:space="preserve"> → 34,3 u/h por máquina u operario.</w:t>
+        <w:t xml:space="preserve">176 s</w:t>
+      </w:r>
+      <w:r>
+        <w:rPr>
+          <w:rFonts w:ascii="Arial" w:cs="Arial" w:eastAsia="Arial" w:hAnsi="Arial"/>
+          <w:color w:val="000000"/>
+          <w:sz w:val="19"/>
+          <w:szCs w:val="19"/>
+        </w:rPr>
+        <w:t xml:space="preserve"> → 20,5 u/h por máquina u operario.</w:t>
       </w:r>
     </w:p>
     <w:p>
@@ -12737,7 +12751,7 @@
           <w:sz w:val="19"/>
           <w:szCs w:val="19"/>
         </w:rPr>
-        <w:t xml:space="preserve">Todos los polvos pasan. La limpieza profunda (120 s) se hace solo en los que van a PH, por eso el tiempo tipo lleva 120 × 25 %. La tabla de operaciones decía 90 s; el paso a paso da 105 s con el mismo 25 % de PH.</w:t>
+        <w:t xml:space="preserve">CO₂ y halogenados solo cuando se abren; agua, AFFF y sales K siempre. El enjuague (90 s) lleva el 40 % del original: es un criterio del grupo que queda para la visita (§ 12).</w:t>
       </w:r>
     </w:p>
     <w:p>
@@ -12762,7 +12776,7 @@
           <w:sz w:val="19"/>
           <w:szCs w:val="19"/>
         </w:rPr>
-        <w:t xml:space="preserve"> comercial 3 × 2 turnos, 65 % (demanda 133,75 u/h); industrial 2 × 2 turnos, 51 % (demanda 69,37 u/h).</w:t>
+        <w:t xml:space="preserve"> comercial 1 × 1 turno, 49 % (demanda 10,04 u/h); industrial 1 × 1 turno, 26 % (demanda 5,34 u/h).</w:t>
       </w:r>
     </w:p>
     <w:p>
@@ -12778,7 +12792,7 @@
           <w:sz w:val="19"/>
           <w:szCs w:val="19"/>
         </w:rPr>
-        <w:t xml:space="preserve">5.10 Desarme e inspección interior — zona general</w:t>
+        <w:t xml:space="preserve">5.10 Laboratorio — Puffer y mufla</w:t>
       </w:r>
     </w:p>
     <w:p>
@@ -12803,7 +12817,7 @@
           <w:sz w:val="19"/>
           <w:szCs w:val="19"/>
         </w:rPr>
-        <w:t xml:space="preserve"> Boroscopio Klein ET19 + llaves (manual). </w:t>
+        <w:t xml:space="preserve"> Puffer Yukon M-100150 + mufla ORL-0 (máquina). </w:t>
       </w:r>
       <w:r>
         <w:rPr>
@@ -12823,7 +12837,7 @@
           <w:sz w:val="19"/>
           <w:szCs w:val="19"/>
         </w:rPr>
-        <w:t xml:space="preserve"> CO₂ y halogenados cuando se abren; agua, AFFF y sales K siempre. </w:t>
+        <w:t xml:space="preserve"> Cada tolva de 240 kg de polvo ABC recuperado antes de volver a usarla (operación 5; 9.9.3.1 y 9.9.3.3). </w:t>
       </w:r>
       <w:r>
         <w:rPr>
@@ -12843,7 +12857,7 @@
           <w:sz w:val="19"/>
           <w:szCs w:val="19"/>
         </w:rPr>
-        <w:t xml:space="preserve"> Agua 100 %, AFFF 100 %, Sales K 100 %, CO₂ 30,0 %, Halog. 35,0 %.</w:t>
+        <w:t xml:space="preserve"> ABC 1,0 %.</w:t>
       </w:r>
     </w:p>
     <w:p>
@@ -12868,7 +12882,7 @@
           <w:sz w:val="19"/>
           <w:szCs w:val="19"/>
         </w:rPr>
-        <w:t xml:space="preserve"> Confirmar vacío 10 + retirar válvula 40 + boroscopio 60 + enjuague 90 × 40 % + foto 15 + tapar 15 = </w:t>
+        <w:t xml:space="preserve"> Tiempo por ENSAYO: registro 300 + mufla 600 + Puffer 1.800 + dictamen 60 + carga 120 + liberar tolva 300 = </w:t>
       </w:r>
       <w:r>
         <w:rPr>
@@ -12879,16 +12893,16 @@
           <w:sz w:val="19"/>
           <w:szCs w:val="19"/>
         </w:rPr>
-        <w:t xml:space="preserve">176 s</w:t>
-      </w:r>
-      <w:r>
-        <w:rPr>
-          <w:rFonts w:ascii="Arial" w:cs="Arial" w:eastAsia="Arial" w:hAnsi="Arial"/>
-          <w:color w:val="000000"/>
-          <w:sz w:val="19"/>
-          <w:szCs w:val="19"/>
-        </w:rPr>
-        <w:t xml:space="preserve"> → 20,5 u/h por máquina u operario.</w:t>
+        <w:t xml:space="preserve">3.180 s</w:t>
+      </w:r>
+      <w:r>
+        <w:rPr>
+          <w:rFonts w:ascii="Arial" w:cs="Arial" w:eastAsia="Arial" w:hAnsi="Arial"/>
+          <w:color w:val="000000"/>
+          <w:sz w:val="19"/>
+          <w:szCs w:val="19"/>
+        </w:rPr>
+        <w:t xml:space="preserve"> → 1,1 u/h por máquina u operario.</w:t>
       </w:r>
     </w:p>
     <w:p>
@@ -12902,7 +12916,7 @@
           <w:sz w:val="19"/>
           <w:szCs w:val="19"/>
         </w:rPr>
-        <w:t xml:space="preserve">CO₂ y halogenados solo cuando se abren; agua, AFFF y sales K siempre. El enjuague (90 s) lleva el 40 % del original: es un criterio del grupo que queda para la visita (§ 12).</w:t>
+        <w:t xml:space="preserve">Antes se cargaban ensayos por día sin base. Ahora: la norma pide verificar el polvo en cada mantenimiento (9.9.3.1) y, para el ABC, el ensayo de fusión (9.9.3.3). Como el polvo recuperado de muchos equipos se junta en la tolva, la muestra representativa es la tolva: un ensayo cada 240 kg de polvo ABC recuperado. Por eso la demanda sube con las recargas y deja de ser un número fijo.</w:t>
       </w:r>
     </w:p>
     <w:p>
@@ -12927,7 +12941,7 @@
           <w:sz w:val="19"/>
           <w:szCs w:val="19"/>
         </w:rPr>
-        <w:t xml:space="preserve"> comercial 1 × 1 turno, 61 % (demanda 12,57 u/h); industrial 1 × 1 turno, 34 % (demanda 6,98 u/h).</w:t>
+        <w:t xml:space="preserve"> comercial 1 × 2 turnos, 61 % (demanda 1,39 u/h); industrial 1 × 1 turno, 64 % (demanda 0,72 u/h).</w:t>
       </w:r>
     </w:p>
     <w:p>
@@ -12943,7 +12957,7 @@
           <w:sz w:val="19"/>
           <w:szCs w:val="19"/>
         </w:rPr>
-        <w:t xml:space="preserve">5.11 Laboratorio — Puffer y mufla</w:t>
+        <w:t xml:space="preserve">5.11 Prueba hidráulica</w:t>
       </w:r>
     </w:p>
     <w:p>
@@ -12968,7 +12982,7 @@
           <w:sz w:val="19"/>
           <w:szCs w:val="19"/>
         </w:rPr>
-        <w:t xml:space="preserve"> Puffer Yukon M-100150 + mufla ORL-0 (máquina). </w:t>
+        <w:t xml:space="preserve"> Máquina PH Yukon 300 kg/cm² (máquina). </w:t>
       </w:r>
       <w:r>
         <w:rPr>
@@ -12988,7 +13002,7 @@
           <w:sz w:val="19"/>
           <w:szCs w:val="19"/>
         </w:rPr>
-        <w:t xml:space="preserve"> Cada tolva de 240 kg de polvo ABC recuperado antes de volver a usarla (operación 5; 9.9.3.1 y 9.9.3.3). </w:t>
+        <w:t xml:space="preserve"> PH vencida o que vence antes del próximo mantenimiento, o daño menor (operación 6; 9.7.2, Anexo E y 9.7.1.2). </w:t>
       </w:r>
       <w:r>
         <w:rPr>
@@ -13008,7 +13022,7 @@
           <w:sz w:val="19"/>
           <w:szCs w:val="19"/>
         </w:rPr>
-        <w:t xml:space="preserve"> ABC 1,0 %.</w:t>
+        <w:t xml:space="preserve"> ABC 25,0 %, BC 25,0 %, Clase D 25,0 %, Agua 55,0 %, AFFF 55,0 %, Sales K 55,0 %, CO₂ 25,0 %, Halog. 25,0 %.</w:t>
       </w:r>
     </w:p>
     <w:p>
@@ -13033,7 +13047,7 @@
           <w:sz w:val="19"/>
           <w:szCs w:val="19"/>
         </w:rPr>
-        <w:t xml:space="preserve"> Tiempo por ENSAYO: registro 300 + mufla 600 + Puffer 1.800 + dictamen 60 + carga 120 + liberar tolva 300 = </w:t>
+        <w:t xml:space="preserve"> Verificar con patrón 12 + escanear 20 + llenar y conectar 90 + ensayo 90 + vaciar y retirar 75 + registrar 15 = </w:t>
       </w:r>
       <w:r>
         <w:rPr>
@@ -13044,16 +13058,16 @@
           <w:sz w:val="19"/>
           <w:szCs w:val="19"/>
         </w:rPr>
-        <w:t xml:space="preserve">3.180 s</w:t>
-      </w:r>
-      <w:r>
-        <w:rPr>
-          <w:rFonts w:ascii="Arial" w:cs="Arial" w:eastAsia="Arial" w:hAnsi="Arial"/>
-          <w:color w:val="000000"/>
-          <w:sz w:val="19"/>
-          <w:szCs w:val="19"/>
-        </w:rPr>
-        <w:t xml:space="preserve"> → 1,1 u/h por máquina u operario.</w:t>
+        <w:t xml:space="preserve">302 s</w:t>
+      </w:r>
+      <w:r>
+        <w:rPr>
+          <w:rFonts w:ascii="Arial" w:cs="Arial" w:eastAsia="Arial" w:hAnsi="Arial"/>
+          <w:color w:val="000000"/>
+          <w:sz w:val="19"/>
+          <w:szCs w:val="19"/>
+        </w:rPr>
+        <w:t xml:space="preserve"> → 11,9 u/h por máquina u operario.</w:t>
       </w:r>
     </w:p>
     <w:p>
@@ -13067,7 +13081,7 @@
           <w:sz w:val="19"/>
           <w:szCs w:val="19"/>
         </w:rPr>
-        <w:t xml:space="preserve">Antes se cargaban ensayos por día sin base. Ahora: la norma pide verificar el polvo en cada mantenimiento (9.9.3.1) y, para el ABC, el ensayo de fusión (9.9.3.3). Como el polvo recuperado de muchos equipos se junta en la tolva, la muestra representativa es la tolva: un ensayo cada 240 kg de polvo ABC recuperado. Por eso la demanda sube con las recargas y deja de ser un número fijo.</w:t>
+        <w:t xml:space="preserve">Vence la PH (20 % en polvos y CO₂, 50 % en agua, AFFF y sales K) más el daño menor (5 %, § 4.3). Es el puesto más sensible a ese 5 %: con 10 % la planta industrial necesita el 2° turno en PH; con 0 % la comercial ahorra una máquina. El CO₂ lleva además ultrasonido y acuñado, que no están en el tiempo (§ 12).</w:t>
       </w:r>
     </w:p>
     <w:p>
@@ -13092,7 +13106,7 @@
           <w:sz w:val="19"/>
           <w:szCs w:val="19"/>
         </w:rPr>
-        <w:t xml:space="preserve"> comercial 1 × 2 turnos, 61 % (demanda 1,39 u/h); industrial 1 × 1 turno, 64 % (demanda 0,72 u/h).</w:t>
+        <w:t xml:space="preserve"> comercial 3 × 2 turnos, 55 % (demanda 39,03 u/h); industrial 2 × 1 turno, 85 % (demanda 20,22 u/h).</w:t>
       </w:r>
     </w:p>
     <w:p>
@@ -13108,7 +13122,7 @@
           <w:sz w:val="19"/>
           <w:szCs w:val="19"/>
         </w:rPr>
-        <w:t xml:space="preserve">5.12 Prueba hidráulica</w:t>
+        <w:t xml:space="preserve">5.12 Secado</w:t>
       </w:r>
     </w:p>
     <w:p>
@@ -13133,7 +13147,7 @@
           <w:sz w:val="19"/>
           <w:szCs w:val="19"/>
         </w:rPr>
-        <w:t xml:space="preserve"> Máquina PH Yukon 300 kg/cm² (máquina). </w:t>
+        <w:t xml:space="preserve"> Secadora Yukon de 6 recipientes (máquina). </w:t>
       </w:r>
       <w:r>
         <w:rPr>
@@ -13153,7 +13167,7 @@
           <w:sz w:val="19"/>
           <w:szCs w:val="19"/>
         </w:rPr>
-        <w:t xml:space="preserve"> PH vencida o que vence antes del próximo mantenimiento, o daño menor (operación 6; 9.7.2, Anexo E y 9.7.1.2). </w:t>
+        <w:t xml:space="preserve"> Después de la PH, el mismo día; en polvos también si hay humedad al desarmar (operación 7). </w:t>
       </w:r>
       <w:r>
         <w:rPr>
@@ -13173,7 +13187,7 @@
           <w:sz w:val="19"/>
           <w:szCs w:val="19"/>
         </w:rPr>
-        <w:t xml:space="preserve"> ABC 25,0 %, BC 25,0 %, Clase D 25,0 %, Agua 55,0 %, AFFF 55,0 %, Sales K 55,0 %, CO₂ 25,0 %, Halog. 25,0 %.</w:t>
+        <w:t xml:space="preserve"> ABC 26,0 %, BC 26,0 %, Clase D 26,0 %, CO₂ 25,0 %, Halog. 25,0 %.</w:t>
       </w:r>
     </w:p>
     <w:p>
@@ -13198,7 +13212,7 @@
           <w:sz w:val="19"/>
           <w:szCs w:val="19"/>
         </w:rPr>
-        <w:t xml:space="preserve"> Verificar con patrón 12 + escanear 20 + llenar y conectar 90 + ensayo 90 + vaciar y retirar 75 + registrar 15 = </w:t>
+        <w:t xml:space="preserve"> Colocar 15 + 15 min ÷ 6 recipientes = 150 + retirar 15 = </w:t>
       </w:r>
       <w:r>
         <w:rPr>
@@ -13209,16 +13223,16 @@
           <w:sz w:val="19"/>
           <w:szCs w:val="19"/>
         </w:rPr>
-        <w:t xml:space="preserve">302 s</w:t>
-      </w:r>
-      <w:r>
-        <w:rPr>
-          <w:rFonts w:ascii="Arial" w:cs="Arial" w:eastAsia="Arial" w:hAnsi="Arial"/>
-          <w:color w:val="000000"/>
-          <w:sz w:val="19"/>
-          <w:szCs w:val="19"/>
-        </w:rPr>
-        <w:t xml:space="preserve"> → 11,9 u/h por máquina u operario.</w:t>
+        <w:t xml:space="preserve">180 s</w:t>
+      </w:r>
+      <w:r>
+        <w:rPr>
+          <w:rFonts w:ascii="Arial" w:cs="Arial" w:eastAsia="Arial" w:hAnsi="Arial"/>
+          <w:color w:val="000000"/>
+          <w:sz w:val="19"/>
+          <w:szCs w:val="19"/>
+        </w:rPr>
+        <w:t xml:space="preserve"> → 20,0 u/h por máquina u operario.</w:t>
       </w:r>
     </w:p>
     <w:p>
@@ -13232,7 +13246,7 @@
           <w:sz w:val="19"/>
           <w:szCs w:val="19"/>
         </w:rPr>
-        <w:t xml:space="preserve">Vence la PH (20 % en polvos y CO₂, 50 % en agua, AFFF y sales K) más el daño menor (5 %, § 4.3). Es el puesto más sensible a ese 5 %: con 10 % la planta industrial necesita el 2° turno en PH; con 0 % la comercial ahorra una máquina. El CO₂ lleva además ultrasonido y acuñado, que no están en el tiempo (§ 12).</w:t>
+        <w:t xml:space="preserve">Secadora Yukon de 6 recipientes: 15 min por ciclo ÷ 6 = 150 s por recipiente, más colocar y retirar. Pasan los que salen de PH (el mismo día) y, en polvos, los que tienen humedad al desarmar (1 %, § 4.8). Agua, AFFF y sales K no se secan: se vuelven a llenar.</w:t>
       </w:r>
     </w:p>
     <w:p>
@@ -13257,7 +13271,7 @@
           <w:sz w:val="19"/>
           <w:szCs w:val="19"/>
         </w:rPr>
-        <w:t xml:space="preserve"> comercial 3 × 2 turnos, 55 % (demanda 39,09 u/h); industrial 2 × 1 turno, 86 % (demanda 20,55 u/h).</w:t>
+        <w:t xml:space="preserve"> comercial 2 × 2 turnos, 46 % (demanda 37,12 u/h); industrial 1 × 2 turnos, 48 % (demanda 19,24 u/h).</w:t>
       </w:r>
     </w:p>
     <w:p>
@@ -13273,7 +13287,7 @@
           <w:sz w:val="19"/>
           <w:szCs w:val="19"/>
         </w:rPr>
-        <w:t xml:space="preserve">5.13 Secado</w:t>
+        <w:t xml:space="preserve">5.13 Inspección interior con videoscopio</w:t>
       </w:r>
     </w:p>
     <w:p>
@@ -13298,7 +13312,7 @@
           <w:sz w:val="19"/>
           <w:szCs w:val="19"/>
         </w:rPr>
-        <w:t xml:space="preserve"> Secadora Yukon de 6 recipientes (máquina). </w:t>
+        <w:t xml:space="preserve"> Videoscopio + mesa con soporte en V (manual). </w:t>
       </w:r>
       <w:r>
         <w:rPr>
@@ -13318,7 +13332,7 @@
           <w:sz w:val="19"/>
           <w:szCs w:val="19"/>
         </w:rPr>
-        <w:t xml:space="preserve"> Después de la PH, el mismo día; en polvos también si hay humedad al desarmar (operación 7). </w:t>
+        <w:t xml:space="preserve"> Con el secado (operación 7). </w:t>
       </w:r>
       <w:r>
         <w:rPr>
@@ -13363,7 +13377,7 @@
           <w:sz w:val="19"/>
           <w:szCs w:val="19"/>
         </w:rPr>
-        <w:t xml:space="preserve"> Colocar 15 + 15 min ÷ 6 recipientes = 150 + retirar 15 = </w:t>
+        <w:t xml:space="preserve"> Recorrer con la sonda 60 + guardar foto 15 + tapar 10 = </w:t>
       </w:r>
       <w:r>
         <w:rPr>
@@ -13374,16 +13388,16 @@
           <w:sz w:val="19"/>
           <w:szCs w:val="19"/>
         </w:rPr>
-        <w:t xml:space="preserve">180 s</w:t>
-      </w:r>
-      <w:r>
-        <w:rPr>
-          <w:rFonts w:ascii="Arial" w:cs="Arial" w:eastAsia="Arial" w:hAnsi="Arial"/>
-          <w:color w:val="000000"/>
-          <w:sz w:val="19"/>
-          <w:szCs w:val="19"/>
-        </w:rPr>
-        <w:t xml:space="preserve"> → 20,0 u/h por máquina u operario.</w:t>
+        <w:t xml:space="preserve">85 s</w:t>
+      </w:r>
+      <w:r>
+        <w:rPr>
+          <w:rFonts w:ascii="Arial" w:cs="Arial" w:eastAsia="Arial" w:hAnsi="Arial"/>
+          <w:color w:val="000000"/>
+          <w:sz w:val="19"/>
+          <w:szCs w:val="19"/>
+        </w:rPr>
+        <w:t xml:space="preserve"> → 42,4 u/h por máquina u operario.</w:t>
       </w:r>
     </w:p>
     <w:p>
@@ -13397,7 +13411,7 @@
           <w:sz w:val="19"/>
           <w:szCs w:val="19"/>
         </w:rPr>
-        <w:t xml:space="preserve">Secadora Yukon de 6 recipientes: 15 min por ciclo ÷ 6 = 150 s por recipiente, más colocar y retirar. Pasan los que salen de PH (el mismo día) y, en polvos, los que tienen humedad al desarmar (1 %, § 4.8). Agua, AFFF y sales K no se secan: se vuelven a llenar.</w:t>
+        <w:t xml:space="preserve">Misma ruta que el secado. En la comercial queda en 88 % con 1 máquina y 1 turno: si el daño sube a 10 % o la humedad a 5 %, pasa a 2 turnos.</w:t>
       </w:r>
     </w:p>
     <w:p>
@@ -13422,7 +13436,7 @@
           <w:sz w:val="19"/>
           <w:szCs w:val="19"/>
         </w:rPr>
-        <w:t xml:space="preserve"> comercial 2 × 2 turnos, 46 % (demanda 37,16 u/h); industrial 1 × 2 turnos, 48 % (demanda 19,27 u/h).</w:t>
+        <w:t xml:space="preserve"> comercial 1 × 1 turno, 88 % (demanda 37,12 u/h); industrial 1 × 1 turno, 45 % (demanda 19,24 u/h).</w:t>
       </w:r>
     </w:p>
     <w:p>
@@ -13438,7 +13452,7 @@
           <w:sz w:val="19"/>
           <w:szCs w:val="19"/>
         </w:rPr>
-        <w:t xml:space="preserve">5.14 Inspección interior con videoscopio</w:t>
+        <w:t xml:space="preserve">5.14 Pintura</w:t>
       </w:r>
     </w:p>
     <w:p>
@@ -13463,7 +13477,7 @@
           <w:sz w:val="19"/>
           <w:szCs w:val="19"/>
         </w:rPr>
-        <w:t xml:space="preserve"> Videoscopio + mesa con soporte en V (manual). </w:t>
+        <w:t xml:space="preserve"> Cabina con extracción, HVLP, lámparas IR, amoladora (máquina). </w:t>
       </w:r>
       <w:r>
         <w:rPr>
@@ -13483,7 +13497,7 @@
           <w:sz w:val="19"/>
           <w:szCs w:val="19"/>
         </w:rPr>
-        <w:t xml:space="preserve"> Con el secado (operación 7). </w:t>
+        <w:t xml:space="preserve"> Óxido, metal a la vista, pérdida de brillo o color, o repintado parcial (operación 8; 9.10 y Anexo F). </w:t>
       </w:r>
       <w:r>
         <w:rPr>
@@ -13503,7 +13517,7 @@
           <w:sz w:val="19"/>
           <w:szCs w:val="19"/>
         </w:rPr>
-        <w:t xml:space="preserve"> ABC 26,0 %, BC 26,0 %, Clase D 26,0 %, CO₂ 25,0 %, Halog. 25,0 %.</w:t>
+        <w:t xml:space="preserve"> ABC 15,0 %, BC 15,0 %, Clase D 15,0 %, Agua 15,0 %, AFFF 15,0 %, Sales K 15,0 %, CO₂ 15,0 %, Halog. 15,0 %.</w:t>
       </w:r>
     </w:p>
     <w:p>
@@ -13528,7 +13542,7 @@
           <w:sz w:val="19"/>
           <w:szCs w:val="19"/>
         </w:rPr>
-        <w:t xml:space="preserve"> Recorrer con la sonda 60 + guardar foto 15 + tapar 10 = </w:t>
+        <w:t xml:space="preserve"> Placa, base y tapón + sacar óxido y lijar 120 + desengrasar 30 + enmascarar 30 + fondo anticorrosivo 45 + esmalte 60 + secado IR 30 min ÷ 6 por tanda = 300 + sacar cinta, base y registro 30 = </w:t>
       </w:r>
       <w:r>
         <w:rPr>
@@ -13539,16 +13553,16 @@
           <w:sz w:val="19"/>
           <w:szCs w:val="19"/>
         </w:rPr>
-        <w:t xml:space="preserve">85 s</w:t>
-      </w:r>
-      <w:r>
-        <w:rPr>
-          <w:rFonts w:ascii="Arial" w:cs="Arial" w:eastAsia="Arial" w:hAnsi="Arial"/>
-          <w:color w:val="000000"/>
-          <w:sz w:val="19"/>
-          <w:szCs w:val="19"/>
-        </w:rPr>
-        <w:t xml:space="preserve"> → 42,4 u/h por máquina u operario.</w:t>
+        <w:t xml:space="preserve">615 s</w:t>
+      </w:r>
+      <w:r>
+        <w:rPr>
+          <w:rFonts w:ascii="Arial" w:cs="Arial" w:eastAsia="Arial" w:hAnsi="Arial"/>
+          <w:color w:val="000000"/>
+          <w:sz w:val="19"/>
+          <w:szCs w:val="19"/>
+        </w:rPr>
+        <w:t xml:space="preserve"> → 5,9 u/h por máquina u operario.</w:t>
       </w:r>
     </w:p>
     <w:p>
@@ -13562,7 +13576,7 @@
           <w:sz w:val="19"/>
           <w:szCs w:val="19"/>
         </w:rPr>
-        <w:t xml:space="preserve">Misma ruta que el secado. En la comercial queda en 88 % con 1 máquina y 1 turno: si el daño sube a 10 % o la humedad a 5 %, pasa a 2 turnos.</w:t>
+        <w:t xml:space="preserve">El original tenía 750 s sin pasos. El paso a paso del Word ordena sacar óxido, desengrasar, enmascarar, fondo, esmalte y secar con lámparas infrarrojas «el tiempo que indique la ficha». La ficha del esmalte poliuretano de Sherwin (FT 27.00) da 30 min a 60 °C; con las lámparas cubriendo 6 recipientes por tanda quedan 300 s por recipiente. Total 615 s. El 15 % que se pinta no tiene estadística publicada (§ 4.7): con 25 % la comercial necesita 5 cabinas en vez de 3; con 5 %, 1.</w:t>
       </w:r>
     </w:p>
     <w:p>
@@ -13587,7 +13601,7 @@
           <w:sz w:val="19"/>
           <w:szCs w:val="19"/>
         </w:rPr>
-        <w:t xml:space="preserve"> comercial 1 × 1 turno, 88 % (demanda 37,16 u/h); industrial 1 × 1 turno, 45 % (demanda 19,27 u/h).</w:t>
+        <w:t xml:space="preserve"> comercial 3 × 2 turnos, 64 % (demanda 22,35 u/h); industrial 2 × 2 turnos, 49 % (demanda 11,58 u/h).</w:t>
       </w:r>
     </w:p>
     <w:p>
@@ -13603,7 +13617,7 @@
           <w:sz w:val="19"/>
           <w:szCs w:val="19"/>
         </w:rPr>
-        <w:t xml:space="preserve">5.15 Pintura</w:t>
+        <w:t xml:space="preserve">5.15 Carga de polvo ABC, BC y Clase D</w:t>
       </w:r>
     </w:p>
     <w:p>
@@ -13628,7 +13642,7 @@
           <w:sz w:val="19"/>
           <w:szCs w:val="19"/>
         </w:rPr>
-        <w:t xml:space="preserve"> Cabina con extracción, HVLP, lámparas IR, amoladora (máquina). </w:t>
+        <w:t xml:space="preserve"> Cargadora Yukon con corte por peso (ABC); cargadora portátil BC y embudo de Clase D, exclusivos (máquina). </w:t>
       </w:r>
       <w:r>
         <w:rPr>
@@ -13648,7 +13662,7 @@
           <w:sz w:val="19"/>
           <w:szCs w:val="19"/>
         </w:rPr>
-        <w:t xml:space="preserve"> Óxido, metal a la vista, pérdida de brillo o color, o repintado parcial (operación 8; 9.10 y Anexo F). </w:t>
+        <w:t xml:space="preserve"> Siempre (operación 9); BC y Clase D con su equipo, sin tocar el de ABC. </w:t>
       </w:r>
       <w:r>
         <w:rPr>
@@ -13668,7 +13682,7 @@
           <w:sz w:val="19"/>
           <w:szCs w:val="19"/>
         </w:rPr>
-        <w:t xml:space="preserve"> ABC 15,0 %, BC 15,0 %, Clase D 15,0 %, Agua 15,0 %, AFFF 15,0 %, Sales K 15,0 %, CO₂ 15,0 %, Halog. 15,0 %.</w:t>
+        <w:t xml:space="preserve"> ABC 100 %, BC 140 %, Clase D 205 % y los cilindros nuevos de sustituto ABC (comercial).</w:t>
       </w:r>
     </w:p>
     <w:p>
@@ -13693,7 +13707,7 @@
           <w:sz w:val="19"/>
           <w:szCs w:val="19"/>
         </w:rPr>
-        <w:t xml:space="preserve"> Placa, base y tapón + sacar óxido y lijar 120 + desengrasar 30 + enmascarar 30 + fondo anticorrosivo 45 + esmalte 60 + secado IR 30 min ÷ 6 por tanda = 300 + sacar cinta, base y registro 30 = </w:t>
+        <w:t xml:space="preserve"> BC (entra × 140/100): contraste 10 + tara 15 + carga portátil 75 + pesar 15 + rosca 15 + registrar 10 = 140 s. Clase D (entra × 205/100): tara 15 + 9 kg × 15 s/kg + ajuste 30 + rosca 15 + registro 10 = 205 s. ABC: tara 15 + carga 45 + pesar 15 + rosca 15 + registrar 10 = </w:t>
       </w:r>
       <w:r>
         <w:rPr>
@@ -13704,16 +13718,16 @@
           <w:sz w:val="19"/>
           <w:szCs w:val="19"/>
         </w:rPr>
-        <w:t xml:space="preserve">615 s</w:t>
-      </w:r>
-      <w:r>
-        <w:rPr>
-          <w:rFonts w:ascii="Arial" w:cs="Arial" w:eastAsia="Arial" w:hAnsi="Arial"/>
-          <w:color w:val="000000"/>
-          <w:sz w:val="19"/>
-          <w:szCs w:val="19"/>
-        </w:rPr>
-        <w:t xml:space="preserve"> → 5,9 u/h por máquina u operario.</w:t>
+        <w:t xml:space="preserve">100 s</w:t>
+      </w:r>
+      <w:r>
+        <w:rPr>
+          <w:rFonts w:ascii="Arial" w:cs="Arial" w:eastAsia="Arial" w:hAnsi="Arial"/>
+          <w:color w:val="000000"/>
+          <w:sz w:val="19"/>
+          <w:szCs w:val="19"/>
+        </w:rPr>
+        <w:t xml:space="preserve"> → 36,0 u/h por máquina u operario.</w:t>
       </w:r>
     </w:p>
     <w:p>
@@ -13727,7 +13741,7 @@
           <w:sz w:val="19"/>
           <w:szCs w:val="19"/>
         </w:rPr>
-        <w:t xml:space="preserve">El original tenía 750 s sin pasos. El paso a paso del Word ordena sacar óxido, desengrasar, enmascarar, fondo, esmalte y secar con lámparas infrarrojas «el tiempo que indique la ficha». La ficha del esmalte poliuretano de Sherwin (FT 27.00) da 30 min a 60 °C; con las lámparas cubriendo 6 recipientes por tanda quedan 300 s por recipiente. Total 615 s. El 15 % que se pinta no tiene estadística publicada (§ 4.7): con 25 % la comercial necesita 5 cabinas en vez de 3; con 5 %, 1.</w:t>
+        <w:t xml:space="preserve">ABC: tabla de operaciones 90 s; paso a paso 106 s con 6 s de contraste de balanza por turno. La tabla 9 del Word fija el contraste una vez por mes, así que no va en el tiempo de cada equipo: quedan 100 s. BC y Clase D se cargan en el mismo puesto, con el mismo operario, pero cada uno con su equipo exclusivo para no mezclar polvos (IRAM 3517-2, 3.5.3.4): la cargadora portátil BC (75 s para 5 kg, 140 s con tara, pesada, rosca y registro) y el embudo y la balanza de Clase D (9 kg × 15 s/kg, el ritmo de la cargadora BC: 205 s). Como tardan más que el ABC, entran en la ruta con su tiempo relativo: 140/100 y 205/100. Antes eran dos puestos propios con menos de 1 % de aprovechamiento cada uno.</w:t>
       </w:r>
     </w:p>
     <w:p>
@@ -13752,7 +13766,7 @@
           <w:sz w:val="19"/>
           <w:szCs w:val="19"/>
         </w:rPr>
-        <w:t xml:space="preserve"> comercial 3 × 2 turnos, 64 % (demanda 22,38 u/h); industrial 2 × 2 turnos, 50 % (demanda 11,60 u/h).</w:t>
+        <w:t xml:space="preserve"> comercial 3 × 2 turnos, 62 % (demanda 133,93 u/h); industrial 2 × 2 turnos, 48 % (demanda 69,38 u/h).</w:t>
       </w:r>
     </w:p>
     <w:p>
@@ -13768,7 +13782,7 @@
           <w:sz w:val="19"/>
           <w:szCs w:val="19"/>
         </w:rPr>
-        <w:t xml:space="preserve">5.16 Carga de polvo ABC</w:t>
+        <w:t xml:space="preserve">5.16 Ensamblaje y marbete — recinto</w:t>
       </w:r>
     </w:p>
     <w:p>
@@ -13793,7 +13807,7 @@
           <w:sz w:val="19"/>
           <w:szCs w:val="19"/>
         </w:rPr>
-        <w:t xml:space="preserve"> Máquina neumática Yukon con corte por peso (máquina). </w:t>
+        <w:t xml:space="preserve"> Morsa + llave dinamométrica (manual). </w:t>
       </w:r>
       <w:r>
         <w:rPr>
@@ -13813,7 +13827,7 @@
           <w:sz w:val="19"/>
           <w:szCs w:val="19"/>
         </w:rPr>
-        <w:t xml:space="preserve"> Siempre (operación 9). </w:t>
+        <w:t xml:space="preserve"> Siempre (operación 10). </w:t>
       </w:r>
       <w:r>
         <w:rPr>
@@ -13833,7 +13847,7 @@
           <w:sz w:val="19"/>
           <w:szCs w:val="19"/>
         </w:rPr>
-        <w:t xml:space="preserve"> ABC 100 % y los cilindros nuevos de sustituto ABC (comercial).</w:t>
+        <w:t xml:space="preserve"> ABC 100 %, BC 100 %, Clase D 100 % y los cilindros nuevos de sustituto ABC (comercial).</w:t>
       </w:r>
     </w:p>
     <w:p>
@@ -13858,7 +13872,7 @@
           <w:sz w:val="19"/>
           <w:szCs w:val="19"/>
         </w:rPr>
-        <w:t xml:space="preserve"> Tara 15 + carga 45 + pesar 15 + rosca 15 + registrar 10 = </w:t>
+        <w:t xml:space="preserve"> Escanear 10 + revisar piezas 30 + o-ring 20 + marbete 10 + enroscar 30 + manguera y repuestos 20 = </w:t>
       </w:r>
       <w:r>
         <w:rPr>
@@ -13869,16 +13883,16 @@
           <w:sz w:val="19"/>
           <w:szCs w:val="19"/>
         </w:rPr>
-        <w:t xml:space="preserve">100 s</w:t>
-      </w:r>
-      <w:r>
-        <w:rPr>
-          <w:rFonts w:ascii="Arial" w:cs="Arial" w:eastAsia="Arial" w:hAnsi="Arial"/>
-          <w:color w:val="000000"/>
-          <w:sz w:val="19"/>
-          <w:szCs w:val="19"/>
-        </w:rPr>
-        <w:t xml:space="preserve"> → 36,0 u/h por máquina u operario.</w:t>
+        <w:t xml:space="preserve">120 s</w:t>
+      </w:r>
+      <w:r>
+        <w:rPr>
+          <w:rFonts w:ascii="Arial" w:cs="Arial" w:eastAsia="Arial" w:hAnsi="Arial"/>
+          <w:color w:val="000000"/>
+          <w:sz w:val="19"/>
+          <w:szCs w:val="19"/>
+        </w:rPr>
+        <w:t xml:space="preserve"> → 30,0 u/h por máquina u operario.</w:t>
       </w:r>
     </w:p>
     <w:p>
@@ -13892,7 +13906,7 @@
           <w:sz w:val="19"/>
           <w:szCs w:val="19"/>
         </w:rPr>
-        <w:t xml:space="preserve">Tabla de operaciones 90 s; paso a paso 106 s con 6 s de contraste de balanza por turno. La tabla 9 del Word fija el contraste una vez por mes, así que no va en el tiempo de cada equipo: quedan 100 s.</w:t>
+        <w:t xml:space="preserve">Todos los polvos y los cilindros nuevos de sustituto (planta comercial). Es manual: se dimensiona con operarios y mesas, no con máquinas.</w:t>
       </w:r>
     </w:p>
     <w:p>
@@ -13917,7 +13931,7 @@
           <w:sz w:val="19"/>
           <w:szCs w:val="19"/>
         </w:rPr>
-        <w:t xml:space="preserve"> comercial 3 × 2 turnos, 62 % (demanda 133,61 u/h); industrial 2 × 2 turnos, 48 % (demanda 69,22 u/h).</w:t>
+        <w:t xml:space="preserve"> comercial 4 × 2 turnos, 56 % (demanda 133,72 u/h); industrial 2 × 2 turnos, 58 % (demanda 69,28 u/h).</w:t>
       </w:r>
     </w:p>
     <w:p>
@@ -13933,7 +13947,7 @@
           <w:sz w:val="19"/>
           <w:szCs w:val="19"/>
         </w:rPr>
-        <w:t xml:space="preserve">5.17 Carga de polvo BC</w:t>
+        <w:t xml:space="preserve">5.17 Presurización — recinto</w:t>
       </w:r>
     </w:p>
     <w:p>
@@ -13958,7 +13972,7 @@
           <w:sz w:val="19"/>
           <w:szCs w:val="19"/>
         </w:rPr>
-        <w:t xml:space="preserve"> Cargadora portátil Yukon dedicada BC (máquina). </w:t>
+        <w:t xml:space="preserve"> Pinza Yukon M-000150 + regulador (máquina). </w:t>
       </w:r>
       <w:r>
         <w:rPr>
@@ -13978,7 +13992,7 @@
           <w:sz w:val="19"/>
           <w:szCs w:val="19"/>
         </w:rPr>
-        <w:t xml:space="preserve"> Siempre. </w:t>
+        <w:t xml:space="preserve"> Siempre (operación 11). </w:t>
       </w:r>
       <w:r>
         <w:rPr>
@@ -13998,7 +14012,7 @@
           <w:sz w:val="19"/>
           <w:szCs w:val="19"/>
         </w:rPr>
-        <w:t xml:space="preserve"> BC 100 %.</w:t>
+        <w:t xml:space="preserve"> ABC 100 %, BC 100 %, Clase D 100 % y los cilindros nuevos de sustituto ABC (comercial).</w:t>
       </w:r>
     </w:p>
     <w:p>
@@ -14023,7 +14037,7 @@
           <w:sz w:val="19"/>
           <w:szCs w:val="19"/>
         </w:rPr>
-        <w:t xml:space="preserve"> Contraste 10 + tara 15 + carga portátil 75 + pesar 15 + rosca 15 + registrar 10 = </w:t>
+        <w:t xml:space="preserve"> Contraste por turno 3 + fijar presión 15 + colocar 10 + presurizar 20 + pasador 15 + registrar 10 = </w:t>
       </w:r>
       <w:r>
         <w:rPr>
@@ -14034,16 +14048,16 @@
           <w:sz w:val="19"/>
           <w:szCs w:val="19"/>
         </w:rPr>
-        <w:t xml:space="preserve">140 s</w:t>
-      </w:r>
-      <w:r>
-        <w:rPr>
-          <w:rFonts w:ascii="Arial" w:cs="Arial" w:eastAsia="Arial" w:hAnsi="Arial"/>
-          <w:color w:val="000000"/>
-          <w:sz w:val="19"/>
-          <w:szCs w:val="19"/>
-        </w:rPr>
-        <w:t xml:space="preserve"> → 25,7 u/h por máquina u operario.</w:t>
+        <w:t xml:space="preserve">73 s</w:t>
+      </w:r>
+      <w:r>
+        <w:rPr>
+          <w:rFonts w:ascii="Arial" w:cs="Arial" w:eastAsia="Arial" w:hAnsi="Arial"/>
+          <w:color w:val="000000"/>
+          <w:sz w:val="19"/>
+          <w:szCs w:val="19"/>
+        </w:rPr>
+        <w:t xml:space="preserve"> → 49,3 u/h por máquina u operario.</w:t>
       </w:r>
     </w:p>
     <w:p>
@@ -14057,7 +14071,7 @@
           <w:sz w:val="19"/>
           <w:szCs w:val="19"/>
         </w:rPr>
-        <w:t xml:space="preserve">Cargadora portátil dedicada: 75 s de carga para 5 kg. De ahí sale el ritmo de 15 s/kg que se usa en la carga manual de Clase D.</w:t>
+        <w:t xml:space="preserve">Mismos equipos que el ensamblaje. El contraste del manómetro patrón por turno (3 s por equipo) queda en el tiempo porque el Word lo pide al empezar cada turno.</w:t>
       </w:r>
     </w:p>
     <w:p>
@@ -14082,7 +14096,7 @@
           <w:sz w:val="19"/>
           <w:szCs w:val="19"/>
         </w:rPr>
-        <w:t xml:space="preserve"> comercial 1 × 1 turno, 1 % (demanda 0,15 u/h); industrial 1 × 1 turno, 0 % (demanda 0,08 u/h).</w:t>
+        <w:t xml:space="preserve"> comercial 2 × 2 turnos, 68 % (demanda 133,72 u/h); industrial 1 × 2 turnos, 70 % (demanda 69,28 u/h).</w:t>
       </w:r>
     </w:p>
     <w:p>
@@ -14098,7 +14112,7 @@
           <w:sz w:val="19"/>
           <w:szCs w:val="19"/>
         </w:rPr>
-        <w:t xml:space="preserve">5.18 Carga de polvo Clase D (manual, con embudo)</w:t>
+        <w:t xml:space="preserve">5.18 Ensamblaje y presurización — zona general</w:t>
       </w:r>
     </w:p>
     <w:p>
@@ -14123,7 +14137,7 @@
           <w:sz w:val="19"/>
           <w:szCs w:val="19"/>
         </w:rPr>
-        <w:t xml:space="preserve"> Recipiente exclusivo + embudo + balanza (manual). </w:t>
+        <w:t xml:space="preserve"> Morsa + dinamométrica + pinza Yukon (manual). </w:t>
       </w:r>
       <w:r>
         <w:rPr>
@@ -14143,7 +14157,7 @@
           <w:sz w:val="19"/>
           <w:szCs w:val="19"/>
         </w:rPr>
-        <w:t xml:space="preserve"> Siempre: carga manual con embudo para no contaminar el agente. </w:t>
+        <w:t xml:space="preserve"> CO₂ y halogenados que se abrieron; agua, AFFF y sales K siempre. </w:t>
       </w:r>
       <w:r>
         <w:rPr>
@@ -14163,7 +14177,7 @@
           <w:sz w:val="19"/>
           <w:szCs w:val="19"/>
         </w:rPr>
-        <w:t xml:space="preserve"> Clase D 100 %.</w:t>
+        <w:t xml:space="preserve"> Agua 100 %, AFFF 100 %, Sales K 100 %, CO₂ 30,0 %, Halog. 35,0 %.</w:t>
       </w:r>
     </w:p>
     <w:p>
@@ -14188,7 +14202,7 @@
           <w:sz w:val="19"/>
           <w:szCs w:val="19"/>
         </w:rPr>
-        <w:t xml:space="preserve"> Tara 15 + carga 9 kg × 15 s/kg = 135 + ajuste 30 + rosca 15 + registro 10 = </w:t>
+        <w:t xml:space="preserve"> Ensamblaje 120 + presurización 50 = </w:t>
       </w:r>
       <w:r>
         <w:rPr>
@@ -14199,16 +14213,16 @@
           <w:sz w:val="19"/>
           <w:szCs w:val="19"/>
         </w:rPr>
-        <w:t xml:space="preserve">205 s</w:t>
-      </w:r>
-      <w:r>
-        <w:rPr>
-          <w:rFonts w:ascii="Arial" w:cs="Arial" w:eastAsia="Arial" w:hAnsi="Arial"/>
-          <w:color w:val="000000"/>
-          <w:sz w:val="19"/>
-          <w:szCs w:val="19"/>
-        </w:rPr>
-        <w:t xml:space="preserve"> → 17,6 u/h por máquina u operario.</w:t>
+        <w:t xml:space="preserve">170 s</w:t>
+      </w:r>
+      <w:r>
+        <w:rPr>
+          <w:rFonts w:ascii="Arial" w:cs="Arial" w:eastAsia="Arial" w:hAnsi="Arial"/>
+          <w:color w:val="000000"/>
+          <w:sz w:val="19"/>
+          <w:szCs w:val="19"/>
+        </w:rPr>
+        <w:t xml:space="preserve"> → 21,2 u/h por máquina u operario.</w:t>
       </w:r>
     </w:p>
     <w:p>
@@ -14222,7 +14236,7 @@
           <w:sz w:val="19"/>
           <w:szCs w:val="19"/>
         </w:rPr>
-        <w:t xml:space="preserve">Se carga a mano con embudo para no contaminar el agente. 9 kg × 15 s/kg (el ritmo de la cargadora BC) = 135 s, más tara, ajuste, rosca y registro: 205 s. El original daba 490 s con 180 s de descarga manual, que ahora va al tambor de descarte.</w:t>
+        <w:t xml:space="preserve">CO₂ y halogenados que se abrieron; agua, AFFF y sales K siempre. El CO₂ no se presuriza y el halogenado se presuriza en su propia carga.</w:t>
       </w:r>
     </w:p>
     <w:p>
@@ -14247,7 +14261,7 @@
           <w:sz w:val="19"/>
           <w:szCs w:val="19"/>
         </w:rPr>
-        <w:t xml:space="preserve"> comercial 1 × 1 turno, 1 % (demanda 0,14 u/h); industrial 1 × 1 turno, 0 % (demanda 0,07 u/h).</w:t>
+        <w:t xml:space="preserve"> comercial 1 × 1 turno, 47 % (demanda 10,04 u/h); industrial 1 × 1 turno, 25 % (demanda 5,34 u/h).</w:t>
       </w:r>
     </w:p>
     <w:p>
@@ -14263,7 +14277,7 @@
           <w:sz w:val="19"/>
           <w:szCs w:val="19"/>
         </w:rPr>
-        <w:t xml:space="preserve">5.19 Carga de agua / AFFF / sales K</w:t>
+        <w:t xml:space="preserve">5.19 Control de peso (CO₂ y halogenados sin recarga)</w:t>
       </w:r>
     </w:p>
     <w:p>
@@ -14288,7 +14302,7 @@
           <w:sz w:val="19"/>
           <w:szCs w:val="19"/>
         </w:rPr>
-        <w:t xml:space="preserve"> Red + tanque de premezcla con bomba 40 l/min + balanza (máquina). </w:t>
+        <w:t xml:space="preserve"> Balanza (manual). </w:t>
       </w:r>
       <w:r>
         <w:rPr>
@@ -14308,7 +14322,7 @@
           <w:sz w:val="19"/>
           <w:szCs w:val="19"/>
         </w:rPr>
-        <w:t xml:space="preserve"> Siempre: el agente se cambia cada año (Anexo E). </w:t>
+        <w:t xml:space="preserve"> CO₂ y halogenados que no se abren: control anual de la masa (Anexo E). </w:t>
       </w:r>
       <w:r>
         <w:rPr>
@@ -14328,7 +14342,7 @@
           <w:sz w:val="19"/>
           <w:szCs w:val="19"/>
         </w:rPr>
-        <w:t xml:space="preserve"> Agua 95,0 %, AFFF 95,0 %, Sales K 95,0 %.</w:t>
+        <w:t xml:space="preserve"> CO₂ 65,0 %, Halog. 65,0 %.</w:t>
       </w:r>
     </w:p>
     <w:p>
@@ -14353,7 +14367,7 @@
           <w:sz w:val="19"/>
           <w:szCs w:val="19"/>
         </w:rPr>
-        <w:t xml:space="preserve"> Contraste y premezcla 20 + tara 10 + cargar 30 + corregir 15 + rosca 15 + registrar 10 = </w:t>
+        <w:t xml:space="preserve"> Pesar y comparar 30 + registrar 10 = </w:t>
       </w:r>
       <w:r>
         <w:rPr>
@@ -14364,16 +14378,16 @@
           <w:sz w:val="19"/>
           <w:szCs w:val="19"/>
         </w:rPr>
-        <w:t xml:space="preserve">100 s</w:t>
-      </w:r>
-      <w:r>
-        <w:rPr>
-          <w:rFonts w:ascii="Arial" w:cs="Arial" w:eastAsia="Arial" w:hAnsi="Arial"/>
-          <w:color w:val="000000"/>
-          <w:sz w:val="19"/>
-          <w:szCs w:val="19"/>
-        </w:rPr>
-        <w:t xml:space="preserve"> → 36,0 u/h por máquina u operario.</w:t>
+        <w:t xml:space="preserve">40 s</w:t>
+      </w:r>
+      <w:r>
+        <w:rPr>
+          <w:rFonts w:ascii="Arial" w:cs="Arial" w:eastAsia="Arial" w:hAnsi="Arial"/>
+          <w:color w:val="000000"/>
+          <w:sz w:val="19"/>
+          <w:szCs w:val="19"/>
+        </w:rPr>
+        <w:t xml:space="preserve"> → 90,0 u/h por máquina u operario.</w:t>
       </w:r>
     </w:p>
     <w:p>
@@ -14387,7 +14401,7 @@
           <w:sz w:val="19"/>
           <w:szCs w:val="19"/>
         </w:rPr>
-        <w:t xml:space="preserve">Siempre, porque el agente se cambia cada año. La premezcla de AFFF y sales K se hace en el tanque con bomba de 40 l/min.</w:t>
+        <w:t xml:space="preserve">Los que no se abren (65 %) se pesan y se comparan con la masa de la placa (Anexo E: control anual de la masa).</w:t>
       </w:r>
     </w:p>
     <w:p>
@@ -14412,7 +14426,7 @@
           <w:sz w:val="19"/>
           <w:szCs w:val="19"/>
         </w:rPr>
-        <w:t xml:space="preserve"> comercial 1 × 1 turno, 22 % (demanda 7,81 u/h); industrial 1 × 1 turno, 12 % (demanda 4,32 u/h).</w:t>
+        <w:t xml:space="preserve"> comercial 1 × 1 turno, 8 % (demanda 7,24 u/h); industrial 1 × 1 turno, 4 % (demanda 3,86 u/h).</w:t>
       </w:r>
     </w:p>
     <w:p>
@@ -14428,7 +14442,7 @@
           <w:sz w:val="19"/>
           <w:szCs w:val="19"/>
         </w:rPr>
-        <w:t xml:space="preserve">5.20 Carga de CO₂</w:t>
+        <w:t xml:space="preserve">5.20 Ensayo de pérdidas</w:t>
       </w:r>
     </w:p>
     <w:p>
@@ -14453,7 +14467,7 @@
           <w:sz w:val="19"/>
           <w:szCs w:val="19"/>
         </w:rPr>
-        <w:t xml:space="preserve"> Trasvasadora CO₂ 103/D1 + manifold (máquina). </w:t>
+        <w:t xml:space="preserve"> Tanque de inmersión inox (6 posiciones); spray en rodantes (máquina). </w:t>
       </w:r>
       <w:r>
         <w:rPr>
@@ -14473,7 +14487,7 @@
           <w:sz w:val="19"/>
           <w:szCs w:val="19"/>
         </w:rPr>
-        <w:t xml:space="preserve"> CO₂ que se abrió o que llega usado. </w:t>
+        <w:t xml:space="preserve"> Siempre (operación 12). </w:t>
       </w:r>
       <w:r>
         <w:rPr>
@@ -14493,7 +14507,7 @@
           <w:sz w:val="19"/>
           <w:szCs w:val="19"/>
         </w:rPr>
-        <w:t xml:space="preserve"> CO₂ 35,0 %.</w:t>
+        <w:t xml:space="preserve"> ABC 100 %, BC 100 %, Clase D 100 %, Agua 100 %, AFFF 100 %, Sales K 100 %, CO₂ 100 %, Halog. 100 % y los cilindros nuevos de sustituto ABC (comercial).</w:t>
       </w:r>
     </w:p>
     <w:p>
@@ -14518,7 +14532,7 @@
           <w:sz w:val="19"/>
           <w:szCs w:val="19"/>
         </w:rPr>
-        <w:t xml:space="preserve"> Tarar y programar 30 + elegir origen 10 + abrir manifold 15 + llenar 150 + pesar 25 + registrar 10 = </w:t>
+        <w:t xml:space="preserve"> Preparar por turno 5 + bajar y observar en tandas de 6: 45 + sacar 10 + secar 10 + registrar 10 = </w:t>
       </w:r>
       <w:r>
         <w:rPr>
@@ -14529,16 +14543,16 @@
           <w:sz w:val="19"/>
           <w:szCs w:val="19"/>
         </w:rPr>
-        <w:t xml:space="preserve">240 s</w:t>
-      </w:r>
-      <w:r>
-        <w:rPr>
-          <w:rFonts w:ascii="Arial" w:cs="Arial" w:eastAsia="Arial" w:hAnsi="Arial"/>
-          <w:color w:val="000000"/>
-          <w:sz w:val="19"/>
-          <w:szCs w:val="19"/>
-        </w:rPr>
-        <w:t xml:space="preserve"> → 15,0 u/h por máquina u operario.</w:t>
+        <w:t xml:space="preserve">80 s</w:t>
+      </w:r>
+      <w:r>
+        <w:rPr>
+          <w:rFonts w:ascii="Arial" w:cs="Arial" w:eastAsia="Arial" w:hAnsi="Arial"/>
+          <w:color w:val="000000"/>
+          <w:sz w:val="19"/>
+          <w:szCs w:val="19"/>
+        </w:rPr>
+        <w:t xml:space="preserve"> → 45,0 u/h por máquina u operario.</w:t>
       </w:r>
     </w:p>
     <w:p>
@@ -14552,7 +14566,7 @@
           <w:sz w:val="19"/>
           <w:szCs w:val="19"/>
         </w:rPr>
-        <w:t xml:space="preserve">CO₂ abierto (PH o válvula) o usado: 35 %. Comparte la trasvasadora con la recuperación.</w:t>
+        <w:t xml:space="preserve">Siempre (operación 12). Tanque de inmersión en tandas de 6; los rodantes, con spray.</w:t>
       </w:r>
     </w:p>
     <w:p>
@@ -14577,7 +14591,7 @@
           <w:sz w:val="19"/>
           <w:szCs w:val="19"/>
         </w:rPr>
-        <w:t xml:space="preserve"> comercial 1 × 1 turno, 33 % (demanda 4,91 u/h); industrial 1 × 1 turno, 18 % (demanda 2,75 u/h).</w:t>
+        <w:t xml:space="preserve"> comercial 3 × 2 turnos, 55 % (demanda 149,15 u/h); industrial 2 × 1 turno, 86 % (demanda 77,22 u/h).</w:t>
       </w:r>
     </w:p>
     <w:p>
@@ -14593,7 +14607,7 @@
           <w:sz w:val="19"/>
           <w:szCs w:val="19"/>
         </w:rPr>
-        <w:t xml:space="preserve">5.21 Ensamblaje y marbete — recinto</w:t>
+        <w:t xml:space="preserve">5.21 Precinto, etiqueta y despacho</w:t>
       </w:r>
     </w:p>
     <w:p>
@@ -14618,7 +14632,7 @@
           <w:sz w:val="19"/>
           <w:szCs w:val="19"/>
         </w:rPr>
-        <w:t xml:space="preserve"> Morsa + llave dinamométrica (manual). </w:t>
+        <w:t xml:space="preserve"> Dispensador + impresora + jaulas (manual). </w:t>
       </w:r>
       <w:r>
         <w:rPr>
@@ -14638,7 +14652,7 @@
           <w:sz w:val="19"/>
           <w:szCs w:val="19"/>
         </w:rPr>
-        <w:t xml:space="preserve"> Siempre (operación 10). </w:t>
+        <w:t xml:space="preserve"> Siempre (operación 13). </w:t>
       </w:r>
       <w:r>
         <w:rPr>
@@ -14658,7 +14672,7 @@
           <w:sz w:val="19"/>
           <w:szCs w:val="19"/>
         </w:rPr>
-        <w:t xml:space="preserve"> ABC 100 %, BC 100 %, Clase D 100 % y los cilindros nuevos de sustituto ABC (comercial).</w:t>
+        <w:t xml:space="preserve"> ABC 100 %, BC 100 %, Clase D 100 %, Agua 100 %, AFFF 100 %, Sales K 100 %, CO₂ 100 %, Halog. 100 % y los cilindros nuevos de sustituto ABC (comercial).</w:t>
       </w:r>
     </w:p>
     <w:p>
@@ -14683,7 +14697,7 @@
           <w:sz w:val="19"/>
           <w:szCs w:val="19"/>
         </w:rPr>
-        <w:t xml:space="preserve"> Escanear 10 + revisar piezas 30 + o-ring 20 + marbete 10 + enroscar 30 + manguera y repuestos 20 = </w:t>
+        <w:t xml:space="preserve"> Precinto 15 + etiqueta 25 + revisión final 15 + cerrar OT 10 + jaula 15 + remito 6 = </w:t>
       </w:r>
       <w:r>
         <w:rPr>
@@ -14694,16 +14708,16 @@
           <w:sz w:val="19"/>
           <w:szCs w:val="19"/>
         </w:rPr>
-        <w:t xml:space="preserve">120 s</w:t>
-      </w:r>
-      <w:r>
-        <w:rPr>
-          <w:rFonts w:ascii="Arial" w:cs="Arial" w:eastAsia="Arial" w:hAnsi="Arial"/>
-          <w:color w:val="000000"/>
-          <w:sz w:val="19"/>
-          <w:szCs w:val="19"/>
-        </w:rPr>
-        <w:t xml:space="preserve"> → 30,0 u/h por máquina u operario.</w:t>
+        <w:t xml:space="preserve">86 s</w:t>
+      </w:r>
+      <w:r>
+        <w:rPr>
+          <w:rFonts w:ascii="Arial" w:cs="Arial" w:eastAsia="Arial" w:hAnsi="Arial"/>
+          <w:color w:val="000000"/>
+          <w:sz w:val="19"/>
+          <w:szCs w:val="19"/>
+        </w:rPr>
+        <w:t xml:space="preserve"> → 41,9 u/h por máquina u operario.</w:t>
       </w:r>
     </w:p>
     <w:p>
@@ -14717,7 +14731,7 @@
           <w:sz w:val="19"/>
           <w:szCs w:val="19"/>
         </w:rPr>
-        <w:t xml:space="preserve">Todos los polvos y los cilindros nuevos de sustituto (planta comercial). Es manual: se dimensiona con operarios y mesas, no con máquinas.</w:t>
+        <w:t xml:space="preserve">Tabla de operaciones 80 s; paso a paso 86 s. Vale el paso a paso.</w:t>
       </w:r>
     </w:p>
     <w:p>
@@ -14742,7 +14756,7 @@
           <w:sz w:val="19"/>
           <w:szCs w:val="19"/>
         </w:rPr>
-        <w:t xml:space="preserve"> comercial 4 × 2 turnos, 56 % (demanda 133,90 u/h); industrial 2 × 2 turnos, 58 % (demanda 69,37 u/h).</w:t>
+        <w:t xml:space="preserve"> comercial 3 × 2 turnos, 59 % (demanda 149,15 u/h); industrial 2 × 2 turnos, 46 % (demanda 77,22 u/h).</w:t>
       </w:r>
     </w:p>
     <w:p>
@@ -14758,7 +14772,7 @@
           <w:sz w:val="19"/>
           <w:szCs w:val="19"/>
         </w:rPr>
-        <w:t xml:space="preserve">5.22 Presurización — recinto</w:t>
+        <w:t xml:space="preserve">5.22 Inutilización y disposición final</w:t>
       </w:r>
     </w:p>
     <w:p>
@@ -14783,7 +14797,7 @@
           <w:sz w:val="19"/>
           <w:szCs w:val="19"/>
         </w:rPr>
-        <w:t xml:space="preserve"> Pinza Yukon M-000150 + regulador (máquina). </w:t>
+        <w:t xml:space="preserve"> Taladro de columna con prensa en V (máquina). </w:t>
       </w:r>
       <w:r>
         <w:rPr>
@@ -14803,7 +14817,7 @@
           <w:sz w:val="19"/>
           <w:szCs w:val="19"/>
         </w:rPr>
-        <w:t xml:space="preserve"> Siempre (operación 11). </w:t>
+        <w:t xml:space="preserve"> Vida útil vencida, no pasa la PH o roto (operación 14; 9.12). </w:t>
       </w:r>
       <w:r>
         <w:rPr>
@@ -14823,7 +14837,7 @@
           <w:sz w:val="19"/>
           <w:szCs w:val="19"/>
         </w:rPr>
-        <w:t xml:space="preserve"> ABC 100 %, BC 100 %, Clase D 100 % y los cilindros nuevos de sustituto ABC (comercial).</w:t>
+        <w:t xml:space="preserve"> ABC 8,0 %, BC 8,0 %, Clase D 8,0 %, Agua 8,0 %, AFFF 8,0 %, Sales K 8,0 %, CO₂ 6,3 %, Halog. 8,0 %.</w:t>
       </w:r>
     </w:p>
     <w:p>
@@ -14848,7 +14862,7 @@
           <w:sz w:val="19"/>
           <w:szCs w:val="19"/>
         </w:rPr>
-        <w:t xml:space="preserve"> Contraste por turno 3 + fijar presión 15 + colocar 10 + presurizar 20 + pasador 15 + registrar 10 = </w:t>
+        <w:t xml:space="preserve"> Confirmar 30 + perforar 120 + desarmar y cortar manguera 90 + residuos 60 + foto y acta 90 = </w:t>
       </w:r>
       <w:r>
         <w:rPr>
@@ -14859,16 +14873,16 @@
           <w:sz w:val="19"/>
           <w:szCs w:val="19"/>
         </w:rPr>
-        <w:t xml:space="preserve">73 s</w:t>
-      </w:r>
-      <w:r>
-        <w:rPr>
-          <w:rFonts w:ascii="Arial" w:cs="Arial" w:eastAsia="Arial" w:hAnsi="Arial"/>
-          <w:color w:val="000000"/>
-          <w:sz w:val="19"/>
-          <w:szCs w:val="19"/>
-        </w:rPr>
-        <w:t xml:space="preserve"> → 49,3 u/h por máquina u operario.</w:t>
+        <w:t xml:space="preserve">390 s</w:t>
+      </w:r>
+      <w:r>
+        <w:rPr>
+          <w:rFonts w:ascii="Arial" w:cs="Arial" w:eastAsia="Arial" w:hAnsi="Arial"/>
+          <w:color w:val="000000"/>
+          <w:sz w:val="19"/>
+          <w:szCs w:val="19"/>
+        </w:rPr>
+        <w:t xml:space="preserve"> → 9,2 u/h por máquina u operario.</w:t>
       </w:r>
     </w:p>
     <w:p>
@@ -14882,7 +14896,7 @@
           <w:sz w:val="19"/>
           <w:szCs w:val="19"/>
         </w:rPr>
-        <w:t xml:space="preserve">Mismos equipos que el ensamblaje. El contraste del manómetro patrón por turno (3 s por equipo) queda en el tiempo porque el Word lo pide al empezar cada turno.</w:t>
+        <w:t xml:space="preserve">Fin de vida útil (5 %; CO₂ 3,3 %), no pasa la PH (2 %) y rotos (1 %). Acta y foto por equipo (9.12 y Anexo G).</w:t>
       </w:r>
     </w:p>
     <w:p>
@@ -14907,7 +14921,7 @@
           <w:sz w:val="19"/>
           <w:szCs w:val="19"/>
         </w:rPr>
-        <w:t xml:space="preserve"> comercial 2 × 2 turnos, 68 % (demanda 133,90 u/h); industrial 1 × 2 turnos, 70 % (demanda 69,37 u/h).</w:t>
+        <w:t xml:space="preserve"> comercial 1 × 2 turnos, 64 % (demanda 11,77 u/h); industrial 1 × 1 turno, 66 % (demanda 6,10 u/h).</w:t>
       </w:r>
     </w:p>
     <w:p>
@@ -14923,7 +14937,7 @@
           <w:sz w:val="19"/>
           <w:szCs w:val="19"/>
         </w:rPr>
-        <w:t xml:space="preserve">5.23 Ensamblaje y presurización — zona general</w:t>
+        <w:t xml:space="preserve">5.23 PH de mangueras (CO₂ y rodantes)</w:t>
       </w:r>
     </w:p>
     <w:p>
@@ -14948,7 +14962,7 @@
           <w:sz w:val="19"/>
           <w:szCs w:val="19"/>
         </w:rPr>
-        <w:t xml:space="preserve"> Morsa + dinamométrica + pinza Yukon (manual). </w:t>
+        <w:t xml:space="preserve"> Máquina PH Yukon 300 kg/cm² (la misma de los recipientes) (máquina). </w:t>
       </w:r>
       <w:r>
         <w:rPr>
@@ -14968,7 +14982,7 @@
           <w:sz w:val="19"/>
           <w:szCs w:val="19"/>
         </w:rPr>
-        <w:t xml:space="preserve"> CO₂ y halogenados que se abrieron; agua, AFFF y sales K siempre. </w:t>
+        <w:t xml:space="preserve"> Mangueras de CO₂ y con cierre en el extremo, todos los años (9.7.1.4). </w:t>
       </w:r>
       <w:r>
         <w:rPr>
@@ -14988,7 +15002,7 @@
           <w:sz w:val="19"/>
           <w:szCs w:val="19"/>
         </w:rPr>
-        <w:t xml:space="preserve"> Agua 100 %, AFFF 100 %, Sales K 100 %, CO₂ 30,0 %, Halog. 35,0 %.</w:t>
+        <w:t xml:space="preserve"> mangueras con PH anual (rodantes y CO₂ con manga).</w:t>
       </w:r>
     </w:p>
     <w:p>
@@ -15013,7 +15027,7 @@
           <w:sz w:val="19"/>
           <w:szCs w:val="19"/>
         </w:rPr>
-        <w:t xml:space="preserve"> Ensamblaje 120 + presurización 50 = </w:t>
+        <w:t xml:space="preserve"> Retirar de la válvula 20 + marcar acoples 10 + sacar el polvo 20 + a la jaula de protección 15 + llenar y purgar 30 + subir a presión 30 + 1 min a presión 60 + liberar y revisar acoples 20 + escurrir y secar (≤ 65 °C) 60 + rótulo de 20 × 30 mm 20 + registrar 15 = </w:t>
       </w:r>
       <w:r>
         <w:rPr>
@@ -15024,16 +15038,16 @@
           <w:sz w:val="19"/>
           <w:szCs w:val="19"/>
         </w:rPr>
-        <w:t xml:space="preserve">170 s</w:t>
-      </w:r>
-      <w:r>
-        <w:rPr>
-          <w:rFonts w:ascii="Arial" w:cs="Arial" w:eastAsia="Arial" w:hAnsi="Arial"/>
-          <w:color w:val="000000"/>
-          <w:sz w:val="19"/>
-          <w:szCs w:val="19"/>
-        </w:rPr>
-        <w:t xml:space="preserve"> → 21,2 u/h por máquina u operario.</w:t>
+        <w:t xml:space="preserve">300 s</w:t>
+      </w:r>
+      <w:r>
+        <w:rPr>
+          <w:rFonts w:ascii="Arial" w:cs="Arial" w:eastAsia="Arial" w:hAnsi="Arial"/>
+          <w:color w:val="000000"/>
+          <w:sz w:val="19"/>
+          <w:szCs w:val="19"/>
+        </w:rPr>
+        <w:t xml:space="preserve"> → 12,0 u/h por máquina u operario.</w:t>
       </w:r>
     </w:p>
     <w:p>
@@ -15047,7 +15061,7 @@
           <w:sz w:val="19"/>
           <w:szCs w:val="19"/>
         </w:rPr>
-        <w:t xml:space="preserve">CO₂ y halogenados que se abrieron; agua, AFFF y sales K siempre. El CO₂ no se presuriza y el halogenado se presuriza en su propia carga.</w:t>
+        <w:t xml:space="preserve">9.7.1.4 pide PH de las mangueras con cierre en el extremo (rodantes) y de las de CO₂ con manga. La versión anterior copiaba el tiempo de la PH del recipiente; ahora sigue los pasos a) a h) de 9.7.5.3: retirar sin quitar acoples, marcar acoples, sacar el polvo, poner en la jaula de protección, llenar y purgar, subir a presión y sostener 1 min, liberar y revisar desplazamientos, escurrir y secar a no más de 65 °C, y el rótulo de 20 × 30 mm. La demanda es la fila Mangueras del Plan mensual.</w:t>
       </w:r>
     </w:p>
     <w:p>
@@ -15072,997 +15086,7 @@
           <w:sz w:val="19"/>
           <w:szCs w:val="19"/>
         </w:rPr>
-        <w:t xml:space="preserve"> comercial 1 × 1 turno, 59 % (demanda 12,57 u/h); industrial 1 × 1 turno, 33 % (demanda 6,98 u/h).</w:t>
-      </w:r>
-    </w:p>
-    <w:p>
-      <w:pPr>
-        <w:pStyle w:val="Heading3"/>
-        <w:keepNext/>
-        <w:spacing w:after="60" w:before="140" w:line="276"/>
-      </w:pPr>
-      <w:r>
-        <w:rPr>
-          <w:rFonts w:ascii="Arial" w:cs="Arial" w:eastAsia="Arial" w:hAnsi="Arial"/>
-          <w:color w:val="000000"/>
-          <w:sz w:val="19"/>
-          <w:szCs w:val="19"/>
-        </w:rPr>
-        <w:t xml:space="preserve">5.24 Carga y presurización de halogenado</w:t>
-      </w:r>
-    </w:p>
-    <w:p>
-      <w:pPr>
-        <w:spacing w:after="100" w:before="0" w:line="276"/>
-      </w:pPr>
-      <w:r>
-        <w:rPr>
-          <w:rFonts w:ascii="Arial" w:cs="Arial" w:eastAsia="Arial" w:hAnsi="Arial"/>
-          <w:b/>
-          <w:bCs/>
-          <w:color w:val="000000"/>
-          <w:sz w:val="19"/>
-          <w:szCs w:val="19"/>
-        </w:rPr>
-        <w:t xml:space="preserve">Equipo:</w:t>
-      </w:r>
-      <w:r>
-        <w:rPr>
-          <w:rFonts w:ascii="Arial" w:cs="Arial" w:eastAsia="Arial" w:hAnsi="Arial"/>
-          <w:color w:val="000000"/>
-          <w:sz w:val="19"/>
-          <w:szCs w:val="19"/>
-        </w:rPr>
-        <w:t xml:space="preserve"> Unidad THB/BP + pinza (máquina). </w:t>
-      </w:r>
-      <w:r>
-        <w:rPr>
-          <w:rFonts w:ascii="Arial" w:cs="Arial" w:eastAsia="Arial" w:hAnsi="Arial"/>
-          <w:b/>
-          <w:bCs/>
-          <w:color w:val="000000"/>
-          <w:sz w:val="19"/>
-          <w:szCs w:val="19"/>
-        </w:rPr>
-        <w:t xml:space="preserve">Cuándo pasa:</w:t>
-      </w:r>
-      <w:r>
-        <w:rPr>
-          <w:rFonts w:ascii="Arial" w:cs="Arial" w:eastAsia="Arial" w:hAnsi="Arial"/>
-          <w:color w:val="000000"/>
-          <w:sz w:val="19"/>
-          <w:szCs w:val="19"/>
-        </w:rPr>
-        <w:t xml:space="preserve"> Halogenado que se abrió o que llega usado. </w:t>
-      </w:r>
-      <w:r>
-        <w:rPr>
-          <w:rFonts w:ascii="Arial" w:cs="Arial" w:eastAsia="Arial" w:hAnsi="Arial"/>
-          <w:b/>
-          <w:bCs/>
-          <w:color w:val="000000"/>
-          <w:sz w:val="19"/>
-          <w:szCs w:val="19"/>
-        </w:rPr>
-        <w:t xml:space="preserve">Entra:</w:t>
-      </w:r>
-      <w:r>
-        <w:rPr>
-          <w:rFonts w:ascii="Arial" w:cs="Arial" w:eastAsia="Arial" w:hAnsi="Arial"/>
-          <w:color w:val="000000"/>
-          <w:sz w:val="19"/>
-          <w:szCs w:val="19"/>
-        </w:rPr>
-        <w:t xml:space="preserve"> Halog. 35,0 %.</w:t>
-      </w:r>
-    </w:p>
-    <w:p>
-      <w:pPr>
-        <w:spacing w:after="100" w:before="0" w:line="276"/>
-      </w:pPr>
-      <w:r>
-        <w:rPr>
-          <w:rFonts w:ascii="Arial" w:cs="Arial" w:eastAsia="Arial" w:hAnsi="Arial"/>
-          <w:b/>
-          <w:bCs/>
-          <w:color w:val="000000"/>
-          <w:sz w:val="19"/>
-          <w:szCs w:val="19"/>
-        </w:rPr>
-        <w:t xml:space="preserve">Paso a paso (s):</w:t>
-      </w:r>
-      <w:r>
-        <w:rPr>
-          <w:rFonts w:ascii="Arial" w:cs="Arial" w:eastAsia="Arial" w:hAnsi="Arial"/>
-          <w:color w:val="000000"/>
-          <w:sz w:val="19"/>
-          <w:szCs w:val="19"/>
-        </w:rPr>
-        <w:t xml:space="preserve"> Cargar 300 + presurizar 40 + agitar y repetir 60 + pesar y registrar 30 = </w:t>
-      </w:r>
-      <w:r>
-        <w:rPr>
-          <w:rFonts w:ascii="Arial" w:cs="Arial" w:eastAsia="Arial" w:hAnsi="Arial"/>
-          <w:b/>
-          <w:bCs/>
-          <w:color w:val="000000"/>
-          <w:sz w:val="19"/>
-          <w:szCs w:val="19"/>
-        </w:rPr>
-        <w:t xml:space="preserve">430 s</w:t>
-      </w:r>
-      <w:r>
-        <w:rPr>
-          <w:rFonts w:ascii="Arial" w:cs="Arial" w:eastAsia="Arial" w:hAnsi="Arial"/>
-          <w:color w:val="000000"/>
-          <w:sz w:val="19"/>
-          <w:szCs w:val="19"/>
-        </w:rPr>
-        <w:t xml:space="preserve"> → 8,4 u/h por máquina u operario.</w:t>
-      </w:r>
-    </w:p>
-    <w:p>
-      <w:pPr>
-        <w:spacing w:after="100" w:before="0" w:line="276"/>
-      </w:pPr>
-      <w:r>
-        <w:rPr>
-          <w:rFonts w:ascii="Arial" w:cs="Arial" w:eastAsia="Arial" w:hAnsi="Arial"/>
-          <w:color w:val="000000"/>
-          <w:sz w:val="19"/>
-          <w:szCs w:val="19"/>
-        </w:rPr>
-        <w:t xml:space="preserve">Halogenado abierto o usado (35 %). Demanda mínima; el puesto existe por el equipo dedicado.</w:t>
-      </w:r>
-    </w:p>
-    <w:p>
-      <w:pPr>
-        <w:spacing w:after="100" w:before="0" w:line="276"/>
-      </w:pPr>
-      <w:r>
-        <w:rPr>
-          <w:rFonts w:ascii="Arial" w:cs="Arial" w:eastAsia="Arial" w:hAnsi="Arial"/>
-          <w:b/>
-          <w:bCs/>
-          <w:color w:val="000000"/>
-          <w:sz w:val="19"/>
-          <w:szCs w:val="19"/>
-        </w:rPr>
-        <w:t xml:space="preserve">2035:</w:t>
-      </w:r>
-      <w:r>
-        <w:rPr>
-          <w:rFonts w:ascii="Arial" w:cs="Arial" w:eastAsia="Arial" w:hAnsi="Arial"/>
-          <w:color w:val="000000"/>
-          <w:sz w:val="19"/>
-          <w:szCs w:val="19"/>
-        </w:rPr>
-        <w:t xml:space="preserve"> comercial 1 × 1 turno, 2 % (demanda 0,14 u/h); industrial 1 × 1 turno, 1 % (demanda 0,07 u/h).</w:t>
-      </w:r>
-    </w:p>
-    <w:p>
-      <w:pPr>
-        <w:pStyle w:val="Heading3"/>
-        <w:keepNext/>
-        <w:spacing w:after="60" w:before="140" w:line="276"/>
-      </w:pPr>
-      <w:r>
-        <w:rPr>
-          <w:rFonts w:ascii="Arial" w:cs="Arial" w:eastAsia="Arial" w:hAnsi="Arial"/>
-          <w:color w:val="000000"/>
-          <w:sz w:val="19"/>
-          <w:szCs w:val="19"/>
-        </w:rPr>
-        <w:t xml:space="preserve">5.25 Control de peso (CO₂ y halogenados sin recarga)</w:t>
-      </w:r>
-    </w:p>
-    <w:p>
-      <w:pPr>
-        <w:spacing w:after="100" w:before="0" w:line="276"/>
-      </w:pPr>
-      <w:r>
-        <w:rPr>
-          <w:rFonts w:ascii="Arial" w:cs="Arial" w:eastAsia="Arial" w:hAnsi="Arial"/>
-          <w:b/>
-          <w:bCs/>
-          <w:color w:val="000000"/>
-          <w:sz w:val="19"/>
-          <w:szCs w:val="19"/>
-        </w:rPr>
-        <w:t xml:space="preserve">Equipo:</w:t>
-      </w:r>
-      <w:r>
-        <w:rPr>
-          <w:rFonts w:ascii="Arial" w:cs="Arial" w:eastAsia="Arial" w:hAnsi="Arial"/>
-          <w:color w:val="000000"/>
-          <w:sz w:val="19"/>
-          <w:szCs w:val="19"/>
-        </w:rPr>
-        <w:t xml:space="preserve"> Balanza (manual). </w:t>
-      </w:r>
-      <w:r>
-        <w:rPr>
-          <w:rFonts w:ascii="Arial" w:cs="Arial" w:eastAsia="Arial" w:hAnsi="Arial"/>
-          <w:b/>
-          <w:bCs/>
-          <w:color w:val="000000"/>
-          <w:sz w:val="19"/>
-          <w:szCs w:val="19"/>
-        </w:rPr>
-        <w:t xml:space="preserve">Cuándo pasa:</w:t>
-      </w:r>
-      <w:r>
-        <w:rPr>
-          <w:rFonts w:ascii="Arial" w:cs="Arial" w:eastAsia="Arial" w:hAnsi="Arial"/>
-          <w:color w:val="000000"/>
-          <w:sz w:val="19"/>
-          <w:szCs w:val="19"/>
-        </w:rPr>
-        <w:t xml:space="preserve"> CO₂ y halogenados que no se abren: control anual de la masa (Anexo E). </w:t>
-      </w:r>
-      <w:r>
-        <w:rPr>
-          <w:rFonts w:ascii="Arial" w:cs="Arial" w:eastAsia="Arial" w:hAnsi="Arial"/>
-          <w:b/>
-          <w:bCs/>
-          <w:color w:val="000000"/>
-          <w:sz w:val="19"/>
-          <w:szCs w:val="19"/>
-        </w:rPr>
-        <w:t xml:space="preserve">Entra:</w:t>
-      </w:r>
-      <w:r>
-        <w:rPr>
-          <w:rFonts w:ascii="Arial" w:cs="Arial" w:eastAsia="Arial" w:hAnsi="Arial"/>
-          <w:color w:val="000000"/>
-          <w:sz w:val="19"/>
-          <w:szCs w:val="19"/>
-        </w:rPr>
-        <w:t xml:space="preserve"> CO₂ 65,0 %, Halog. 65,0 %.</w:t>
-      </w:r>
-    </w:p>
-    <w:p>
-      <w:pPr>
-        <w:spacing w:after="100" w:before="0" w:line="276"/>
-      </w:pPr>
-      <w:r>
-        <w:rPr>
-          <w:rFonts w:ascii="Arial" w:cs="Arial" w:eastAsia="Arial" w:hAnsi="Arial"/>
-          <w:b/>
-          <w:bCs/>
-          <w:color w:val="000000"/>
-          <w:sz w:val="19"/>
-          <w:szCs w:val="19"/>
-        </w:rPr>
-        <w:t xml:space="preserve">Paso a paso (s):</w:t>
-      </w:r>
-      <w:r>
-        <w:rPr>
-          <w:rFonts w:ascii="Arial" w:cs="Arial" w:eastAsia="Arial" w:hAnsi="Arial"/>
-          <w:color w:val="000000"/>
-          <w:sz w:val="19"/>
-          <w:szCs w:val="19"/>
-        </w:rPr>
-        <w:t xml:space="preserve"> Pesar y comparar 30 + registrar 10 = </w:t>
-      </w:r>
-      <w:r>
-        <w:rPr>
-          <w:rFonts w:ascii="Arial" w:cs="Arial" w:eastAsia="Arial" w:hAnsi="Arial"/>
-          <w:b/>
-          <w:bCs/>
-          <w:color w:val="000000"/>
-          <w:sz w:val="19"/>
-          <w:szCs w:val="19"/>
-        </w:rPr>
-        <w:t xml:space="preserve">40 s</w:t>
-      </w:r>
-      <w:r>
-        <w:rPr>
-          <w:rFonts w:ascii="Arial" w:cs="Arial" w:eastAsia="Arial" w:hAnsi="Arial"/>
-          <w:color w:val="000000"/>
-          <w:sz w:val="19"/>
-          <w:szCs w:val="19"/>
-        </w:rPr>
-        <w:t xml:space="preserve"> → 90,0 u/h por máquina u operario.</w:t>
-      </w:r>
-    </w:p>
-    <w:p>
-      <w:pPr>
-        <w:spacing w:after="100" w:before="0" w:line="276"/>
-      </w:pPr>
-      <w:r>
-        <w:rPr>
-          <w:rFonts w:ascii="Arial" w:cs="Arial" w:eastAsia="Arial" w:hAnsi="Arial"/>
-          <w:color w:val="000000"/>
-          <w:sz w:val="19"/>
-          <w:szCs w:val="19"/>
-        </w:rPr>
-        <w:t xml:space="preserve">Los que no se abren (65 %) se pesan y se comparan con la masa de la placa (Anexo E: control anual de la masa).</w:t>
-      </w:r>
-    </w:p>
-    <w:p>
-      <w:pPr>
-        <w:spacing w:after="100" w:before="0" w:line="276"/>
-      </w:pPr>
-      <w:r>
-        <w:rPr>
-          <w:rFonts w:ascii="Arial" w:cs="Arial" w:eastAsia="Arial" w:hAnsi="Arial"/>
-          <w:b/>
-          <w:bCs/>
-          <w:color w:val="000000"/>
-          <w:sz w:val="19"/>
-          <w:szCs w:val="19"/>
-        </w:rPr>
-        <w:t xml:space="preserve">2035:</w:t>
-      </w:r>
-      <w:r>
-        <w:rPr>
-          <w:rFonts w:ascii="Arial" w:cs="Arial" w:eastAsia="Arial" w:hAnsi="Arial"/>
-          <w:color w:val="000000"/>
-          <w:sz w:val="19"/>
-          <w:szCs w:val="19"/>
-        </w:rPr>
-        <w:t xml:space="preserve"> comercial 1 × 1 turno, 10 % (demanda 9,37 u/h); industrial 1 × 1 turno, 6 % (demanda 5,23 u/h).</w:t>
-      </w:r>
-    </w:p>
-    <w:p>
-      <w:pPr>
-        <w:pStyle w:val="Heading3"/>
-        <w:keepNext/>
-        <w:spacing w:after="60" w:before="140" w:line="276"/>
-      </w:pPr>
-      <w:r>
-        <w:rPr>
-          <w:rFonts w:ascii="Arial" w:cs="Arial" w:eastAsia="Arial" w:hAnsi="Arial"/>
-          <w:color w:val="000000"/>
-          <w:sz w:val="19"/>
-          <w:szCs w:val="19"/>
-        </w:rPr>
-        <w:t xml:space="preserve">5.26 Ensayo de pérdidas</w:t>
-      </w:r>
-    </w:p>
-    <w:p>
-      <w:pPr>
-        <w:spacing w:after="100" w:before="0" w:line="276"/>
-      </w:pPr>
-      <w:r>
-        <w:rPr>
-          <w:rFonts w:ascii="Arial" w:cs="Arial" w:eastAsia="Arial" w:hAnsi="Arial"/>
-          <w:b/>
-          <w:bCs/>
-          <w:color w:val="000000"/>
-          <w:sz w:val="19"/>
-          <w:szCs w:val="19"/>
-        </w:rPr>
-        <w:t xml:space="preserve">Equipo:</w:t>
-      </w:r>
-      <w:r>
-        <w:rPr>
-          <w:rFonts w:ascii="Arial" w:cs="Arial" w:eastAsia="Arial" w:hAnsi="Arial"/>
-          <w:color w:val="000000"/>
-          <w:sz w:val="19"/>
-          <w:szCs w:val="19"/>
-        </w:rPr>
-        <w:t xml:space="preserve"> Tanque de inmersión inox (6 posiciones); spray en rodantes (máquina). </w:t>
-      </w:r>
-      <w:r>
-        <w:rPr>
-          <w:rFonts w:ascii="Arial" w:cs="Arial" w:eastAsia="Arial" w:hAnsi="Arial"/>
-          <w:b/>
-          <w:bCs/>
-          <w:color w:val="000000"/>
-          <w:sz w:val="19"/>
-          <w:szCs w:val="19"/>
-        </w:rPr>
-        <w:t xml:space="preserve">Cuándo pasa:</w:t>
-      </w:r>
-      <w:r>
-        <w:rPr>
-          <w:rFonts w:ascii="Arial" w:cs="Arial" w:eastAsia="Arial" w:hAnsi="Arial"/>
-          <w:color w:val="000000"/>
-          <w:sz w:val="19"/>
-          <w:szCs w:val="19"/>
-        </w:rPr>
-        <w:t xml:space="preserve"> Siempre (operación 12). </w:t>
-      </w:r>
-      <w:r>
-        <w:rPr>
-          <w:rFonts w:ascii="Arial" w:cs="Arial" w:eastAsia="Arial" w:hAnsi="Arial"/>
-          <w:b/>
-          <w:bCs/>
-          <w:color w:val="000000"/>
-          <w:sz w:val="19"/>
-          <w:szCs w:val="19"/>
-        </w:rPr>
-        <w:t xml:space="preserve">Entra:</w:t>
-      </w:r>
-      <w:r>
-        <w:rPr>
-          <w:rFonts w:ascii="Arial" w:cs="Arial" w:eastAsia="Arial" w:hAnsi="Arial"/>
-          <w:color w:val="000000"/>
-          <w:sz w:val="19"/>
-          <w:szCs w:val="19"/>
-        </w:rPr>
-        <w:t xml:space="preserve"> ABC 100 %, BC 100 %, Clase D 100 %, Agua 100 %, AFFF 100 %, Sales K 100 %, CO₂ 100 %, Halog. 100 % y los cilindros nuevos de sustituto ABC (comercial).</w:t>
-      </w:r>
-    </w:p>
-    <w:p>
-      <w:pPr>
-        <w:spacing w:after="100" w:before="0" w:line="276"/>
-      </w:pPr>
-      <w:r>
-        <w:rPr>
-          <w:rFonts w:ascii="Arial" w:cs="Arial" w:eastAsia="Arial" w:hAnsi="Arial"/>
-          <w:b/>
-          <w:bCs/>
-          <w:color w:val="000000"/>
-          <w:sz w:val="19"/>
-          <w:szCs w:val="19"/>
-        </w:rPr>
-        <w:t xml:space="preserve">Paso a paso (s):</w:t>
-      </w:r>
-      <w:r>
-        <w:rPr>
-          <w:rFonts w:ascii="Arial" w:cs="Arial" w:eastAsia="Arial" w:hAnsi="Arial"/>
-          <w:color w:val="000000"/>
-          <w:sz w:val="19"/>
-          <w:szCs w:val="19"/>
-        </w:rPr>
-        <w:t xml:space="preserve"> Preparar por turno 5 + bajar y observar en tandas de 6: 45 + sacar 10 + secar 10 + registrar 10 = </w:t>
-      </w:r>
-      <w:r>
-        <w:rPr>
-          <w:rFonts w:ascii="Arial" w:cs="Arial" w:eastAsia="Arial" w:hAnsi="Arial"/>
-          <w:b/>
-          <w:bCs/>
-          <w:color w:val="000000"/>
-          <w:sz w:val="19"/>
-          <w:szCs w:val="19"/>
-        </w:rPr>
-        <w:t xml:space="preserve">80 s</w:t>
-      </w:r>
-      <w:r>
-        <w:rPr>
-          <w:rFonts w:ascii="Arial" w:cs="Arial" w:eastAsia="Arial" w:hAnsi="Arial"/>
-          <w:color w:val="000000"/>
-          <w:sz w:val="19"/>
-          <w:szCs w:val="19"/>
-        </w:rPr>
-        <w:t xml:space="preserve"> → 45,0 u/h por máquina u operario.</w:t>
-      </w:r>
-    </w:p>
-    <w:p>
-      <w:pPr>
-        <w:spacing w:after="100" w:before="0" w:line="276"/>
-      </w:pPr>
-      <w:r>
-        <w:rPr>
-          <w:rFonts w:ascii="Arial" w:cs="Arial" w:eastAsia="Arial" w:hAnsi="Arial"/>
-          <w:color w:val="000000"/>
-          <w:sz w:val="19"/>
-          <w:szCs w:val="19"/>
-        </w:rPr>
-        <w:t xml:space="preserve">Siempre (operación 12). Tanque de inmersión en tandas de 6; los rodantes, con spray.</w:t>
-      </w:r>
-    </w:p>
-    <w:p>
-      <w:pPr>
-        <w:spacing w:after="100" w:before="0" w:line="276"/>
-      </w:pPr>
-      <w:r>
-        <w:rPr>
-          <w:rFonts w:ascii="Arial" w:cs="Arial" w:eastAsia="Arial" w:hAnsi="Arial"/>
-          <w:b/>
-          <w:bCs/>
-          <w:color w:val="000000"/>
-          <w:sz w:val="19"/>
-          <w:szCs w:val="19"/>
-        </w:rPr>
-        <w:t xml:space="preserve">2035:</w:t>
-      </w:r>
-      <w:r>
-        <w:rPr>
-          <w:rFonts w:ascii="Arial" w:cs="Arial" w:eastAsia="Arial" w:hAnsi="Arial"/>
-          <w:color w:val="000000"/>
-          <w:sz w:val="19"/>
-          <w:szCs w:val="19"/>
-        </w:rPr>
-        <w:t xml:space="preserve"> comercial 3 × 2 turnos, 55 % (demanda 149,38 u/h); industrial 2 × 1 turno, 86 % (demanda 77,36 u/h).</w:t>
-      </w:r>
-    </w:p>
-    <w:p>
-      <w:pPr>
-        <w:pStyle w:val="Heading3"/>
-        <w:keepNext/>
-        <w:spacing w:after="60" w:before="140" w:line="276"/>
-      </w:pPr>
-      <w:r>
-        <w:rPr>
-          <w:rFonts w:ascii="Arial" w:cs="Arial" w:eastAsia="Arial" w:hAnsi="Arial"/>
-          <w:color w:val="000000"/>
-          <w:sz w:val="19"/>
-          <w:szCs w:val="19"/>
-        </w:rPr>
-        <w:t xml:space="preserve">5.27 Precinto, etiqueta y despacho</w:t>
-      </w:r>
-    </w:p>
-    <w:p>
-      <w:pPr>
-        <w:spacing w:after="100" w:before="0" w:line="276"/>
-      </w:pPr>
-      <w:r>
-        <w:rPr>
-          <w:rFonts w:ascii="Arial" w:cs="Arial" w:eastAsia="Arial" w:hAnsi="Arial"/>
-          <w:b/>
-          <w:bCs/>
-          <w:color w:val="000000"/>
-          <w:sz w:val="19"/>
-          <w:szCs w:val="19"/>
-        </w:rPr>
-        <w:t xml:space="preserve">Equipo:</w:t>
-      </w:r>
-      <w:r>
-        <w:rPr>
-          <w:rFonts w:ascii="Arial" w:cs="Arial" w:eastAsia="Arial" w:hAnsi="Arial"/>
-          <w:color w:val="000000"/>
-          <w:sz w:val="19"/>
-          <w:szCs w:val="19"/>
-        </w:rPr>
-        <w:t xml:space="preserve"> Dispensador + impresora + jaulas (manual). </w:t>
-      </w:r>
-      <w:r>
-        <w:rPr>
-          <w:rFonts w:ascii="Arial" w:cs="Arial" w:eastAsia="Arial" w:hAnsi="Arial"/>
-          <w:b/>
-          <w:bCs/>
-          <w:color w:val="000000"/>
-          <w:sz w:val="19"/>
-          <w:szCs w:val="19"/>
-        </w:rPr>
-        <w:t xml:space="preserve">Cuándo pasa:</w:t>
-      </w:r>
-      <w:r>
-        <w:rPr>
-          <w:rFonts w:ascii="Arial" w:cs="Arial" w:eastAsia="Arial" w:hAnsi="Arial"/>
-          <w:color w:val="000000"/>
-          <w:sz w:val="19"/>
-          <w:szCs w:val="19"/>
-        </w:rPr>
-        <w:t xml:space="preserve"> Siempre (operación 13). </w:t>
-      </w:r>
-      <w:r>
-        <w:rPr>
-          <w:rFonts w:ascii="Arial" w:cs="Arial" w:eastAsia="Arial" w:hAnsi="Arial"/>
-          <w:b/>
-          <w:bCs/>
-          <w:color w:val="000000"/>
-          <w:sz w:val="19"/>
-          <w:szCs w:val="19"/>
-        </w:rPr>
-        <w:t xml:space="preserve">Entra:</w:t>
-      </w:r>
-      <w:r>
-        <w:rPr>
-          <w:rFonts w:ascii="Arial" w:cs="Arial" w:eastAsia="Arial" w:hAnsi="Arial"/>
-          <w:color w:val="000000"/>
-          <w:sz w:val="19"/>
-          <w:szCs w:val="19"/>
-        </w:rPr>
-        <w:t xml:space="preserve"> ABC 100 %, BC 100 %, Clase D 100 %, Agua 100 %, AFFF 100 %, Sales K 100 %, CO₂ 100 %, Halog. 100 % y los cilindros nuevos de sustituto ABC (comercial).</w:t>
-      </w:r>
-    </w:p>
-    <w:p>
-      <w:pPr>
-        <w:spacing w:after="100" w:before="0" w:line="276"/>
-      </w:pPr>
-      <w:r>
-        <w:rPr>
-          <w:rFonts w:ascii="Arial" w:cs="Arial" w:eastAsia="Arial" w:hAnsi="Arial"/>
-          <w:b/>
-          <w:bCs/>
-          <w:color w:val="000000"/>
-          <w:sz w:val="19"/>
-          <w:szCs w:val="19"/>
-        </w:rPr>
-        <w:t xml:space="preserve">Paso a paso (s):</w:t>
-      </w:r>
-      <w:r>
-        <w:rPr>
-          <w:rFonts w:ascii="Arial" w:cs="Arial" w:eastAsia="Arial" w:hAnsi="Arial"/>
-          <w:color w:val="000000"/>
-          <w:sz w:val="19"/>
-          <w:szCs w:val="19"/>
-        </w:rPr>
-        <w:t xml:space="preserve"> Precinto 15 + etiqueta 25 + revisión final 15 + cerrar OT 10 + jaula 15 + remito 6 = </w:t>
-      </w:r>
-      <w:r>
-        <w:rPr>
-          <w:rFonts w:ascii="Arial" w:cs="Arial" w:eastAsia="Arial" w:hAnsi="Arial"/>
-          <w:b/>
-          <w:bCs/>
-          <w:color w:val="000000"/>
-          <w:sz w:val="19"/>
-          <w:szCs w:val="19"/>
-        </w:rPr>
-        <w:t xml:space="preserve">86 s</w:t>
-      </w:r>
-      <w:r>
-        <w:rPr>
-          <w:rFonts w:ascii="Arial" w:cs="Arial" w:eastAsia="Arial" w:hAnsi="Arial"/>
-          <w:color w:val="000000"/>
-          <w:sz w:val="19"/>
-          <w:szCs w:val="19"/>
-        </w:rPr>
-        <w:t xml:space="preserve"> → 41,9 u/h por máquina u operario.</w:t>
-      </w:r>
-    </w:p>
-    <w:p>
-      <w:pPr>
-        <w:spacing w:after="100" w:before="0" w:line="276"/>
-      </w:pPr>
-      <w:r>
-        <w:rPr>
-          <w:rFonts w:ascii="Arial" w:cs="Arial" w:eastAsia="Arial" w:hAnsi="Arial"/>
-          <w:color w:val="000000"/>
-          <w:sz w:val="19"/>
-          <w:szCs w:val="19"/>
-        </w:rPr>
-        <w:t xml:space="preserve">Tabla de operaciones 80 s; paso a paso 86 s. Vale el paso a paso.</w:t>
-      </w:r>
-    </w:p>
-    <w:p>
-      <w:pPr>
-        <w:spacing w:after="100" w:before="0" w:line="276"/>
-      </w:pPr>
-      <w:r>
-        <w:rPr>
-          <w:rFonts w:ascii="Arial" w:cs="Arial" w:eastAsia="Arial" w:hAnsi="Arial"/>
-          <w:b/>
-          <w:bCs/>
-          <w:color w:val="000000"/>
-          <w:sz w:val="19"/>
-          <w:szCs w:val="19"/>
-        </w:rPr>
-        <w:t xml:space="preserve">2035:</w:t>
-      </w:r>
-      <w:r>
-        <w:rPr>
-          <w:rFonts w:ascii="Arial" w:cs="Arial" w:eastAsia="Arial" w:hAnsi="Arial"/>
-          <w:color w:val="000000"/>
-          <w:sz w:val="19"/>
-          <w:szCs w:val="19"/>
-        </w:rPr>
-        <w:t xml:space="preserve"> comercial 3 × 2 turnos, 59 % (demanda 149,38 u/h); industrial 2 × 2 turnos, 46 % (demanda 77,36 u/h).</w:t>
-      </w:r>
-    </w:p>
-    <w:p>
-      <w:pPr>
-        <w:pStyle w:val="Heading3"/>
-        <w:keepNext/>
-        <w:spacing w:after="60" w:before="140" w:line="276"/>
-      </w:pPr>
-      <w:r>
-        <w:rPr>
-          <w:rFonts w:ascii="Arial" w:cs="Arial" w:eastAsia="Arial" w:hAnsi="Arial"/>
-          <w:color w:val="000000"/>
-          <w:sz w:val="19"/>
-          <w:szCs w:val="19"/>
-        </w:rPr>
-        <w:t xml:space="preserve">5.28 Inutilización y disposición final</w:t>
-      </w:r>
-    </w:p>
-    <w:p>
-      <w:pPr>
-        <w:spacing w:after="100" w:before="0" w:line="276"/>
-      </w:pPr>
-      <w:r>
-        <w:rPr>
-          <w:rFonts w:ascii="Arial" w:cs="Arial" w:eastAsia="Arial" w:hAnsi="Arial"/>
-          <w:b/>
-          <w:bCs/>
-          <w:color w:val="000000"/>
-          <w:sz w:val="19"/>
-          <w:szCs w:val="19"/>
-        </w:rPr>
-        <w:t xml:space="preserve">Equipo:</w:t>
-      </w:r>
-      <w:r>
-        <w:rPr>
-          <w:rFonts w:ascii="Arial" w:cs="Arial" w:eastAsia="Arial" w:hAnsi="Arial"/>
-          <w:color w:val="000000"/>
-          <w:sz w:val="19"/>
-          <w:szCs w:val="19"/>
-        </w:rPr>
-        <w:t xml:space="preserve"> Taladro de columna con prensa en V (máquina). </w:t>
-      </w:r>
-      <w:r>
-        <w:rPr>
-          <w:rFonts w:ascii="Arial" w:cs="Arial" w:eastAsia="Arial" w:hAnsi="Arial"/>
-          <w:b/>
-          <w:bCs/>
-          <w:color w:val="000000"/>
-          <w:sz w:val="19"/>
-          <w:szCs w:val="19"/>
-        </w:rPr>
-        <w:t xml:space="preserve">Cuándo pasa:</w:t>
-      </w:r>
-      <w:r>
-        <w:rPr>
-          <w:rFonts w:ascii="Arial" w:cs="Arial" w:eastAsia="Arial" w:hAnsi="Arial"/>
-          <w:color w:val="000000"/>
-          <w:sz w:val="19"/>
-          <w:szCs w:val="19"/>
-        </w:rPr>
-        <w:t xml:space="preserve"> Vida útil vencida, no pasa la PH o roto (operación 14; 9.12). </w:t>
-      </w:r>
-      <w:r>
-        <w:rPr>
-          <w:rFonts w:ascii="Arial" w:cs="Arial" w:eastAsia="Arial" w:hAnsi="Arial"/>
-          <w:b/>
-          <w:bCs/>
-          <w:color w:val="000000"/>
-          <w:sz w:val="19"/>
-          <w:szCs w:val="19"/>
-        </w:rPr>
-        <w:t xml:space="preserve">Entra:</w:t>
-      </w:r>
-      <w:r>
-        <w:rPr>
-          <w:rFonts w:ascii="Arial" w:cs="Arial" w:eastAsia="Arial" w:hAnsi="Arial"/>
-          <w:color w:val="000000"/>
-          <w:sz w:val="19"/>
-          <w:szCs w:val="19"/>
-        </w:rPr>
-        <w:t xml:space="preserve"> ABC 8,0 %, BC 8,0 %, Clase D 8,0 %, Agua 8,0 %, AFFF 8,0 %, Sales K 8,0 %, CO₂ 6,3 %, Halog. 8,0 %.</w:t>
-      </w:r>
-    </w:p>
-    <w:p>
-      <w:pPr>
-        <w:spacing w:after="100" w:before="0" w:line="276"/>
-      </w:pPr>
-      <w:r>
-        <w:rPr>
-          <w:rFonts w:ascii="Arial" w:cs="Arial" w:eastAsia="Arial" w:hAnsi="Arial"/>
-          <w:b/>
-          <w:bCs/>
-          <w:color w:val="000000"/>
-          <w:sz w:val="19"/>
-          <w:szCs w:val="19"/>
-        </w:rPr>
-        <w:t xml:space="preserve">Paso a paso (s):</w:t>
-      </w:r>
-      <w:r>
-        <w:rPr>
-          <w:rFonts w:ascii="Arial" w:cs="Arial" w:eastAsia="Arial" w:hAnsi="Arial"/>
-          <w:color w:val="000000"/>
-          <w:sz w:val="19"/>
-          <w:szCs w:val="19"/>
-        </w:rPr>
-        <w:t xml:space="preserve"> Confirmar 30 + perforar 120 + desarmar y cortar manguera 90 + residuos 60 + foto y acta 90 = </w:t>
-      </w:r>
-      <w:r>
-        <w:rPr>
-          <w:rFonts w:ascii="Arial" w:cs="Arial" w:eastAsia="Arial" w:hAnsi="Arial"/>
-          <w:b/>
-          <w:bCs/>
-          <w:color w:val="000000"/>
-          <w:sz w:val="19"/>
-          <w:szCs w:val="19"/>
-        </w:rPr>
-        <w:t xml:space="preserve">390 s</w:t>
-      </w:r>
-      <w:r>
-        <w:rPr>
-          <w:rFonts w:ascii="Arial" w:cs="Arial" w:eastAsia="Arial" w:hAnsi="Arial"/>
-          <w:color w:val="000000"/>
-          <w:sz w:val="19"/>
-          <w:szCs w:val="19"/>
-        </w:rPr>
-        <w:t xml:space="preserve"> → 9,2 u/h por máquina u operario.</w:t>
-      </w:r>
-    </w:p>
-    <w:p>
-      <w:pPr>
-        <w:spacing w:after="100" w:before="0" w:line="276"/>
-      </w:pPr>
-      <w:r>
-        <w:rPr>
-          <w:rFonts w:ascii="Arial" w:cs="Arial" w:eastAsia="Arial" w:hAnsi="Arial"/>
-          <w:color w:val="000000"/>
-          <w:sz w:val="19"/>
-          <w:szCs w:val="19"/>
-        </w:rPr>
-        <w:t xml:space="preserve">Fin de vida útil (5 %; CO₂ 3,3 %), no pasa la PH (2 %) y rotos (1 %). Acta y foto por equipo (9.12 y Anexo G).</w:t>
-      </w:r>
-    </w:p>
-    <w:p>
-      <w:pPr>
-        <w:spacing w:after="100" w:before="0" w:line="276"/>
-      </w:pPr>
-      <w:r>
-        <w:rPr>
-          <w:rFonts w:ascii="Arial" w:cs="Arial" w:eastAsia="Arial" w:hAnsi="Arial"/>
-          <w:b/>
-          <w:bCs/>
-          <w:color w:val="000000"/>
-          <w:sz w:val="19"/>
-          <w:szCs w:val="19"/>
-        </w:rPr>
-        <w:t xml:space="preserve">2035:</w:t>
-      </w:r>
-      <w:r>
-        <w:rPr>
-          <w:rFonts w:ascii="Arial" w:cs="Arial" w:eastAsia="Arial" w:hAnsi="Arial"/>
-          <w:color w:val="000000"/>
-          <w:sz w:val="19"/>
-          <w:szCs w:val="19"/>
-        </w:rPr>
-        <w:t xml:space="preserve"> comercial 1 × 2 turnos, 64 % (demanda 11,79 u/h); industrial 1 × 1 turno, 66 % (demanda 6,11 u/h).</w:t>
-      </w:r>
-    </w:p>
-    <w:p>
-      <w:pPr>
-        <w:pStyle w:val="Heading3"/>
-        <w:keepNext/>
-        <w:spacing w:after="60" w:before="140" w:line="276"/>
-      </w:pPr>
-      <w:r>
-        <w:rPr>
-          <w:rFonts w:ascii="Arial" w:cs="Arial" w:eastAsia="Arial" w:hAnsi="Arial"/>
-          <w:color w:val="000000"/>
-          <w:sz w:val="19"/>
-          <w:szCs w:val="19"/>
-        </w:rPr>
-        <w:t xml:space="preserve">5.29 PH de mangueras (CO₂ y rodantes)</w:t>
-      </w:r>
-    </w:p>
-    <w:p>
-      <w:pPr>
-        <w:spacing w:after="100" w:before="0" w:line="276"/>
-      </w:pPr>
-      <w:r>
-        <w:rPr>
-          <w:rFonts w:ascii="Arial" w:cs="Arial" w:eastAsia="Arial" w:hAnsi="Arial"/>
-          <w:b/>
-          <w:bCs/>
-          <w:color w:val="000000"/>
-          <w:sz w:val="19"/>
-          <w:szCs w:val="19"/>
-        </w:rPr>
-        <w:t xml:space="preserve">Equipo:</w:t>
-      </w:r>
-      <w:r>
-        <w:rPr>
-          <w:rFonts w:ascii="Arial" w:cs="Arial" w:eastAsia="Arial" w:hAnsi="Arial"/>
-          <w:color w:val="000000"/>
-          <w:sz w:val="19"/>
-          <w:szCs w:val="19"/>
-        </w:rPr>
-        <w:t xml:space="preserve"> Máquina PH Yukon 300 kg/cm² (la misma de los recipientes) (máquina). </w:t>
-      </w:r>
-      <w:r>
-        <w:rPr>
-          <w:rFonts w:ascii="Arial" w:cs="Arial" w:eastAsia="Arial" w:hAnsi="Arial"/>
-          <w:b/>
-          <w:bCs/>
-          <w:color w:val="000000"/>
-          <w:sz w:val="19"/>
-          <w:szCs w:val="19"/>
-        </w:rPr>
-        <w:t xml:space="preserve">Cuándo pasa:</w:t>
-      </w:r>
-      <w:r>
-        <w:rPr>
-          <w:rFonts w:ascii="Arial" w:cs="Arial" w:eastAsia="Arial" w:hAnsi="Arial"/>
-          <w:color w:val="000000"/>
-          <w:sz w:val="19"/>
-          <w:szCs w:val="19"/>
-        </w:rPr>
-        <w:t xml:space="preserve"> Mangueras de CO₂ y con cierre en el extremo, todos los años (9.7.1.4). </w:t>
-      </w:r>
-      <w:r>
-        <w:rPr>
-          <w:rFonts w:ascii="Arial" w:cs="Arial" w:eastAsia="Arial" w:hAnsi="Arial"/>
-          <w:b/>
-          <w:bCs/>
-          <w:color w:val="000000"/>
-          <w:sz w:val="19"/>
-          <w:szCs w:val="19"/>
-        </w:rPr>
-        <w:t xml:space="preserve">Entra:</w:t>
-      </w:r>
-      <w:r>
-        <w:rPr>
-          <w:rFonts w:ascii="Arial" w:cs="Arial" w:eastAsia="Arial" w:hAnsi="Arial"/>
-          <w:color w:val="000000"/>
-          <w:sz w:val="19"/>
-          <w:szCs w:val="19"/>
-        </w:rPr>
-        <w:t xml:space="preserve"> mangueras con PH anual (rodantes y CO₂ con manga).</w:t>
-      </w:r>
-    </w:p>
-    <w:p>
-      <w:pPr>
-        <w:spacing w:after="100" w:before="0" w:line="276"/>
-      </w:pPr>
-      <w:r>
-        <w:rPr>
-          <w:rFonts w:ascii="Arial" w:cs="Arial" w:eastAsia="Arial" w:hAnsi="Arial"/>
-          <w:b/>
-          <w:bCs/>
-          <w:color w:val="000000"/>
-          <w:sz w:val="19"/>
-          <w:szCs w:val="19"/>
-        </w:rPr>
-        <w:t xml:space="preserve">Paso a paso (s):</w:t>
-      </w:r>
-      <w:r>
-        <w:rPr>
-          <w:rFonts w:ascii="Arial" w:cs="Arial" w:eastAsia="Arial" w:hAnsi="Arial"/>
-          <w:color w:val="000000"/>
-          <w:sz w:val="19"/>
-          <w:szCs w:val="19"/>
-        </w:rPr>
-        <w:t xml:space="preserve"> Retirar de la válvula 20 + marcar acoples 10 + sacar el polvo 20 + a la jaula de protección 15 + llenar y purgar 30 + subir a presión 30 + 1 min a presión 60 + liberar y revisar acoples 20 + escurrir y secar (≤ 65 °C) 60 + rótulo de 20 × 30 mm 20 + registrar 15 = </w:t>
-      </w:r>
-      <w:r>
-        <w:rPr>
-          <w:rFonts w:ascii="Arial" w:cs="Arial" w:eastAsia="Arial" w:hAnsi="Arial"/>
-          <w:b/>
-          <w:bCs/>
-          <w:color w:val="000000"/>
-          <w:sz w:val="19"/>
-          <w:szCs w:val="19"/>
-        </w:rPr>
-        <w:t xml:space="preserve">300 s</w:t>
-      </w:r>
-      <w:r>
-        <w:rPr>
-          <w:rFonts w:ascii="Arial" w:cs="Arial" w:eastAsia="Arial" w:hAnsi="Arial"/>
-          <w:color w:val="000000"/>
-          <w:sz w:val="19"/>
-          <w:szCs w:val="19"/>
-        </w:rPr>
-        <w:t xml:space="preserve"> → 12,0 u/h por máquina u operario.</w:t>
-      </w:r>
-    </w:p>
-    <w:p>
-      <w:pPr>
-        <w:spacing w:after="100" w:before="0" w:line="276"/>
-      </w:pPr>
-      <w:r>
-        <w:rPr>
-          <w:rFonts w:ascii="Arial" w:cs="Arial" w:eastAsia="Arial" w:hAnsi="Arial"/>
-          <w:color w:val="000000"/>
-          <w:sz w:val="19"/>
-          <w:szCs w:val="19"/>
-        </w:rPr>
-        <w:t xml:space="preserve">9.7.1.4 pide PH de las mangueras con cierre en el extremo (rodantes) y de las de CO₂ con manga. La versión anterior copiaba el tiempo de la PH del recipiente; ahora sigue los pasos a) a h) de 9.7.5.3: retirar sin quitar acoples, marcar acoples, sacar el polvo, poner en la jaula de protección, llenar y purgar, subir a presión y sostener 1 min, liberar y revisar desplazamientos, escurrir y secar a no más de 65 °C, y el rótulo de 20 × 30 mm. La demanda es la fila Mangueras del Plan mensual.</w:t>
-      </w:r>
-    </w:p>
-    <w:p>
-      <w:pPr>
-        <w:spacing w:after="100" w:before="0" w:line="276"/>
-      </w:pPr>
-      <w:r>
-        <w:rPr>
-          <w:rFonts w:ascii="Arial" w:cs="Arial" w:eastAsia="Arial" w:hAnsi="Arial"/>
-          <w:b/>
-          <w:bCs/>
-          <w:color w:val="000000"/>
-          <w:sz w:val="19"/>
-          <w:szCs w:val="19"/>
-        </w:rPr>
-        <w:t xml:space="preserve">2035:</w:t>
-      </w:r>
-      <w:r>
-        <w:rPr>
-          <w:rFonts w:ascii="Arial" w:cs="Arial" w:eastAsia="Arial" w:hAnsi="Arial"/>
-          <w:color w:val="000000"/>
-          <w:sz w:val="19"/>
-          <w:szCs w:val="19"/>
-        </w:rPr>
-        <w:t xml:space="preserve"> comercial 1 × 1 turno, 36 % (demanda 4,37 u/h); industrial 1 × 1 turno, 19 % (demanda 2,34 u/h).</w:t>
+        <w:t xml:space="preserve"> comercial 1 × 1 turno, 34 % (demanda 4,09 u/h); industrial 1 × 1 turno, 18 % (demanda 2,14 u/h).</w:t>
       </w:r>
     </w:p>
     <w:p>
@@ -21068,7 +20092,7 @@
           <w:sz w:val="19"/>
           <w:szCs w:val="19"/>
         </w:rPr>
-        <w:t xml:space="preserve">Stock por tipo = recargas del año × % del mes pico del tipo ÷ días hábiles del mes × ciclo (con 2 turnos desde 2032), redondeado hacia arriba. El stock del año anterior se mantiene en la planta (9.4.5 y 9.2.1) y entra al Plan mensual por la ruta de su tipo, 1/12 por mes. 2035: comercial 1.757 u. e industrial 985 u.</w:t>
+        <w:t xml:space="preserve">Stock por tipo = recargas del año × % del mes pico del tipo ÷ días hábiles del mes × ciclo (con 2 turnos desde 2032), redondeado hacia arriba. El stock del año anterior se mantiene en la planta (9.4.5 y 9.2.1) y entra al Plan mensual por la ruta de su tipo, 1/12 por mes. 2035: comercial 1.384 u. e industrial 744 u.</w:t>
       </w:r>
     </w:p>
     <w:p>
@@ -21098,7 +20122,7 @@
           <w:sz w:val="19"/>
           <w:szCs w:val="19"/>
         </w:rPr>
-        <w:t xml:space="preserve">Alta del año = lo que crece el stock + stock del año anterior × % que se inutiliza. Los ABC llegan a la planta comercial como cilindro vacío desde la industrial y se cargan en la ruta del cilindro nuevo (recepción, carga ABC, ensamblaje, presurización, ensayo de pérdidas y despacho), con el perfil de producción del MRP (E01, E02 y E03). En la industrial salen terminados de la línea. El resto de los tipos se compra. Alta 2035: comercial 182 cilindros vacíos y 68 de compra; industrial 102 terminados y 38 de compra.</w:t>
+        <w:t xml:space="preserve">Alta del año = lo que crece el stock + stock del año anterior × % que se inutiliza. Los ABC llegan a la planta comercial como cilindro vacío desde la industrial y se cargan en la ruta del cilindro nuevo (recepción, carga ABC, ensamblaje, presurización, ensayo de pérdidas y despacho), con el perfil de producción del MRP (E01, E02 y E03). En la industrial salen terminados de la línea. El resto de los tipos se compra. Alta 2035: comercial 142 cilindros vacíos y 53 de compra; industrial 77 terminados y 28 de compra.</w:t>
       </w:r>
     </w:p>
     <w:p>
@@ -21582,7 +20606,7 @@
                 <w:sz w:val="16"/>
                 <w:szCs w:val="16"/>
               </w:rPr>
-              <w:t xml:space="preserve">41</w:t>
+              <w:t xml:space="preserve">35</w:t>
             </w:r>
           </w:p>
         </w:tc>
@@ -21616,7 +20640,7 @@
                 <w:sz w:val="16"/>
                 <w:szCs w:val="16"/>
               </w:rPr>
-              <w:t xml:space="preserve">51</w:t>
+              <w:t xml:space="preserve">45</w:t>
             </w:r>
           </w:p>
         </w:tc>
@@ -21650,7 +20674,7 @@
                 <w:sz w:val="16"/>
                 <w:szCs w:val="16"/>
               </w:rPr>
-              <w:t xml:space="preserve">51</w:t>
+              <w:t xml:space="preserve">45</w:t>
             </w:r>
           </w:p>
         </w:tc>
@@ -21858,7 +20882,7 @@
                 <w:sz w:val="16"/>
                 <w:szCs w:val="16"/>
               </w:rPr>
-              <w:t xml:space="preserve">30</w:t>
+              <w:t xml:space="preserve">24</w:t>
             </w:r>
           </w:p>
         </w:tc>
@@ -21892,7 +20916,7 @@
                 <w:sz w:val="16"/>
                 <w:szCs w:val="16"/>
               </w:rPr>
-              <w:t xml:space="preserve">38</w:t>
+              <w:t xml:space="preserve">32</w:t>
             </w:r>
           </w:p>
         </w:tc>
@@ -21926,7 +20950,7 @@
                 <w:sz w:val="16"/>
                 <w:szCs w:val="16"/>
               </w:rPr>
-              <w:t xml:space="preserve">38</w:t>
+              <w:t xml:space="preserve">32</w:t>
             </w:r>
           </w:p>
         </w:tc>
@@ -22085,6 +21109,20 @@
           <w:szCs w:val="19"/>
         </w:rPr>
         <w:t xml:space="preserve">Qué cambió en los puestos respecto de la versión anterior: el laboratorio pasó de una carga fija a un ensayo por tolva y sube de 16 % a más de 60 % (la comercial le suma el 2° turno); la pintura comercial baja de 4 a 3 cabinas por los 615 s; el videoscopio comercial vuelve a 1 turno y la PH y el ensayo de pérdidas industriales quedan en 1 turno porque el mes pico pasó de febrero (11,2 %) a enero (10,2 %). En la industrial, la descarga ABC recuperable y la presurización pasan de 2 máquinas con 1 turno a 1 máquina con 2: el total baja de 40 a 38 y en la comercial de 52 a 51.</w:t>
+      </w:r>
+    </w:p>
+    <w:p>
+      <w:pPr>
+        <w:spacing w:after="100" w:before="0" w:line="276"/>
+      </w:pPr>
+      <w:r>
+        <w:rPr>
+          <w:rFonts w:ascii="Arial" w:cs="Arial" w:eastAsia="Arial" w:hAnsi="Arial"/>
+          <w:color w:val="000000"/>
+          <w:sz w:val="19"/>
+          <w:szCs w:val="19"/>
+        </w:rPr>
+        <w:t xml:space="preserve">Puestos unidos en esta versión: los que comparten equipo u operario dejan de figurar como puestos separados, porque un puesto con 1 % de aprovechamiento no es un puesto sino un accesorio de otro. La trasvasadora de CO₂ y la unidad de halogenados recuperan y cargan (antes se contaban dos veces); la descarga y la carga de agua, AFFF y sales K las hace el mismo operario de la zona de líquidos; el BC y el Clase D se descargan y se cargan en los puestos de polvo con su tambor, su cargadora y su embudo exclusivos, sin tocar el equipo de ABC (IRAM 3517-2, 3.5.3.4). Quedan 23 puestos. En 2035 el total baja a 45 en la comercial (antes 51) y 32 en la industrial (antes 38). El halogenado sigue con el aprovechamiento más bajo (3,5 % en la comercial): su unidad no sirve para otro agente y la demanda es mínima.</w:t>
       </w:r>
     </w:p>
     <w:p>
@@ -25280,7 +24318,7 @@
         </w:numPr>
         <w:spacing w:after="40" w:before="0" w:line="276"/>
       </w:pPr>
-      <w:hyperlink w:history="1" r:id="rId-o0gy_umftqftvjka9isw">
+      <w:hyperlink w:history="1" r:id="rIdswmzlhl2ml-wbtioq9syp">
         <w:r>
           <w:rPr>
             <w:rFonts w:ascii="Arial" w:cs="Arial" w:eastAsia="Arial" w:hAnsi="Arial"/>
@@ -25302,7 +24340,7 @@
         </w:numPr>
         <w:spacing w:after="40" w:before="0" w:line="276"/>
       </w:pPr>
-      <w:hyperlink w:history="1" r:id="rIdmc34e48qpndr7fl5ihmqr">
+      <w:hyperlink w:history="1" r:id="rIdkpzlku1brzuuuk3ahfvxx">
         <w:r>
           <w:rPr>
             <w:rFonts w:ascii="Arial" w:cs="Arial" w:eastAsia="Arial" w:hAnsi="Arial"/>
@@ -25324,7 +24362,7 @@
         </w:numPr>
         <w:spacing w:after="40" w:before="0" w:line="276"/>
       </w:pPr>
-      <w:hyperlink w:history="1" r:id="rIdkqainmjh8olpinmnmf5ds">
+      <w:hyperlink w:history="1" r:id="rIdznblg462kytmdp4fnql0v">
         <w:r>
           <w:rPr>
             <w:rFonts w:ascii="Arial" w:cs="Arial" w:eastAsia="Arial" w:hAnsi="Arial"/>
@@ -25346,7 +24384,7 @@
         </w:numPr>
         <w:spacing w:after="40" w:before="0" w:line="276"/>
       </w:pPr>
-      <w:hyperlink w:history="1" r:id="rIdngdr62l1ke3vpzwr45tve">
+      <w:hyperlink w:history="1" r:id="rIdpy1vnbffqxw7yijxi12zi">
         <w:r>
           <w:rPr>
             <w:rFonts w:ascii="Arial" w:cs="Arial" w:eastAsia="Arial" w:hAnsi="Arial"/>
@@ -25367,7 +24405,7 @@
         </w:rPr>
         <w:t xml:space="preserve"> · </w:t>
       </w:r>
-      <w:hyperlink w:history="1" r:id="rIdqab0krmtwyppbxnvtkzvq">
+      <w:hyperlink w:history="1" r:id="rIdc5xiftwisljxkczgk7q5m">
         <w:r>
           <w:rPr>
             <w:rFonts w:ascii="Arial" w:cs="Arial" w:eastAsia="Arial" w:hAnsi="Arial"/>
@@ -25388,7 +24426,7 @@
         </w:rPr>
         <w:t xml:space="preserve"> · </w:t>
       </w:r>
-      <w:hyperlink w:history="1" r:id="rIdekjmomkb8o1yzqrvk7_dc">
+      <w:hyperlink w:history="1" r:id="rIdavccgxpulrijefitkcbnz">
         <w:r>
           <w:rPr>
             <w:rFonts w:ascii="Arial" w:cs="Arial" w:eastAsia="Arial" w:hAnsi="Arial"/>
@@ -25410,7 +24448,7 @@
         </w:numPr>
         <w:spacing w:after="40" w:before="0" w:line="276"/>
       </w:pPr>
-      <w:hyperlink w:history="1" r:id="rIdxuyxvamc8rmmlgubaz21u">
+      <w:hyperlink w:history="1" r:id="rIdlp9hj5commqgbcdsijexl">
         <w:r>
           <w:rPr>
             <w:rFonts w:ascii="Arial" w:cs="Arial" w:eastAsia="Arial" w:hAnsi="Arial"/>
@@ -25432,7 +24470,7 @@
         </w:numPr>
         <w:spacing w:after="40" w:before="0" w:line="276"/>
       </w:pPr>
-      <w:hyperlink w:history="1" r:id="rIdlnaglpuiai_fiavaybqmy">
+      <w:hyperlink w:history="1" r:id="rIdordtp_8kri48k-6glf1k5">
         <w:r>
           <w:rPr>
             <w:rFonts w:ascii="Arial" w:cs="Arial" w:eastAsia="Arial" w:hAnsi="Arial"/>
@@ -25454,7 +24492,7 @@
         </w:numPr>
         <w:spacing w:after="40" w:before="0" w:line="276"/>
       </w:pPr>
-      <w:hyperlink w:history="1" r:id="rId8qrc3qbvqeo81bxeoym7s">
+      <w:hyperlink w:history="1" r:id="rIdkezwct_wkdqsv1-7k50k3">
         <w:r>
           <w:rPr>
             <w:rFonts w:ascii="Arial" w:cs="Arial" w:eastAsia="Arial" w:hAnsi="Arial"/>
@@ -25475,7 +24513,7 @@
         </w:rPr>
         <w:t xml:space="preserve"> · </w:t>
       </w:r>
-      <w:hyperlink w:history="1" r:id="rIdgcw6aiy9iu0htt2rz2tjw">
+      <w:hyperlink w:history="1" r:id="rId6ysnsp9gfi3gch97sgthk">
         <w:r>
           <w:rPr>
             <w:rFonts w:ascii="Arial" w:cs="Arial" w:eastAsia="Arial" w:hAnsi="Arial"/>
@@ -25497,7 +24535,7 @@
         </w:numPr>
         <w:spacing w:after="40" w:before="0" w:line="276"/>
       </w:pPr>
-      <w:hyperlink w:history="1" r:id="rIds9fnibj9whxpfpq9tkyow">
+      <w:hyperlink w:history="1" r:id="rIdeetky7oydqtxmykyzynbb">
         <w:r>
           <w:rPr>
             <w:rFonts w:ascii="Arial" w:cs="Arial" w:eastAsia="Arial" w:hAnsi="Arial"/>
@@ -25519,7 +24557,7 @@
         </w:numPr>
         <w:spacing w:after="40" w:before="0" w:line="276"/>
       </w:pPr>
-      <w:hyperlink w:history="1" r:id="rIdyijdge-_ruy-8emakfslf">
+      <w:hyperlink w:history="1" r:id="rIdtgg_b88bifp9s1qbdl2ri">
         <w:r>
           <w:rPr>
             <w:rFonts w:ascii="Arial" w:cs="Arial" w:eastAsia="Arial" w:hAnsi="Arial"/>
@@ -25540,7 +24578,7 @@
         </w:rPr>
         <w:t xml:space="preserve"> · </w:t>
       </w:r>
-      <w:hyperlink w:history="1" r:id="rIdg3fhmpxhbvyacuvd_ovhm">
+      <w:hyperlink w:history="1" r:id="rIdjcuocoubxha1wuxcnkvkv">
         <w:r>
           <w:rPr>
             <w:rFonts w:ascii="Arial" w:cs="Arial" w:eastAsia="Arial" w:hAnsi="Arial"/>
@@ -25562,7 +24600,7 @@
         </w:numPr>
         <w:spacing w:after="40" w:before="0" w:line="276"/>
       </w:pPr>
-      <w:hyperlink w:history="1" r:id="rId9mtbz2mqyx4t1wk64fmvs">
+      <w:hyperlink w:history="1" r:id="rIdesbayfl0rhmwtscycxsxp">
         <w:r>
           <w:rPr>
             <w:rFonts w:ascii="Arial" w:cs="Arial" w:eastAsia="Arial" w:hAnsi="Arial"/>

--- a/salida/Justificacion_Recargas.docx
+++ b/salida/Justificacion_Recargas.docx
@@ -57,7 +57,7 @@
           <w:sz w:val="19"/>
           <w:szCs w:val="19"/>
         </w:rPr>
-        <w:t xml:space="preserve">Los Excel llevan solo números, fórmulas y una referencia corta (§) a la sección de este documento donde está el porqué. Los archivos son: Dimensionamiento_Recargas_Planta_Comercial.xlsx, Dimensionamiento_Recargas_Planta_Industrial.xlsx, Recargas.xlsx (logística) y Dimensionamiento_Manuales.xlsx / Dimensionamiento_Carros.xlsx (alta de sustitutos ABC).</w:t>
+        <w:t xml:space="preserve">Los Excel llevan solo números, fórmulas y una referencia corta (§) a la sección de este documento donde está el porqué. Los archivos son: Aprovechamiento_Recargas_Planta_Comercial.xlsx, Aprovechamiento_Recargas_Planta_Industrial.xlsx, Recargas.xlsx (logística) y Aprovechamiento_Manuales.xlsx / Aprovechamiento_Carros.xlsx (alta de sustitutos ABC).</w:t>
       </w:r>
     </w:p>
     <w:p>
@@ -337,7 +337,7 @@
           <w:sz w:val="19"/>
           <w:szCs w:val="19"/>
         </w:rPr>
-        <w:t xml:space="preserve">IRAM 3517-2:2020 pide mantenimiento al menos una vez al año (9.2.1) y que la tarjeta indique mes y año del próximo (9.4.14). La fecha de la próxima recarga la fija la última, no el calendario: si nada empuja a todo un rubro a recargar el mismo mes, los aniversarios se reparten y el rubro queda parejo (1/12 por mes). Por eso solo llevan estacionalidad los rubros donde una regla o un calendario externo concentra la recarga.</w:t>
+        <w:t xml:space="preserve">IRAM 3517-2:2020 pide mantenimiento al menos una vez al año (9.2.1) y que la tarjeta indique mes y año del próximo (9.4.14). El mes de la próxima recarga lo fija la última, así que un rubro puede elegir en qué mes recargar: adelanta una vez el turno y desde ahí vuelve cada año en ese mes. Mientras el equipo está en la planta el cliente queda con un sustituto (9.4.5), y descolgar, retirar y reponer equipos es un trabajo que cada rubro evita en su temporada alta y concentra en sus meses tranquilos. Por eso cada rubro lleva los meses que marcan sus pliegos, cámaras y manuales; el que no tiene una ventana así queda parejo (1/12 por mes).</w:t>
       </w:r>
     </w:p>
     <w:tbl>
@@ -929,7 +929,7 @@
                 <w:sz w:val="16"/>
                 <w:szCs w:val="16"/>
               </w:rPr>
-              <w:t xml:space="preserve">7,6 %</w:t>
+              <w:t xml:space="preserve">9,6 %</w:t>
             </w:r>
           </w:p>
         </w:tc>
@@ -963,7 +963,7 @@
                 <w:sz w:val="16"/>
                 <w:szCs w:val="16"/>
               </w:rPr>
-              <w:t xml:space="preserve">7,6 %</w:t>
+              <w:t xml:space="preserve">7,1 %</w:t>
             </w:r>
           </w:p>
         </w:tc>
@@ -997,7 +997,7 @@
                 <w:sz w:val="16"/>
                 <w:szCs w:val="16"/>
               </w:rPr>
-              <w:t xml:space="preserve">7,6 %</w:t>
+              <w:t xml:space="preserve">7,1 %</w:t>
             </w:r>
           </w:p>
         </w:tc>
@@ -1031,7 +1031,7 @@
                 <w:sz w:val="16"/>
                 <w:szCs w:val="16"/>
               </w:rPr>
-              <w:t xml:space="preserve">7,6 %</w:t>
+              <w:t xml:space="preserve">7,1 %</w:t>
             </w:r>
           </w:p>
         </w:tc>
@@ -1065,7 +1065,7 @@
                 <w:sz w:val="16"/>
                 <w:szCs w:val="16"/>
               </w:rPr>
-              <w:t xml:space="preserve">7,6 %</w:t>
+              <w:t xml:space="preserve">7,1 %</w:t>
             </w:r>
           </w:p>
         </w:tc>
@@ -1099,7 +1099,7 @@
                 <w:sz w:val="16"/>
                 <w:szCs w:val="16"/>
               </w:rPr>
-              <w:t xml:space="preserve">7,6 %</w:t>
+              <w:t xml:space="preserve">7,1 %</w:t>
             </w:r>
           </w:p>
         </w:tc>
@@ -1133,7 +1133,7 @@
                 <w:sz w:val="16"/>
                 <w:szCs w:val="16"/>
               </w:rPr>
-              <w:t xml:space="preserve">7,6 %</w:t>
+              <w:t xml:space="preserve">7,1 %</w:t>
             </w:r>
           </w:p>
         </w:tc>
@@ -1167,7 +1167,7 @@
                 <w:sz w:val="16"/>
                 <w:szCs w:val="16"/>
               </w:rPr>
-              <w:t xml:space="preserve">7,6 %</w:t>
+              <w:t xml:space="preserve">7,1 %</w:t>
             </w:r>
           </w:p>
         </w:tc>
@@ -1201,7 +1201,7 @@
                 <w:sz w:val="16"/>
                 <w:szCs w:val="16"/>
               </w:rPr>
-              <w:t xml:space="preserve">7,6 %</w:t>
+              <w:t xml:space="preserve">7,1 %</w:t>
             </w:r>
           </w:p>
         </w:tc>
@@ -1235,7 +1235,7 @@
                 <w:sz w:val="16"/>
                 <w:szCs w:val="16"/>
               </w:rPr>
-              <w:t xml:space="preserve">7,6 %</w:t>
+              <w:t xml:space="preserve">9,6 %</w:t>
             </w:r>
           </w:p>
         </w:tc>
@@ -1341,7 +1341,7 @@
                 <w:sz w:val="16"/>
                 <w:szCs w:val="16"/>
               </w:rPr>
-              <w:t xml:space="preserve">8,3 %</w:t>
+              <w:t xml:space="preserve">5,4 %</w:t>
             </w:r>
           </w:p>
         </w:tc>
@@ -1375,7 +1375,7 @@
                 <w:sz w:val="16"/>
                 <w:szCs w:val="16"/>
               </w:rPr>
-              <w:t xml:space="preserve">8,3 %</w:t>
+              <w:t xml:space="preserve">5,4 %</w:t>
             </w:r>
           </w:p>
         </w:tc>
@@ -1409,7 +1409,7 @@
                 <w:sz w:val="16"/>
                 <w:szCs w:val="16"/>
               </w:rPr>
-              <w:t xml:space="preserve">8,3 %</w:t>
+              <w:t xml:space="preserve">8,1 %</w:t>
             </w:r>
           </w:p>
         </w:tc>
@@ -1443,7 +1443,7 @@
                 <w:sz w:val="16"/>
                 <w:szCs w:val="16"/>
               </w:rPr>
-              <w:t xml:space="preserve">8,3 %</w:t>
+              <w:t xml:space="preserve">10,8 %</w:t>
             </w:r>
           </w:p>
         </w:tc>
@@ -1477,7 +1477,7 @@
                 <w:sz w:val="16"/>
                 <w:szCs w:val="16"/>
               </w:rPr>
-              <w:t xml:space="preserve">8,3 %</w:t>
+              <w:t xml:space="preserve">10,8 %</w:t>
             </w:r>
           </w:p>
         </w:tc>
@@ -1511,7 +1511,7 @@
                 <w:sz w:val="16"/>
                 <w:szCs w:val="16"/>
               </w:rPr>
-              <w:t xml:space="preserve">8,3 %</w:t>
+              <w:t xml:space="preserve">10,8 %</w:t>
             </w:r>
           </w:p>
         </w:tc>
@@ -1545,7 +1545,7 @@
                 <w:sz w:val="16"/>
                 <w:szCs w:val="16"/>
               </w:rPr>
-              <w:t xml:space="preserve">8,3 %</w:t>
+              <w:t xml:space="preserve">8,1 %</w:t>
             </w:r>
           </w:p>
         </w:tc>
@@ -1579,7 +1579,7 @@
                 <w:sz w:val="16"/>
                 <w:szCs w:val="16"/>
               </w:rPr>
-              <w:t xml:space="preserve">8,3 %</w:t>
+              <w:t xml:space="preserve">8,1 %</w:t>
             </w:r>
           </w:p>
         </w:tc>
@@ -1613,7 +1613,7 @@
                 <w:sz w:val="16"/>
                 <w:szCs w:val="16"/>
               </w:rPr>
-              <w:t xml:space="preserve">8,3 %</w:t>
+              <w:t xml:space="preserve">8,1 %</w:t>
             </w:r>
           </w:p>
         </w:tc>
@@ -1647,7 +1647,7 @@
                 <w:sz w:val="16"/>
                 <w:szCs w:val="16"/>
               </w:rPr>
-              <w:t xml:space="preserve">8,3 %</w:t>
+              <w:t xml:space="preserve">8,1 %</w:t>
             </w:r>
           </w:p>
         </w:tc>
@@ -1681,7 +1681,7 @@
                 <w:sz w:val="16"/>
                 <w:szCs w:val="16"/>
               </w:rPr>
-              <w:t xml:space="preserve">8,3 %</w:t>
+              <w:t xml:space="preserve">8,1 %</w:t>
             </w:r>
           </w:p>
         </w:tc>
@@ -1715,7 +1715,7 @@
                 <w:sz w:val="16"/>
                 <w:szCs w:val="16"/>
               </w:rPr>
-              <w:t xml:space="preserve">8,3 %</w:t>
+              <w:t xml:space="preserve">8,1 %</w:t>
             </w:r>
           </w:p>
         </w:tc>
@@ -1787,7 +1787,7 @@
                 <w:sz w:val="16"/>
                 <w:szCs w:val="16"/>
               </w:rPr>
-              <w:t xml:space="preserve">3,0 %</w:t>
+              <w:t xml:space="preserve">10,1 %</w:t>
             </w:r>
           </w:p>
         </w:tc>
@@ -1821,7 +1821,7 @@
                 <w:sz w:val="16"/>
                 <w:szCs w:val="16"/>
               </w:rPr>
-              <w:t xml:space="preserve">24,5 %</w:t>
+              <w:t xml:space="preserve">10,1 %</w:t>
             </w:r>
           </w:p>
         </w:tc>
@@ -1855,7 +1855,7 @@
                 <w:sz w:val="16"/>
                 <w:szCs w:val="16"/>
               </w:rPr>
-              <w:t xml:space="preserve">24,5 %</w:t>
+              <w:t xml:space="preserve">10,1 %</w:t>
             </w:r>
           </w:p>
         </w:tc>
@@ -1889,7 +1889,7 @@
                 <w:sz w:val="16"/>
                 <w:szCs w:val="16"/>
               </w:rPr>
-              <w:t xml:space="preserve">24,5 %</w:t>
+              <w:t xml:space="preserve">7,6 %</w:t>
             </w:r>
           </w:p>
         </w:tc>
@@ -1923,7 +1923,7 @@
                 <w:sz w:val="16"/>
                 <w:szCs w:val="16"/>
               </w:rPr>
-              <w:t xml:space="preserve">3,0 %</w:t>
+              <w:t xml:space="preserve">7,6 %</w:t>
             </w:r>
           </w:p>
         </w:tc>
@@ -1957,7 +1957,7 @@
                 <w:sz w:val="16"/>
                 <w:szCs w:val="16"/>
               </w:rPr>
-              <w:t xml:space="preserve">3,0 %</w:t>
+              <w:t xml:space="preserve">7,6 %</w:t>
             </w:r>
           </w:p>
         </w:tc>
@@ -1991,7 +1991,7 @@
                 <w:sz w:val="16"/>
                 <w:szCs w:val="16"/>
               </w:rPr>
-              <w:t xml:space="preserve">3,0 %</w:t>
+              <w:t xml:space="preserve">8,9 %</w:t>
             </w:r>
           </w:p>
         </w:tc>
@@ -2025,7 +2025,7 @@
                 <w:sz w:val="16"/>
                 <w:szCs w:val="16"/>
               </w:rPr>
-              <w:t xml:space="preserve">3,0 %</w:t>
+              <w:t xml:space="preserve">7,6 %</w:t>
             </w:r>
           </w:p>
         </w:tc>
@@ -2059,7 +2059,7 @@
                 <w:sz w:val="16"/>
                 <w:szCs w:val="16"/>
               </w:rPr>
-              <w:t xml:space="preserve">3,0 %</w:t>
+              <w:t xml:space="preserve">7,6 %</w:t>
             </w:r>
           </w:p>
         </w:tc>
@@ -2093,7 +2093,7 @@
                 <w:sz w:val="16"/>
                 <w:szCs w:val="16"/>
               </w:rPr>
-              <w:t xml:space="preserve">3,0 %</w:t>
+              <w:t xml:space="preserve">7,6 %</w:t>
             </w:r>
           </w:p>
         </w:tc>
@@ -2127,7 +2127,7 @@
                 <w:sz w:val="16"/>
                 <w:szCs w:val="16"/>
               </w:rPr>
-              <w:t xml:space="preserve">3,0 %</w:t>
+              <w:t xml:space="preserve">7,6 %</w:t>
             </w:r>
           </w:p>
         </w:tc>
@@ -2161,7 +2161,7 @@
                 <w:sz w:val="16"/>
                 <w:szCs w:val="16"/>
               </w:rPr>
-              <w:t xml:space="preserve">3,0 %</w:t>
+              <w:t xml:space="preserve">7,6 %</w:t>
             </w:r>
           </w:p>
         </w:tc>
@@ -2233,7 +2233,7 @@
                 <w:sz w:val="16"/>
                 <w:szCs w:val="16"/>
               </w:rPr>
-              <w:t xml:space="preserve">8,3 %</w:t>
+              <w:t xml:space="preserve">5,3 %</w:t>
             </w:r>
           </w:p>
         </w:tc>
@@ -2267,7 +2267,7 @@
                 <w:sz w:val="16"/>
                 <w:szCs w:val="16"/>
               </w:rPr>
-              <w:t xml:space="preserve">8,3 %</w:t>
+              <w:t xml:space="preserve">5,3 %</w:t>
             </w:r>
           </w:p>
         </w:tc>
@@ -2301,7 +2301,7 @@
                 <w:sz w:val="16"/>
                 <w:szCs w:val="16"/>
               </w:rPr>
-              <w:t xml:space="preserve">8,3 %</w:t>
+              <w:t xml:space="preserve">7,9 %</w:t>
             </w:r>
           </w:p>
         </w:tc>
@@ -2335,7 +2335,7 @@
                 <w:sz w:val="16"/>
                 <w:szCs w:val="16"/>
               </w:rPr>
-              <w:t xml:space="preserve">8,3 %</w:t>
+              <w:t xml:space="preserve">7,9 %</w:t>
             </w:r>
           </w:p>
         </w:tc>
@@ -2369,7 +2369,7 @@
                 <w:sz w:val="16"/>
                 <w:szCs w:val="16"/>
               </w:rPr>
-              <w:t xml:space="preserve">8,3 %</w:t>
+              <w:t xml:space="preserve">10,5 %</w:t>
             </w:r>
           </w:p>
         </w:tc>
@@ -2403,7 +2403,7 @@
                 <w:sz w:val="16"/>
                 <w:szCs w:val="16"/>
               </w:rPr>
-              <w:t xml:space="preserve">8,3 %</w:t>
+              <w:t xml:space="preserve">10,5 %</w:t>
             </w:r>
           </w:p>
         </w:tc>
@@ -2437,7 +2437,7 @@
                 <w:sz w:val="16"/>
                 <w:szCs w:val="16"/>
               </w:rPr>
-              <w:t xml:space="preserve">8,3 %</w:t>
+              <w:t xml:space="preserve">5,3 %</w:t>
             </w:r>
           </w:p>
         </w:tc>
@@ -2471,7 +2471,7 @@
                 <w:sz w:val="16"/>
                 <w:szCs w:val="16"/>
               </w:rPr>
-              <w:t xml:space="preserve">8,3 %</w:t>
+              <w:t xml:space="preserve">10,5 %</w:t>
             </w:r>
           </w:p>
         </w:tc>
@@ -2505,7 +2505,7 @@
                 <w:sz w:val="16"/>
                 <w:szCs w:val="16"/>
               </w:rPr>
-              <w:t xml:space="preserve">8,3 %</w:t>
+              <w:t xml:space="preserve">10,5 %</w:t>
             </w:r>
           </w:p>
         </w:tc>
@@ -2539,7 +2539,7 @@
                 <w:sz w:val="16"/>
                 <w:szCs w:val="16"/>
               </w:rPr>
-              <w:t xml:space="preserve">8,3 %</w:t>
+              <w:t xml:space="preserve">10,5 %</w:t>
             </w:r>
           </w:p>
         </w:tc>
@@ -2573,7 +2573,7 @@
                 <w:sz w:val="16"/>
                 <w:szCs w:val="16"/>
               </w:rPr>
-              <w:t xml:space="preserve">8,3 %</w:t>
+              <w:t xml:space="preserve">7,9 %</w:t>
             </w:r>
           </w:p>
         </w:tc>
@@ -2607,7 +2607,7 @@
                 <w:sz w:val="16"/>
                 <w:szCs w:val="16"/>
               </w:rPr>
-              <w:t xml:space="preserve">8,3 %</w:t>
+              <w:t xml:space="preserve">7,9 %</w:t>
             </w:r>
           </w:p>
         </w:tc>
@@ -3125,6 +3125,74 @@
                 <w:sz w:val="16"/>
                 <w:szCs w:val="16"/>
               </w:rPr>
+              <w:t xml:space="preserve">11,1 %</w:t>
+            </w:r>
+          </w:p>
+        </w:tc>
+        <w:tc>
+          <w:tcPr>
+            <w:tcW w:type="dxa" w:w="654"/>
+            <w:tcBorders>
+              <w:top w:val="single" w:color="BFBFBF" w:sz="4"/>
+              <w:left w:val="single" w:color="BFBFBF" w:sz="4"/>
+              <w:bottom w:val="single" w:color="BFBFBF" w:sz="4"/>
+              <w:right w:val="single" w:color="BFBFBF" w:sz="4"/>
+            </w:tcBorders>
+            <w:tcMar>
+              <w:top w:type="dxa" w:w="30"/>
+              <w:left w:type="dxa" w:w="70"/>
+              <w:bottom w:type="dxa" w:w="30"/>
+              <w:right w:type="dxa" w:w="70"/>
+            </w:tcMar>
+          </w:tcPr>
+          <w:p>
+            <w:pPr>
+              <w:spacing w:after="0"/>
+              <w:jc w:val="right"/>
+            </w:pPr>
+            <w:r>
+              <w:rPr>
+                <w:rFonts w:ascii="Arial" w:cs="Arial" w:eastAsia="Arial" w:hAnsi="Arial"/>
+                <w:b w:val="false"/>
+                <w:bCs w:val="false"/>
+                <w:color w:val="000000"/>
+                <w:sz w:val="16"/>
+                <w:szCs w:val="16"/>
+              </w:rPr>
+              <w:t xml:space="preserve">11,1 %</w:t>
+            </w:r>
+          </w:p>
+        </w:tc>
+        <w:tc>
+          <w:tcPr>
+            <w:tcW w:type="dxa" w:w="654"/>
+            <w:tcBorders>
+              <w:top w:val="single" w:color="BFBFBF" w:sz="4"/>
+              <w:left w:val="single" w:color="BFBFBF" w:sz="4"/>
+              <w:bottom w:val="single" w:color="BFBFBF" w:sz="4"/>
+              <w:right w:val="single" w:color="BFBFBF" w:sz="4"/>
+            </w:tcBorders>
+            <w:tcMar>
+              <w:top w:type="dxa" w:w="30"/>
+              <w:left w:type="dxa" w:w="70"/>
+              <w:bottom w:type="dxa" w:w="30"/>
+              <w:right w:type="dxa" w:w="70"/>
+            </w:tcMar>
+          </w:tcPr>
+          <w:p>
+            <w:pPr>
+              <w:spacing w:after="0"/>
+              <w:jc w:val="right"/>
+            </w:pPr>
+            <w:r>
+              <w:rPr>
+                <w:rFonts w:ascii="Arial" w:cs="Arial" w:eastAsia="Arial" w:hAnsi="Arial"/>
+                <w:b w:val="false"/>
+                <w:bCs w:val="false"/>
+                <w:color w:val="000000"/>
+                <w:sz w:val="16"/>
+                <w:szCs w:val="16"/>
+              </w:rPr>
               <w:t xml:space="preserve">8,3 %</w:t>
             </w:r>
           </w:p>
@@ -3227,6 +3295,108 @@
                 <w:sz w:val="16"/>
                 <w:szCs w:val="16"/>
               </w:rPr>
+              <w:t xml:space="preserve">5,6 %</w:t>
+            </w:r>
+          </w:p>
+        </w:tc>
+        <w:tc>
+          <w:tcPr>
+            <w:tcW w:type="dxa" w:w="654"/>
+            <w:tcBorders>
+              <w:top w:val="single" w:color="BFBFBF" w:sz="4"/>
+              <w:left w:val="single" w:color="BFBFBF" w:sz="4"/>
+              <w:bottom w:val="single" w:color="BFBFBF" w:sz="4"/>
+              <w:right w:val="single" w:color="BFBFBF" w:sz="4"/>
+            </w:tcBorders>
+            <w:tcMar>
+              <w:top w:type="dxa" w:w="30"/>
+              <w:left w:type="dxa" w:w="70"/>
+              <w:bottom w:type="dxa" w:w="30"/>
+              <w:right w:type="dxa" w:w="70"/>
+            </w:tcMar>
+          </w:tcPr>
+          <w:p>
+            <w:pPr>
+              <w:spacing w:after="0"/>
+              <w:jc w:val="right"/>
+            </w:pPr>
+            <w:r>
+              <w:rPr>
+                <w:rFonts w:ascii="Arial" w:cs="Arial" w:eastAsia="Arial" w:hAnsi="Arial"/>
+                <w:b w:val="false"/>
+                <w:bCs w:val="false"/>
+                <w:color w:val="000000"/>
+                <w:sz w:val="16"/>
+                <w:szCs w:val="16"/>
+              </w:rPr>
+              <w:t xml:space="preserve">5,6 %</w:t>
+            </w:r>
+          </w:p>
+        </w:tc>
+        <w:tc>
+          <w:tcPr>
+            <w:tcW w:type="dxa" w:w="654"/>
+            <w:tcBorders>
+              <w:top w:val="single" w:color="BFBFBF" w:sz="4"/>
+              <w:left w:val="single" w:color="BFBFBF" w:sz="4"/>
+              <w:bottom w:val="single" w:color="BFBFBF" w:sz="4"/>
+              <w:right w:val="single" w:color="BFBFBF" w:sz="4"/>
+            </w:tcBorders>
+            <w:tcMar>
+              <w:top w:type="dxa" w:w="30"/>
+              <w:left w:type="dxa" w:w="70"/>
+              <w:bottom w:type="dxa" w:w="30"/>
+              <w:right w:type="dxa" w:w="70"/>
+            </w:tcMar>
+          </w:tcPr>
+          <w:p>
+            <w:pPr>
+              <w:spacing w:after="0"/>
+              <w:jc w:val="right"/>
+            </w:pPr>
+            <w:r>
+              <w:rPr>
+                <w:rFonts w:ascii="Arial" w:cs="Arial" w:eastAsia="Arial" w:hAnsi="Arial"/>
+                <w:b w:val="false"/>
+                <w:bCs w:val="false"/>
+                <w:color w:val="000000"/>
+                <w:sz w:val="16"/>
+                <w:szCs w:val="16"/>
+              </w:rPr>
+              <w:t xml:space="preserve">5,6 %</w:t>
+            </w:r>
+          </w:p>
+        </w:tc>
+        <w:tc>
+          <w:tcPr>
+            <w:tcW w:type="dxa" w:w="654"/>
+            <w:tcBorders>
+              <w:top w:val="single" w:color="BFBFBF" w:sz="4"/>
+              <w:left w:val="single" w:color="BFBFBF" w:sz="4"/>
+              <w:bottom w:val="single" w:color="BFBFBF" w:sz="4"/>
+              <w:right w:val="single" w:color="BFBFBF" w:sz="4"/>
+            </w:tcBorders>
+            <w:tcMar>
+              <w:top w:type="dxa" w:w="30"/>
+              <w:left w:type="dxa" w:w="70"/>
+              <w:bottom w:type="dxa" w:w="30"/>
+              <w:right w:type="dxa" w:w="70"/>
+            </w:tcMar>
+          </w:tcPr>
+          <w:p>
+            <w:pPr>
+              <w:spacing w:after="0"/>
+              <w:jc w:val="right"/>
+            </w:pPr>
+            <w:r>
+              <w:rPr>
+                <w:rFonts w:ascii="Arial" w:cs="Arial" w:eastAsia="Arial" w:hAnsi="Arial"/>
+                <w:b w:val="false"/>
+                <w:bCs w:val="false"/>
+                <w:color w:val="000000"/>
+                <w:sz w:val="16"/>
+                <w:szCs w:val="16"/>
+              </w:rPr>
               <w:t xml:space="preserve">8,3 %</w:t>
             </w:r>
           </w:p>
@@ -3301,176 +3471,6 @@
         </w:tc>
         <w:tc>
           <w:tcPr>
-            <w:tcW w:type="dxa" w:w="654"/>
-            <w:tcBorders>
-              <w:top w:val="single" w:color="BFBFBF" w:sz="4"/>
-              <w:left w:val="single" w:color="BFBFBF" w:sz="4"/>
-              <w:bottom w:val="single" w:color="BFBFBF" w:sz="4"/>
-              <w:right w:val="single" w:color="BFBFBF" w:sz="4"/>
-            </w:tcBorders>
-            <w:tcMar>
-              <w:top w:type="dxa" w:w="30"/>
-              <w:left w:type="dxa" w:w="70"/>
-              <w:bottom w:type="dxa" w:w="30"/>
-              <w:right w:type="dxa" w:w="70"/>
-            </w:tcMar>
-          </w:tcPr>
-          <w:p>
-            <w:pPr>
-              <w:spacing w:after="0"/>
-              <w:jc w:val="right"/>
-            </w:pPr>
-            <w:r>
-              <w:rPr>
-                <w:rFonts w:ascii="Arial" w:cs="Arial" w:eastAsia="Arial" w:hAnsi="Arial"/>
-                <w:b w:val="false"/>
-                <w:bCs w:val="false"/>
-                <w:color w:val="000000"/>
-                <w:sz w:val="16"/>
-                <w:szCs w:val="16"/>
-              </w:rPr>
-              <w:t xml:space="preserve">8,3 %</w:t>
-            </w:r>
-          </w:p>
-        </w:tc>
-        <w:tc>
-          <w:tcPr>
-            <w:tcW w:type="dxa" w:w="654"/>
-            <w:tcBorders>
-              <w:top w:val="single" w:color="BFBFBF" w:sz="4"/>
-              <w:left w:val="single" w:color="BFBFBF" w:sz="4"/>
-              <w:bottom w:val="single" w:color="BFBFBF" w:sz="4"/>
-              <w:right w:val="single" w:color="BFBFBF" w:sz="4"/>
-            </w:tcBorders>
-            <w:tcMar>
-              <w:top w:type="dxa" w:w="30"/>
-              <w:left w:type="dxa" w:w="70"/>
-              <w:bottom w:type="dxa" w:w="30"/>
-              <w:right w:type="dxa" w:w="70"/>
-            </w:tcMar>
-          </w:tcPr>
-          <w:p>
-            <w:pPr>
-              <w:spacing w:after="0"/>
-              <w:jc w:val="right"/>
-            </w:pPr>
-            <w:r>
-              <w:rPr>
-                <w:rFonts w:ascii="Arial" w:cs="Arial" w:eastAsia="Arial" w:hAnsi="Arial"/>
-                <w:b w:val="false"/>
-                <w:bCs w:val="false"/>
-                <w:color w:val="000000"/>
-                <w:sz w:val="16"/>
-                <w:szCs w:val="16"/>
-              </w:rPr>
-              <w:t xml:space="preserve">8,3 %</w:t>
-            </w:r>
-          </w:p>
-        </w:tc>
-        <w:tc>
-          <w:tcPr>
-            <w:tcW w:type="dxa" w:w="654"/>
-            <w:tcBorders>
-              <w:top w:val="single" w:color="BFBFBF" w:sz="4"/>
-              <w:left w:val="single" w:color="BFBFBF" w:sz="4"/>
-              <w:bottom w:val="single" w:color="BFBFBF" w:sz="4"/>
-              <w:right w:val="single" w:color="BFBFBF" w:sz="4"/>
-            </w:tcBorders>
-            <w:tcMar>
-              <w:top w:type="dxa" w:w="30"/>
-              <w:left w:type="dxa" w:w="70"/>
-              <w:bottom w:type="dxa" w:w="30"/>
-              <w:right w:type="dxa" w:w="70"/>
-            </w:tcMar>
-          </w:tcPr>
-          <w:p>
-            <w:pPr>
-              <w:spacing w:after="0"/>
-              <w:jc w:val="right"/>
-            </w:pPr>
-            <w:r>
-              <w:rPr>
-                <w:rFonts w:ascii="Arial" w:cs="Arial" w:eastAsia="Arial" w:hAnsi="Arial"/>
-                <w:b w:val="false"/>
-                <w:bCs w:val="false"/>
-                <w:color w:val="000000"/>
-                <w:sz w:val="16"/>
-                <w:szCs w:val="16"/>
-              </w:rPr>
-              <w:t xml:space="preserve">8,3 %</w:t>
-            </w:r>
-          </w:p>
-        </w:tc>
-        <w:tc>
-          <w:tcPr>
-            <w:tcW w:type="dxa" w:w="654"/>
-            <w:tcBorders>
-              <w:top w:val="single" w:color="BFBFBF" w:sz="4"/>
-              <w:left w:val="single" w:color="BFBFBF" w:sz="4"/>
-              <w:bottom w:val="single" w:color="BFBFBF" w:sz="4"/>
-              <w:right w:val="single" w:color="BFBFBF" w:sz="4"/>
-            </w:tcBorders>
-            <w:tcMar>
-              <w:top w:type="dxa" w:w="30"/>
-              <w:left w:type="dxa" w:w="70"/>
-              <w:bottom w:type="dxa" w:w="30"/>
-              <w:right w:type="dxa" w:w="70"/>
-            </w:tcMar>
-          </w:tcPr>
-          <w:p>
-            <w:pPr>
-              <w:spacing w:after="0"/>
-              <w:jc w:val="right"/>
-            </w:pPr>
-            <w:r>
-              <w:rPr>
-                <w:rFonts w:ascii="Arial" w:cs="Arial" w:eastAsia="Arial" w:hAnsi="Arial"/>
-                <w:b w:val="false"/>
-                <w:bCs w:val="false"/>
-                <w:color w:val="000000"/>
-                <w:sz w:val="16"/>
-                <w:szCs w:val="16"/>
-              </w:rPr>
-              <w:t xml:space="preserve">8,3 %</w:t>
-            </w:r>
-          </w:p>
-        </w:tc>
-        <w:tc>
-          <w:tcPr>
-            <w:tcW w:type="dxa" w:w="654"/>
-            <w:tcBorders>
-              <w:top w:val="single" w:color="BFBFBF" w:sz="4"/>
-              <w:left w:val="single" w:color="BFBFBF" w:sz="4"/>
-              <w:bottom w:val="single" w:color="BFBFBF" w:sz="4"/>
-              <w:right w:val="single" w:color="BFBFBF" w:sz="4"/>
-            </w:tcBorders>
-            <w:tcMar>
-              <w:top w:type="dxa" w:w="30"/>
-              <w:left w:type="dxa" w:w="70"/>
-              <w:bottom w:type="dxa" w:w="30"/>
-              <w:right w:type="dxa" w:w="70"/>
-            </w:tcMar>
-          </w:tcPr>
-          <w:p>
-            <w:pPr>
-              <w:spacing w:after="0"/>
-              <w:jc w:val="right"/>
-            </w:pPr>
-            <w:r>
-              <w:rPr>
-                <w:rFonts w:ascii="Arial" w:cs="Arial" w:eastAsia="Arial" w:hAnsi="Arial"/>
-                <w:b w:val="false"/>
-                <w:bCs w:val="false"/>
-                <w:color w:val="000000"/>
-                <w:sz w:val="16"/>
-                <w:szCs w:val="16"/>
-              </w:rPr>
-              <w:t xml:space="preserve">8,3 %</w:t>
-            </w:r>
-          </w:p>
-        </w:tc>
-        <w:tc>
-          <w:tcPr>
             <w:tcW w:type="dxa" w:w="656"/>
             <w:tcBorders>
               <w:top w:val="single" w:color="BFBFBF" w:sz="4"/>
@@ -3499,7 +3499,7 @@
                 <w:sz w:val="16"/>
                 <w:szCs w:val="16"/>
               </w:rPr>
-              <w:t xml:space="preserve">8,3 %</w:t>
+              <w:t xml:space="preserve">11,1 %</w:t>
             </w:r>
           </w:p>
         </w:tc>
@@ -3571,6 +3571,74 @@
                 <w:sz w:val="16"/>
                 <w:szCs w:val="16"/>
               </w:rPr>
+              <w:t xml:space="preserve">5,6 %</w:t>
+            </w:r>
+          </w:p>
+        </w:tc>
+        <w:tc>
+          <w:tcPr>
+            <w:tcW w:type="dxa" w:w="654"/>
+            <w:tcBorders>
+              <w:top w:val="single" w:color="BFBFBF" w:sz="4"/>
+              <w:left w:val="single" w:color="BFBFBF" w:sz="4"/>
+              <w:bottom w:val="single" w:color="BFBFBF" w:sz="4"/>
+              <w:right w:val="single" w:color="BFBFBF" w:sz="4"/>
+            </w:tcBorders>
+            <w:tcMar>
+              <w:top w:type="dxa" w:w="30"/>
+              <w:left w:type="dxa" w:w="70"/>
+              <w:bottom w:type="dxa" w:w="30"/>
+              <w:right w:type="dxa" w:w="70"/>
+            </w:tcMar>
+          </w:tcPr>
+          <w:p>
+            <w:pPr>
+              <w:spacing w:after="0"/>
+              <w:jc w:val="right"/>
+            </w:pPr>
+            <w:r>
+              <w:rPr>
+                <w:rFonts w:ascii="Arial" w:cs="Arial" w:eastAsia="Arial" w:hAnsi="Arial"/>
+                <w:b w:val="false"/>
+                <w:bCs w:val="false"/>
+                <w:color w:val="000000"/>
+                <w:sz w:val="16"/>
+                <w:szCs w:val="16"/>
+              </w:rPr>
+              <w:t xml:space="preserve">5,6 %</w:t>
+            </w:r>
+          </w:p>
+        </w:tc>
+        <w:tc>
+          <w:tcPr>
+            <w:tcW w:type="dxa" w:w="654"/>
+            <w:tcBorders>
+              <w:top w:val="single" w:color="BFBFBF" w:sz="4"/>
+              <w:left w:val="single" w:color="BFBFBF" w:sz="4"/>
+              <w:bottom w:val="single" w:color="BFBFBF" w:sz="4"/>
+              <w:right w:val="single" w:color="BFBFBF" w:sz="4"/>
+            </w:tcBorders>
+            <w:tcMar>
+              <w:top w:type="dxa" w:w="30"/>
+              <w:left w:type="dxa" w:w="70"/>
+              <w:bottom w:type="dxa" w:w="30"/>
+              <w:right w:type="dxa" w:w="70"/>
+            </w:tcMar>
+          </w:tcPr>
+          <w:p>
+            <w:pPr>
+              <w:spacing w:after="0"/>
+              <w:jc w:val="right"/>
+            </w:pPr>
+            <w:r>
+              <w:rPr>
+                <w:rFonts w:ascii="Arial" w:cs="Arial" w:eastAsia="Arial" w:hAnsi="Arial"/>
+                <w:b w:val="false"/>
+                <w:bCs w:val="false"/>
+                <w:color w:val="000000"/>
+                <w:sz w:val="16"/>
+                <w:szCs w:val="16"/>
+              </w:rPr>
               <w:t xml:space="preserve">8,3 %</w:t>
             </w:r>
           </w:p>
@@ -3639,6 +3707,142 @@
                 <w:sz w:val="16"/>
                 <w:szCs w:val="16"/>
               </w:rPr>
+              <w:t xml:space="preserve">11,1 %</w:t>
+            </w:r>
+          </w:p>
+        </w:tc>
+        <w:tc>
+          <w:tcPr>
+            <w:tcW w:type="dxa" w:w="654"/>
+            <w:tcBorders>
+              <w:top w:val="single" w:color="BFBFBF" w:sz="4"/>
+              <w:left w:val="single" w:color="BFBFBF" w:sz="4"/>
+              <w:bottom w:val="single" w:color="BFBFBF" w:sz="4"/>
+              <w:right w:val="single" w:color="BFBFBF" w:sz="4"/>
+            </w:tcBorders>
+            <w:tcMar>
+              <w:top w:type="dxa" w:w="30"/>
+              <w:left w:type="dxa" w:w="70"/>
+              <w:bottom w:type="dxa" w:w="30"/>
+              <w:right w:type="dxa" w:w="70"/>
+            </w:tcMar>
+          </w:tcPr>
+          <w:p>
+            <w:pPr>
+              <w:spacing w:after="0"/>
+              <w:jc w:val="right"/>
+            </w:pPr>
+            <w:r>
+              <w:rPr>
+                <w:rFonts w:ascii="Arial" w:cs="Arial" w:eastAsia="Arial" w:hAnsi="Arial"/>
+                <w:b w:val="false"/>
+                <w:bCs w:val="false"/>
+                <w:color w:val="000000"/>
+                <w:sz w:val="16"/>
+                <w:szCs w:val="16"/>
+              </w:rPr>
+              <w:t xml:space="preserve">11,1 %</w:t>
+            </w:r>
+          </w:p>
+        </w:tc>
+        <w:tc>
+          <w:tcPr>
+            <w:tcW w:type="dxa" w:w="654"/>
+            <w:tcBorders>
+              <w:top w:val="single" w:color="BFBFBF" w:sz="4"/>
+              <w:left w:val="single" w:color="BFBFBF" w:sz="4"/>
+              <w:bottom w:val="single" w:color="BFBFBF" w:sz="4"/>
+              <w:right w:val="single" w:color="BFBFBF" w:sz="4"/>
+            </w:tcBorders>
+            <w:tcMar>
+              <w:top w:type="dxa" w:w="30"/>
+              <w:left w:type="dxa" w:w="70"/>
+              <w:bottom w:type="dxa" w:w="30"/>
+              <w:right w:type="dxa" w:w="70"/>
+            </w:tcMar>
+          </w:tcPr>
+          <w:p>
+            <w:pPr>
+              <w:spacing w:after="0"/>
+              <w:jc w:val="right"/>
+            </w:pPr>
+            <w:r>
+              <w:rPr>
+                <w:rFonts w:ascii="Arial" w:cs="Arial" w:eastAsia="Arial" w:hAnsi="Arial"/>
+                <w:b w:val="false"/>
+                <w:bCs w:val="false"/>
+                <w:color w:val="000000"/>
+                <w:sz w:val="16"/>
+                <w:szCs w:val="16"/>
+              </w:rPr>
+              <w:t xml:space="preserve">11,1 %</w:t>
+            </w:r>
+          </w:p>
+        </w:tc>
+        <w:tc>
+          <w:tcPr>
+            <w:tcW w:type="dxa" w:w="654"/>
+            <w:tcBorders>
+              <w:top w:val="single" w:color="BFBFBF" w:sz="4"/>
+              <w:left w:val="single" w:color="BFBFBF" w:sz="4"/>
+              <w:bottom w:val="single" w:color="BFBFBF" w:sz="4"/>
+              <w:right w:val="single" w:color="BFBFBF" w:sz="4"/>
+            </w:tcBorders>
+            <w:tcMar>
+              <w:top w:type="dxa" w:w="30"/>
+              <w:left w:type="dxa" w:w="70"/>
+              <w:bottom w:type="dxa" w:w="30"/>
+              <w:right w:type="dxa" w:w="70"/>
+            </w:tcMar>
+          </w:tcPr>
+          <w:p>
+            <w:pPr>
+              <w:spacing w:after="0"/>
+              <w:jc w:val="right"/>
+            </w:pPr>
+            <w:r>
+              <w:rPr>
+                <w:rFonts w:ascii="Arial" w:cs="Arial" w:eastAsia="Arial" w:hAnsi="Arial"/>
+                <w:b w:val="false"/>
+                <w:bCs w:val="false"/>
+                <w:color w:val="000000"/>
+                <w:sz w:val="16"/>
+                <w:szCs w:val="16"/>
+              </w:rPr>
+              <w:t xml:space="preserve">11,1 %</w:t>
+            </w:r>
+          </w:p>
+        </w:tc>
+        <w:tc>
+          <w:tcPr>
+            <w:tcW w:type="dxa" w:w="654"/>
+            <w:tcBorders>
+              <w:top w:val="single" w:color="BFBFBF" w:sz="4"/>
+              <w:left w:val="single" w:color="BFBFBF" w:sz="4"/>
+              <w:bottom w:val="single" w:color="BFBFBF" w:sz="4"/>
+              <w:right w:val="single" w:color="BFBFBF" w:sz="4"/>
+            </w:tcBorders>
+            <w:tcMar>
+              <w:top w:type="dxa" w:w="30"/>
+              <w:left w:type="dxa" w:w="70"/>
+              <w:bottom w:type="dxa" w:w="30"/>
+              <w:right w:type="dxa" w:w="70"/>
+            </w:tcMar>
+          </w:tcPr>
+          <w:p>
+            <w:pPr>
+              <w:spacing w:after="0"/>
+              <w:jc w:val="right"/>
+            </w:pPr>
+            <w:r>
+              <w:rPr>
+                <w:rFonts w:ascii="Arial" w:cs="Arial" w:eastAsia="Arial" w:hAnsi="Arial"/>
+                <w:b w:val="false"/>
+                <w:bCs w:val="false"/>
+                <w:color w:val="000000"/>
+                <w:sz w:val="16"/>
+                <w:szCs w:val="16"/>
+              </w:rPr>
               <w:t xml:space="preserve">8,3 %</w:t>
             </w:r>
           </w:p>
@@ -3707,211 +3911,7 @@
                 <w:sz w:val="16"/>
                 <w:szCs w:val="16"/>
               </w:rPr>
-              <w:t xml:space="preserve">8,3 %</w:t>
-            </w:r>
-          </w:p>
-        </w:tc>
-        <w:tc>
-          <w:tcPr>
-            <w:tcW w:type="dxa" w:w="654"/>
-            <w:tcBorders>
-              <w:top w:val="single" w:color="BFBFBF" w:sz="4"/>
-              <w:left w:val="single" w:color="BFBFBF" w:sz="4"/>
-              <w:bottom w:val="single" w:color="BFBFBF" w:sz="4"/>
-              <w:right w:val="single" w:color="BFBFBF" w:sz="4"/>
-            </w:tcBorders>
-            <w:tcMar>
-              <w:top w:type="dxa" w:w="30"/>
-              <w:left w:type="dxa" w:w="70"/>
-              <w:bottom w:type="dxa" w:w="30"/>
-              <w:right w:type="dxa" w:w="70"/>
-            </w:tcMar>
-          </w:tcPr>
-          <w:p>
-            <w:pPr>
-              <w:spacing w:after="0"/>
-              <w:jc w:val="right"/>
-            </w:pPr>
-            <w:r>
-              <w:rPr>
-                <w:rFonts w:ascii="Arial" w:cs="Arial" w:eastAsia="Arial" w:hAnsi="Arial"/>
-                <w:b w:val="false"/>
-                <w:bCs w:val="false"/>
-                <w:color w:val="000000"/>
-                <w:sz w:val="16"/>
-                <w:szCs w:val="16"/>
-              </w:rPr>
-              <w:t xml:space="preserve">8,3 %</w:t>
-            </w:r>
-          </w:p>
-        </w:tc>
-        <w:tc>
-          <w:tcPr>
-            <w:tcW w:type="dxa" w:w="654"/>
-            <w:tcBorders>
-              <w:top w:val="single" w:color="BFBFBF" w:sz="4"/>
-              <w:left w:val="single" w:color="BFBFBF" w:sz="4"/>
-              <w:bottom w:val="single" w:color="BFBFBF" w:sz="4"/>
-              <w:right w:val="single" w:color="BFBFBF" w:sz="4"/>
-            </w:tcBorders>
-            <w:tcMar>
-              <w:top w:type="dxa" w:w="30"/>
-              <w:left w:type="dxa" w:w="70"/>
-              <w:bottom w:type="dxa" w:w="30"/>
-              <w:right w:type="dxa" w:w="70"/>
-            </w:tcMar>
-          </w:tcPr>
-          <w:p>
-            <w:pPr>
-              <w:spacing w:after="0"/>
-              <w:jc w:val="right"/>
-            </w:pPr>
-            <w:r>
-              <w:rPr>
-                <w:rFonts w:ascii="Arial" w:cs="Arial" w:eastAsia="Arial" w:hAnsi="Arial"/>
-                <w:b w:val="false"/>
-                <w:bCs w:val="false"/>
-                <w:color w:val="000000"/>
-                <w:sz w:val="16"/>
-                <w:szCs w:val="16"/>
-              </w:rPr>
-              <w:t xml:space="preserve">8,3 %</w:t>
-            </w:r>
-          </w:p>
-        </w:tc>
-        <w:tc>
-          <w:tcPr>
-            <w:tcW w:type="dxa" w:w="654"/>
-            <w:tcBorders>
-              <w:top w:val="single" w:color="BFBFBF" w:sz="4"/>
-              <w:left w:val="single" w:color="BFBFBF" w:sz="4"/>
-              <w:bottom w:val="single" w:color="BFBFBF" w:sz="4"/>
-              <w:right w:val="single" w:color="BFBFBF" w:sz="4"/>
-            </w:tcBorders>
-            <w:tcMar>
-              <w:top w:type="dxa" w:w="30"/>
-              <w:left w:type="dxa" w:w="70"/>
-              <w:bottom w:type="dxa" w:w="30"/>
-              <w:right w:type="dxa" w:w="70"/>
-            </w:tcMar>
-          </w:tcPr>
-          <w:p>
-            <w:pPr>
-              <w:spacing w:after="0"/>
-              <w:jc w:val="right"/>
-            </w:pPr>
-            <w:r>
-              <w:rPr>
-                <w:rFonts w:ascii="Arial" w:cs="Arial" w:eastAsia="Arial" w:hAnsi="Arial"/>
-                <w:b w:val="false"/>
-                <w:bCs w:val="false"/>
-                <w:color w:val="000000"/>
-                <w:sz w:val="16"/>
-                <w:szCs w:val="16"/>
-              </w:rPr>
-              <w:t xml:space="preserve">8,3 %</w:t>
-            </w:r>
-          </w:p>
-        </w:tc>
-        <w:tc>
-          <w:tcPr>
-            <w:tcW w:type="dxa" w:w="654"/>
-            <w:tcBorders>
-              <w:top w:val="single" w:color="BFBFBF" w:sz="4"/>
-              <w:left w:val="single" w:color="BFBFBF" w:sz="4"/>
-              <w:bottom w:val="single" w:color="BFBFBF" w:sz="4"/>
-              <w:right w:val="single" w:color="BFBFBF" w:sz="4"/>
-            </w:tcBorders>
-            <w:tcMar>
-              <w:top w:type="dxa" w:w="30"/>
-              <w:left w:type="dxa" w:w="70"/>
-              <w:bottom w:type="dxa" w:w="30"/>
-              <w:right w:type="dxa" w:w="70"/>
-            </w:tcMar>
-          </w:tcPr>
-          <w:p>
-            <w:pPr>
-              <w:spacing w:after="0"/>
-              <w:jc w:val="right"/>
-            </w:pPr>
-            <w:r>
-              <w:rPr>
-                <w:rFonts w:ascii="Arial" w:cs="Arial" w:eastAsia="Arial" w:hAnsi="Arial"/>
-                <w:b w:val="false"/>
-                <w:bCs w:val="false"/>
-                <w:color w:val="000000"/>
-                <w:sz w:val="16"/>
-                <w:szCs w:val="16"/>
-              </w:rPr>
-              <w:t xml:space="preserve">8,3 %</w:t>
-            </w:r>
-          </w:p>
-        </w:tc>
-        <w:tc>
-          <w:tcPr>
-            <w:tcW w:type="dxa" w:w="654"/>
-            <w:tcBorders>
-              <w:top w:val="single" w:color="BFBFBF" w:sz="4"/>
-              <w:left w:val="single" w:color="BFBFBF" w:sz="4"/>
-              <w:bottom w:val="single" w:color="BFBFBF" w:sz="4"/>
-              <w:right w:val="single" w:color="BFBFBF" w:sz="4"/>
-            </w:tcBorders>
-            <w:tcMar>
-              <w:top w:type="dxa" w:w="30"/>
-              <w:left w:type="dxa" w:w="70"/>
-              <w:bottom w:type="dxa" w:w="30"/>
-              <w:right w:type="dxa" w:w="70"/>
-            </w:tcMar>
-          </w:tcPr>
-          <w:p>
-            <w:pPr>
-              <w:spacing w:after="0"/>
-              <w:jc w:val="right"/>
-            </w:pPr>
-            <w:r>
-              <w:rPr>
-                <w:rFonts w:ascii="Arial" w:cs="Arial" w:eastAsia="Arial" w:hAnsi="Arial"/>
-                <w:b w:val="false"/>
-                <w:bCs w:val="false"/>
-                <w:color w:val="000000"/>
-                <w:sz w:val="16"/>
-                <w:szCs w:val="16"/>
-              </w:rPr>
-              <w:t xml:space="preserve">8,3 %</w:t>
-            </w:r>
-          </w:p>
-        </w:tc>
-        <w:tc>
-          <w:tcPr>
-            <w:tcW w:type="dxa" w:w="654"/>
-            <w:tcBorders>
-              <w:top w:val="single" w:color="BFBFBF" w:sz="4"/>
-              <w:left w:val="single" w:color="BFBFBF" w:sz="4"/>
-              <w:bottom w:val="single" w:color="BFBFBF" w:sz="4"/>
-              <w:right w:val="single" w:color="BFBFBF" w:sz="4"/>
-            </w:tcBorders>
-            <w:tcMar>
-              <w:top w:type="dxa" w:w="30"/>
-              <w:left w:type="dxa" w:w="70"/>
-              <w:bottom w:type="dxa" w:w="30"/>
-              <w:right w:type="dxa" w:w="70"/>
-            </w:tcMar>
-          </w:tcPr>
-          <w:p>
-            <w:pPr>
-              <w:spacing w:after="0"/>
-              <w:jc w:val="right"/>
-            </w:pPr>
-            <w:r>
-              <w:rPr>
-                <w:rFonts w:ascii="Arial" w:cs="Arial" w:eastAsia="Arial" w:hAnsi="Arial"/>
-                <w:b w:val="false"/>
-                <w:bCs w:val="false"/>
-                <w:color w:val="000000"/>
-                <w:sz w:val="16"/>
-                <w:szCs w:val="16"/>
-              </w:rPr>
-              <w:t xml:space="preserve">8,3 %</w:t>
+              <w:t xml:space="preserve">5,6 %</w:t>
             </w:r>
           </w:p>
         </w:tc>
@@ -3945,7 +3945,7 @@
                 <w:sz w:val="16"/>
                 <w:szCs w:val="16"/>
               </w:rPr>
-              <w:t xml:space="preserve">8,3 %</w:t>
+              <w:t xml:space="preserve">5,6 %</w:t>
             </w:r>
           </w:p>
         </w:tc>
@@ -4019,7 +4019,7 @@
                 <w:sz w:val="16"/>
                 <w:szCs w:val="16"/>
               </w:rPr>
-              <w:t xml:space="preserve">10,2 %</w:t>
+              <w:t xml:space="preserve">9,5 %</w:t>
             </w:r>
           </w:p>
         </w:tc>
@@ -4054,7 +4054,7 @@
                 <w:sz w:val="16"/>
                 <w:szCs w:val="16"/>
               </w:rPr>
-              <w:t xml:space="preserve">8,4 %</w:t>
+              <w:t xml:space="preserve">8,1 %</w:t>
             </w:r>
           </w:p>
         </w:tc>
@@ -4089,7 +4089,7 @@
                 <w:sz w:val="16"/>
                 <w:szCs w:val="16"/>
               </w:rPr>
-              <w:t xml:space="preserve">8,4 %</w:t>
+              <w:t xml:space="preserve">7,6 %</w:t>
             </w:r>
           </w:p>
         </w:tc>
@@ -4159,7 +4159,7 @@
                 <w:sz w:val="16"/>
                 <w:szCs w:val="16"/>
               </w:rPr>
-              <w:t xml:space="preserve">7,8 %</w:t>
+              <w:t xml:space="preserve">8,5 %</w:t>
             </w:r>
           </w:p>
         </w:tc>
@@ -4194,7 +4194,7 @@
                 <w:sz w:val="16"/>
                 <w:szCs w:val="16"/>
               </w:rPr>
-              <w:t xml:space="preserve">7,8 %</w:t>
+              <w:t xml:space="preserve">8,4 %</w:t>
             </w:r>
           </w:p>
         </w:tc>
@@ -4229,7 +4229,7 @@
                 <w:sz w:val="16"/>
                 <w:szCs w:val="16"/>
               </w:rPr>
-              <w:t xml:space="preserve">7,8 %</w:t>
+              <w:t xml:space="preserve">7,5 %</w:t>
             </w:r>
           </w:p>
         </w:tc>
@@ -4264,7 +4264,7 @@
                 <w:sz w:val="16"/>
                 <w:szCs w:val="16"/>
               </w:rPr>
-              <w:t xml:space="preserve">7,8 %</w:t>
+              <w:t xml:space="preserve">7,6 %</w:t>
             </w:r>
           </w:p>
         </w:tc>
@@ -4299,7 +4299,7 @@
                 <w:sz w:val="16"/>
                 <w:szCs w:val="16"/>
               </w:rPr>
-              <w:t xml:space="preserve">7,8 %</w:t>
+              <w:t xml:space="preserve">7,6 %</w:t>
             </w:r>
           </w:p>
         </w:tc>
@@ -4334,7 +4334,7 @@
                 <w:sz w:val="16"/>
                 <w:szCs w:val="16"/>
               </w:rPr>
-              <w:t xml:space="preserve">7,8 %</w:t>
+              <w:t xml:space="preserve">7,6 %</w:t>
             </w:r>
           </w:p>
         </w:tc>
@@ -4369,7 +4369,7 @@
                 <w:sz w:val="16"/>
                 <w:szCs w:val="16"/>
               </w:rPr>
-              <w:t xml:space="preserve">7,8 %</w:t>
+              <w:t xml:space="preserve">8,9 %</w:t>
             </w:r>
           </w:p>
         </w:tc>
@@ -4404,7 +4404,7 @@
                 <w:sz w:val="16"/>
                 <w:szCs w:val="16"/>
               </w:rPr>
-              <w:t xml:space="preserve">10,2 %</w:t>
+              <w:t xml:space="preserve">10,3 %</w:t>
             </w:r>
           </w:p>
         </w:tc>
@@ -4478,7 +4478,7 @@
                 <w:sz w:val="16"/>
                 <w:szCs w:val="16"/>
               </w:rPr>
-              <w:t xml:space="preserve">10,2 %</w:t>
+              <w:t xml:space="preserve">9,5 %</w:t>
             </w:r>
           </w:p>
         </w:tc>
@@ -4513,7 +4513,7 @@
                 <w:sz w:val="16"/>
                 <w:szCs w:val="16"/>
               </w:rPr>
-              <w:t xml:space="preserve">8,5 %</w:t>
+              <w:t xml:space="preserve">8,2 %</w:t>
             </w:r>
           </w:p>
         </w:tc>
@@ -4548,7 +4548,7 @@
                 <w:sz w:val="16"/>
                 <w:szCs w:val="16"/>
               </w:rPr>
-              <w:t xml:space="preserve">8,5 %</w:t>
+              <w:t xml:space="preserve">7,6 %</w:t>
             </w:r>
           </w:p>
         </w:tc>
@@ -4583,7 +4583,7 @@
                 <w:sz w:val="16"/>
                 <w:szCs w:val="16"/>
               </w:rPr>
-              <w:t xml:space="preserve">8,5 %</w:t>
+              <w:t xml:space="preserve">8,4 %</w:t>
             </w:r>
           </w:p>
         </w:tc>
@@ -4618,7 +4618,7 @@
                 <w:sz w:val="16"/>
                 <w:szCs w:val="16"/>
               </w:rPr>
-              <w:t xml:space="preserve">7,7 %</w:t>
+              <w:t xml:space="preserve">8,5 %</w:t>
             </w:r>
           </w:p>
         </w:tc>
@@ -4653,7 +4653,7 @@
                 <w:sz w:val="16"/>
                 <w:szCs w:val="16"/>
               </w:rPr>
-              <w:t xml:space="preserve">7,7 %</w:t>
+              <w:t xml:space="preserve">8,4 %</w:t>
             </w:r>
           </w:p>
         </w:tc>
@@ -4688,7 +4688,7 @@
                 <w:sz w:val="16"/>
                 <w:szCs w:val="16"/>
               </w:rPr>
-              <w:t xml:space="preserve">7,7 %</w:t>
+              <w:t xml:space="preserve">7,5 %</w:t>
             </w:r>
           </w:p>
         </w:tc>
@@ -4723,7 +4723,7 @@
                 <w:sz w:val="16"/>
                 <w:szCs w:val="16"/>
               </w:rPr>
-              <w:t xml:space="preserve">7,7 %</w:t>
+              <w:t xml:space="preserve">7,5 %</w:t>
             </w:r>
           </w:p>
         </w:tc>
@@ -4758,7 +4758,7 @@
                 <w:sz w:val="16"/>
                 <w:szCs w:val="16"/>
               </w:rPr>
-              <w:t xml:space="preserve">7,7 %</w:t>
+              <w:t xml:space="preserve">7,6 %</w:t>
             </w:r>
           </w:p>
         </w:tc>
@@ -4793,7 +4793,7 @@
                 <w:sz w:val="16"/>
                 <w:szCs w:val="16"/>
               </w:rPr>
-              <w:t xml:space="preserve">7,7 %</w:t>
+              <w:t xml:space="preserve">7,6 %</w:t>
             </w:r>
           </w:p>
         </w:tc>
@@ -4828,7 +4828,7 @@
                 <w:sz w:val="16"/>
                 <w:szCs w:val="16"/>
               </w:rPr>
-              <w:t xml:space="preserve">7,7 %</w:t>
+              <w:t xml:space="preserve">8,9 %</w:t>
             </w:r>
           </w:p>
         </w:tc>
@@ -4863,7 +4863,7 @@
                 <w:sz w:val="16"/>
                 <w:szCs w:val="16"/>
               </w:rPr>
-              <w:t xml:space="preserve">10,2 %</w:t>
+              <w:t xml:space="preserve">10,3 %</w:t>
             </w:r>
           </w:p>
         </w:tc>
@@ -4915,7 +4915,7 @@
           <w:sz w:val="19"/>
           <w:szCs w:val="19"/>
         </w:rPr>
-        <w:t xml:space="preserve">Lo que sí concentra la recarga es la salida a la ruta: el matafuego es obligatorio para circular (Ley 24.449, art. 40) y para salir a la ruta en vacaciones se pide la VTV al día (iProfesional). El único dato mensual publicado es el de la ITV de Córdoba: el 12 % de las inspecciones del año se hace en enero, con recargadores que informan el mismo pico (Hoy Día Córdoba). Recargadores de Mendoza, Paraná y Rafaela informan el pico antes de las vacaciones de verano.</w:t>
+        <w:t xml:space="preserve">Lo que sí concentra la recarga es la salida a la ruta: el matafuego es obligatorio para circular (Ley 24.449, art. 40) y para salir a la ruta en vacaciones se pide la VTV al día (iProfesional). El único dato mensual publicado es el de la ITV de Córdoba: el 12 % de las inspecciones del año se hace en enero, con recargadores que informan el mismo pico (Hoy Día Córdoba). En Mendoza, diciembre y enero siguen siendo los meses de más demanda de la RTO, que exige el matafuego cargado, por los viajes del verano (Sitio Andino, jul. 2026); recargadores de Paraná y Rafaela informan la suba antes de las vacaciones (Elonce; Rafaela Noticias).</w:t>
       </w:r>
     </w:p>
     <w:p>
@@ -4929,7 +4929,7 @@
           <w:sz w:val="19"/>
           <w:szCs w:val="19"/>
         </w:rPr>
-        <w:t xml:space="preserve">Se adopta: </w:t>
+        <w:t xml:space="preserve">Se adopta </w:t>
       </w:r>
       <w:r>
         <w:rPr>
@@ -4940,16 +4940,56 @@
           <w:sz w:val="19"/>
           <w:szCs w:val="19"/>
         </w:rPr>
-        <w:t xml:space="preserve">enero 12 %, diciembre 12 % y el resto 7,6 % por mes</w:t>
-      </w:r>
-      <w:r>
-        <w:rPr>
-          <w:rFonts w:ascii="Arial" w:cs="Arial" w:eastAsia="Arial" w:hAnsi="Arial"/>
-          <w:color w:val="000000"/>
-          <w:sz w:val="19"/>
-          <w:szCs w:val="19"/>
-        </w:rPr>
-        <w:t xml:space="preserve"> ((100 − 24) ÷ 10). Diciembre igual a enero es criterio: la salida de vacaciones arranca con las fiestas de fin de año y el perfil de producción del 1 kg del MRP (E01) también tiene 12 % en esos dos meses, así que ventas nuevas y recargas comparten el pico.</w:t>
+        <w:t xml:space="preserve">enero 12 %</w:t>
+      </w:r>
+      <w:r>
+        <w:rPr>
+          <w:rFonts w:ascii="Arial" w:cs="Arial" w:eastAsia="Arial" w:hAnsi="Arial"/>
+          <w:color w:val="000000"/>
+          <w:sz w:val="19"/>
+          <w:szCs w:val="19"/>
+        </w:rPr>
+        <w:t xml:space="preserve"> (ITV Córdoba) y </w:t>
+      </w:r>
+      <w:r>
+        <w:rPr>
+          <w:rFonts w:ascii="Arial" w:cs="Arial" w:eastAsia="Arial" w:hAnsi="Arial"/>
+          <w:b/>
+          <w:bCs/>
+          <w:color w:val="000000"/>
+          <w:sz w:val="19"/>
+          <w:szCs w:val="19"/>
+        </w:rPr>
+        <w:t xml:space="preserve">diciembre igual a enero</w:t>
+      </w:r>
+      <w:r>
+        <w:rPr>
+          <w:rFonts w:ascii="Arial" w:cs="Arial" w:eastAsia="Arial" w:hAnsi="Arial"/>
+          <w:color w:val="000000"/>
+          <w:sz w:val="19"/>
+          <w:szCs w:val="19"/>
+        </w:rPr>
+        <w:t xml:space="preserve">, porque las fuentes ubican la temporada en esos dos meses: diciembre carga los viajes de enero y enero los de febrero. Para que el perfil no salte de un mes al otro, </w:t>
+      </w:r>
+      <w:r>
+        <w:rPr>
+          <w:rFonts w:ascii="Arial" w:cs="Arial" w:eastAsia="Arial" w:hAnsi="Arial"/>
+          <w:b/>
+          <w:bCs/>
+          <w:color w:val="000000"/>
+          <w:sz w:val="19"/>
+          <w:szCs w:val="19"/>
+        </w:rPr>
+        <w:t xml:space="preserve">noviembre y febrero llevan la mitad del exceso</w:t>
+      </w:r>
+      <w:r>
+        <w:rPr>
+          <w:rFonts w:ascii="Arial" w:cs="Arial" w:eastAsia="Arial" w:hAnsi="Arial"/>
+          <w:color w:val="000000"/>
+          <w:sz w:val="19"/>
+          <w:szCs w:val="19"/>
+        </w:rPr>
+        <w:t xml:space="preserve"> de la temporada (criterio de transición: la demanda sube y baja de a poco, no de un día para el otro). Marzo a octubre quedan parejos.</w:t>
       </w:r>
     </w:p>
     <w:p>
@@ -4963,6 +5003,20 @@
           <w:sz w:val="19"/>
           <w:szCs w:val="19"/>
         </w:rPr>
+        <w:t xml:space="preserve">Cuenta (parametros_recargas, filas 44 a 49): con enero = diciembre = J, noviembre = febrero = base + ½ × exceso y el resto = base, los 12 meses suman 100 % si exceso = (12 × J − 1) ÷ (10 − 2 × ½) = 4,9 %. Mes común = 12,0 % − 4,9 % = 7,1 %; noviembre y febrero = 9,6 %; diciembre y enero = 12,0 %. La subida es en dos escalones de unos 2,5 puntos, en vez de un salto de 4,4.</w:t>
+      </w:r>
+    </w:p>
+    <w:p>
+      <w:pPr>
+        <w:spacing w:after="100" w:before="0" w:line="276"/>
+      </w:pPr>
+      <w:r>
+        <w:rPr>
+          <w:rFonts w:ascii="Arial" w:cs="Arial" w:eastAsia="Arial" w:hAnsi="Arial"/>
+          <w:color w:val="000000"/>
+          <w:sz w:val="19"/>
+          <w:szCs w:val="19"/>
+        </w:rPr>
         <w:t xml:space="preserve">La regla de exención de VTV se investigó para separar zonas: en PBA la VTV es obligatoria desde los 2 años de patentado (Ámbito, oct. 2025) y en CABA desde los 4 años o 64.000 km, lo que ocurra primero (La Nación, feb. 2026). Con el perfil adoptado la exención no cambia el resultado, porque el perfil ya no depende del mes de VTV; por eso las dos plantas usan el mismo perfil de automotor.</w:t>
       </w:r>
     </w:p>
@@ -4977,7 +5031,7 @@
           <w:sz w:val="19"/>
           <w:szCs w:val="19"/>
         </w:rPr>
-        <w:t xml:space="preserve">Efecto: el ABC 1 kg (97 % del automotor) sigue este perfil. El mes pico de las dos plantas pasa de febrero a enero: comercial 10,2 % (antes febrero, 10,9 %) e industrial 10,2 % (antes febrero, 11,2 %).</w:t>
+        <w:t xml:space="preserve">Efecto: el ABC 1 kg (97 % del automotor) sigue este perfil. El mes pico de las dos plantas pasa de febrero a enero: comercial 10,3 % (antes febrero, 10,9 %) e industrial 10,3 % (antes febrero, 11,2 %).</w:t>
       </w:r>
     </w:p>
     <w:p>
@@ -4993,7 +5047,7 @@
           <w:sz w:val="19"/>
           <w:szCs w:val="19"/>
         </w:rPr>
-        <w:t xml:space="preserve">3.2 Educación</w:t>
+        <w:t xml:space="preserve">3.2 Edificios (consorcios)</w:t>
       </w:r>
     </w:p>
     <w:p>
@@ -5007,49 +5061,28 @@
           <w:sz w:val="19"/>
           <w:szCs w:val="19"/>
         </w:rPr>
-        <w:t xml:space="preserve">La DGCyE de PBA transfiere a los Consejos Escolares los fondos de inicio del ciclo lectivo antes de las clases (Ámbito, 2022), y con esos fondos se ponen en condiciones las escuelas estatales, matafuegos incluidos. Las privadas quedan parejas.</w:t>
-      </w:r>
-    </w:p>
-    <w:p>
-      <w:pPr>
-        <w:spacing w:after="100" w:before="0" w:line="276"/>
-      </w:pPr>
-      <w:r>
-        <w:rPr>
-          <w:rFonts w:ascii="Arial" w:cs="Arial" w:eastAsia="Arial" w:hAnsi="Arial"/>
-          <w:color w:val="000000"/>
-          <w:sz w:val="19"/>
-          <w:szCs w:val="19"/>
-        </w:rPr>
-        <w:t xml:space="preserve">Si todas las estatales recargaran en febrero, ese mes se llevaría 67,5 % de las recargas del rubro. No hace falta: la carga vale un año desde que se hace (9.2.1), así que la planta, al tomar cada escuela, le asigna el turno en febrero, marzo o abril (inicio del ciclo, con los fondos ya transferidos) y desde ahí cada una vuelve en su mes. Se adopta repartir las estatales en 3 meses desde febrero (criterio de nivelación; parametros_recargas, B49).</w:t>
-      </w:r>
-    </w:p>
-    <w:p>
-      <w:pPr>
-        <w:spacing w:after="100" w:before="0" w:line="276"/>
-      </w:pPr>
-      <w:r>
-        <w:rPr>
-          <w:rFonts w:ascii="Arial" w:cs="Arial" w:eastAsia="Arial" w:hAnsi="Arial"/>
-          <w:color w:val="000000"/>
-          <w:sz w:val="19"/>
-          <w:szCs w:val="19"/>
-        </w:rPr>
-        <w:t xml:space="preserve">Porcentaje estatal (alumnos): CABA 51 % (Infobae, con datos de la UCA y del Relevamiento Anual) y PBA 72 % (CREEBBA, IAE 191). Cada planta los pondera con el peso de sus zonas en PROY_Indexado: comercial 64,6 % e industrial 67,6 %. Febrero a abril = estatal ÷ 3 + (1 − estatal) ÷ 12; cada otro mes = (1 − estatal) ÷ 12. En la comercial: febrero a abril 24,5 % y 3,0 % el resto.</w:t>
-      </w:r>
-    </w:p>
-    <w:p>
-      <w:pPr>
-        <w:spacing w:after="100" w:before="0" w:line="276"/>
-      </w:pPr>
-      <w:r>
-        <w:rPr>
-          <w:rFonts w:ascii="Arial" w:cs="Arial" w:eastAsia="Arial" w:hAnsi="Arial"/>
-          <w:color w:val="000000"/>
-          <w:sz w:val="19"/>
-          <w:szCs w:val="19"/>
-        </w:rPr>
-        <w:t xml:space="preserve">Limitaciones: el porcentaje es de alumnos, no de edificios (no hay un mismo año publicado por edificios para CABA y PBA), y en CABA el calendario de febrero se aplica por analogía con el inicio de clases. Educación pesa 2,6 % de las recargas de la comercial, así que el error posible mueve poco el pico de la planta.</w:t>
+        <w:t xml:space="preserve">Las asambleas ordinarias anuales de los consorcios, donde el administrador rinde cuentas y se aprueban las expensas extraordinarias y los fondos para las actualizaciones de seguridad y el abono de matafuegos, se concentran entre abril y junio (CAPHAI, Circular N.° 14, 2025; Arya Seguridad, matafuegos en consorcios). Enero y febrero son temporada baja administrativa: receso de las administraciones y licencias anuales de los encargados de edificio (convenio colectivo de SUTERH), que dejan sin acceso a cocheras, bauleras y salas cerradas.</w:t>
+      </w:r>
+    </w:p>
+    <w:p>
+      <w:pPr>
+        <w:pStyle w:val="ListParagraph"/>
+        <w:numPr>
+          <w:ilvl w:val="0"/>
+          <w:numId w:val="2"/>
+        </w:numPr>
+        <w:spacing w:after="40" w:before="0" w:line="276"/>
+      </w:pPr>
+      <w:r>
+        <w:rPr>
+          <w:rFonts w:ascii="Arial" w:cs="Arial" w:eastAsia="Arial" w:hAnsi="Arial"/>
+          <w:b/>
+          <w:bCs/>
+          <w:color w:val="000000"/>
+          <w:sz w:val="19"/>
+          <w:szCs w:val="19"/>
+        </w:rPr>
+        <w:t xml:space="preserve">Abril, mayo y junio: preferidos (+). Enero y febrero: vedados (−).</w:t>
       </w:r>
     </w:p>
     <w:p>
@@ -5065,7 +5098,7 @@
           <w:sz w:val="19"/>
           <w:szCs w:val="19"/>
         </w:rPr>
-        <w:t xml:space="preserve">3.3 Rubros sin mes fijo</w:t>
+        <w:t xml:space="preserve">3.3 Educación</w:t>
       </w:r>
     </w:p>
     <w:p>
@@ -5079,7 +5112,73 @@
           <w:sz w:val="19"/>
           <w:szCs w:val="19"/>
         </w:rPr>
-        <w:t xml:space="preserve">Edificios, hoteles, industrias y almacenes, salud y supermercados quedan parejos. Se revisaron las normas que los alcanzan: CABA Ley 6116 (modifica la Ley 257 y la Ordenanza 40.473; regula matafuegos e instalaciones fijas y fija en un año la vigencia de la carga), Ley 941 (administradores de consorcios, declaración jurada anual) y Ley 4631; PBA Ley 14.701 y Decretos 4992/90 y 12/2005; Res. SRT 463/09 y 529/09 (relevamiento general de riesgos laborales). Ninguna fija un mes del calendario para la recarga: todas cuentan el año desde la última.</w:t>
+        <w:t xml:space="preserve">Las escuelas hacen el mantenimiento en los recesos, cuando no hay alumnos. El Ministerio de Educación de Río Negro emitió órdenes de servicio para la recarga de matafuegos de las escuelas de General Roca durante el receso de verano, intensifica el mantenimiento en el receso de invierno y hace recambio y recarga de matafuegos en el plan preventivo de Cipolletti. En General Pueyrredón, el Consejo Escolar aprovecha las vacaciones de invierno para el mantenimiento de las escuelas (La Capital). En PBA, la DGCyE transfiere a los Consejos Escolares los fondos de inicio del ciclo antes de las clases (Ámbito, 2022), que se usan para poner las escuelas en condiciones.</w:t>
+      </w:r>
+    </w:p>
+    <w:p>
+      <w:pPr>
+        <w:pStyle w:val="ListParagraph"/>
+        <w:numPr>
+          <w:ilvl w:val="0"/>
+          <w:numId w:val="2"/>
+        </w:numPr>
+        <w:spacing w:after="40" w:before="0" w:line="276"/>
+      </w:pPr>
+      <w:r>
+        <w:rPr>
+          <w:rFonts w:ascii="Arial" w:cs="Arial" w:eastAsia="Arial" w:hAnsi="Arial"/>
+          <w:b/>
+          <w:bCs/>
+          <w:color w:val="000000"/>
+          <w:sz w:val="19"/>
+          <w:szCs w:val="19"/>
+        </w:rPr>
+        <w:t xml:space="preserve">Enero, febrero y marzo: preferidos (+), igual los tres</w:t>
+      </w:r>
+      <w:r>
+        <w:rPr>
+          <w:rFonts w:ascii="Arial" w:cs="Arial" w:eastAsia="Arial" w:hAnsi="Arial"/>
+          <w:color w:val="000000"/>
+          <w:sz w:val="19"/>
+          <w:szCs w:val="19"/>
+        </w:rPr>
+        <w:t xml:space="preserve"> (receso de verano y puesta en condiciones del inicio de clases). </w:t>
+      </w:r>
+      <w:r>
+        <w:rPr>
+          <w:rFonts w:ascii="Arial" w:cs="Arial" w:eastAsia="Arial" w:hAnsi="Arial"/>
+          <w:b/>
+          <w:bCs/>
+          <w:color w:val="000000"/>
+          <w:sz w:val="19"/>
+          <w:szCs w:val="19"/>
+        </w:rPr>
+        <w:t xml:space="preserve">Julio: medio preferido (+½)</w:t>
+      </w:r>
+      <w:r>
+        <w:rPr>
+          <w:rFonts w:ascii="Arial" w:cs="Arial" w:eastAsia="Arial" w:hAnsi="Arial"/>
+          <w:color w:val="000000"/>
+          <w:sz w:val="19"/>
+          <w:szCs w:val="19"/>
+        </w:rPr>
+        <w:t xml:space="preserve">, porque el receso de invierno dura dos semanas. La versión anterior ponía todas las estatales en febrero (67,5 % del rubro en un mes); ninguna fuente respalda esa concentración.</w:t>
+      </w:r>
+    </w:p>
+    <w:p>
+      <w:pPr>
+        <w:pStyle w:val="Heading2"/>
+        <w:keepNext/>
+        <w:spacing w:after="80" w:before="180" w:line="276"/>
+      </w:pPr>
+      <w:r>
+        <w:rPr>
+          <w:rFonts w:ascii="Arial" w:cs="Arial" w:eastAsia="Arial" w:hAnsi="Arial"/>
+          <w:color w:val="000000"/>
+          <w:sz w:val="19"/>
+          <w:szCs w:val="19"/>
+        </w:rPr>
+        <w:t xml:space="preserve">3.4 Hoteles</w:t>
       </w:r>
     </w:p>
     <w:p>
@@ -5093,7 +5192,204 @@
           <w:sz w:val="19"/>
           <w:szCs w:val="19"/>
         </w:rPr>
-        <w:t xml:space="preserve">Las paradas de planta de enero que muestra el INDEC en la industria no ubican la recarga en enero: el mantenimiento del matafuego no requiere parar la planta y su vencimiento sigue la tarjeta.</w:t>
+        <w:t xml:space="preserve">Los planes de mantenimiento preventivo de hotelería programan todo trabajo con proveedores externos en habitaciones, pasillos y áreas comunes en los meses de baja ocupación, para no afectar a los huéspedes. En temporada alta (enero, febrero y julio) el hotel está lleno de personas que no conocen las salidas y los comités de higiene y seguridad restringen el movimiento de equipos: descolgar, subir por los ascensores de huéspedes y acopiar sustitutos genera cuellos de botella en las vías de evacuación (MaxiSeguridad, seguridad contra incendios en hoteles).</w:t>
+      </w:r>
+    </w:p>
+    <w:p>
+      <w:pPr>
+        <w:pStyle w:val="ListParagraph"/>
+        <w:numPr>
+          <w:ilvl w:val="0"/>
+          <w:numId w:val="2"/>
+        </w:numPr>
+        <w:spacing w:after="40" w:before="0" w:line="276"/>
+      </w:pPr>
+      <w:r>
+        <w:rPr>
+          <w:rFonts w:ascii="Arial" w:cs="Arial" w:eastAsia="Arial" w:hAnsi="Arial"/>
+          <w:b/>
+          <w:bCs/>
+          <w:color w:val="000000"/>
+          <w:sz w:val="19"/>
+          <w:szCs w:val="19"/>
+        </w:rPr>
+        <w:t xml:space="preserve">Mayo, junio, agosto, septiembre y octubre: preferidos (+). Enero, febrero y julio: vedados (−).</w:t>
+      </w:r>
+    </w:p>
+    <w:p>
+      <w:pPr>
+        <w:pStyle w:val="Heading2"/>
+        <w:keepNext/>
+        <w:spacing w:after="80" w:before="180" w:line="276"/>
+      </w:pPr>
+      <w:r>
+        <w:rPr>
+          <w:rFonts w:ascii="Arial" w:cs="Arial" w:eastAsia="Arial" w:hAnsi="Arial"/>
+          <w:color w:val="000000"/>
+          <w:sz w:val="19"/>
+          <w:szCs w:val="19"/>
+        </w:rPr>
+        <w:t xml:space="preserve">3.5 Industrias y almacenes</w:t>
+      </w:r>
+    </w:p>
+    <w:p>
+      <w:pPr>
+        <w:spacing w:after="100" w:before="0" w:line="276"/>
+      </w:pPr>
+      <w:r>
+        <w:rPr>
+          <w:rFonts w:ascii="Arial" w:cs="Arial" w:eastAsia="Arial" w:hAnsi="Arial"/>
+          <w:color w:val="000000"/>
+          <w:sz w:val="19"/>
+          <w:szCs w:val="19"/>
+        </w:rPr>
+        <w:t xml:space="preserve">Sin estacionalidad. Las normas que los alcanzan (Res. SRT 463/09 y 529/09, relevamiento general de riesgos laborales) no fijan un mes, y el mantenimiento del matafuego no necesita parar la planta, así que las paradas de enero que muestra el INDEC no ubican la recarga en enero: el vencimiento sigue la tarjeta.</w:t>
+      </w:r>
+    </w:p>
+    <w:p>
+      <w:pPr>
+        <w:pStyle w:val="Heading2"/>
+        <w:keepNext/>
+        <w:spacing w:after="80" w:before="180" w:line="276"/>
+      </w:pPr>
+      <w:r>
+        <w:rPr>
+          <w:rFonts w:ascii="Arial" w:cs="Arial" w:eastAsia="Arial" w:hAnsi="Arial"/>
+          <w:color w:val="000000"/>
+          <w:sz w:val="19"/>
+          <w:szCs w:val="19"/>
+        </w:rPr>
+        <w:t xml:space="preserve">3.6 Salud</w:t>
+      </w:r>
+    </w:p>
+    <w:p>
+      <w:pPr>
+        <w:spacing w:after="100" w:before="0" w:line="276"/>
+      </w:pPr>
+      <w:r>
+        <w:rPr>
+          <w:rFonts w:ascii="Arial" w:cs="Arial" w:eastAsia="Arial" w:hAnsi="Arial"/>
+          <w:color w:val="000000"/>
+          <w:sz w:val="19"/>
+          <w:szCs w:val="19"/>
+        </w:rPr>
+        <w:t xml:space="preserve">Los pliegos de especificaciones técnicas del Ministerio de Salud de CABA para el mantenimiento hospitalario refuerzan las tareas de servicios generales en los meses de verano, cuando baja la ocupación de camas por enfermedades respiratorias, y prohíben en guardias e internación las tareas invasivas (obstruir el tránsito, ruidos, retiros masivos de equipamiento de seguridad) durante la Campaña de Invierno (Boletín Oficial CABA, anexos de la DGACSA y de la SSASS, 2026).</w:t>
+      </w:r>
+    </w:p>
+    <w:p>
+      <w:pPr>
+        <w:pStyle w:val="ListParagraph"/>
+        <w:numPr>
+          <w:ilvl w:val="0"/>
+          <w:numId w:val="2"/>
+        </w:numPr>
+        <w:spacing w:after="40" w:before="0" w:line="276"/>
+      </w:pPr>
+      <w:r>
+        <w:rPr>
+          <w:rFonts w:ascii="Arial" w:cs="Arial" w:eastAsia="Arial" w:hAnsi="Arial"/>
+          <w:b/>
+          <w:bCs/>
+          <w:color w:val="000000"/>
+          <w:sz w:val="19"/>
+          <w:szCs w:val="19"/>
+        </w:rPr>
+        <w:t xml:space="preserve">Diciembre, enero y febrero: preferidos (+). Junio, julio y agosto: vedados (−).</w:t>
+      </w:r>
+    </w:p>
+    <w:p>
+      <w:pPr>
+        <w:pStyle w:val="Heading2"/>
+        <w:keepNext/>
+        <w:spacing w:after="80" w:before="180" w:line="276"/>
+      </w:pPr>
+      <w:r>
+        <w:rPr>
+          <w:rFonts w:ascii="Arial" w:cs="Arial" w:eastAsia="Arial" w:hAnsi="Arial"/>
+          <w:color w:val="000000"/>
+          <w:sz w:val="19"/>
+          <w:szCs w:val="19"/>
+        </w:rPr>
+        <w:t xml:space="preserve">3.7 Supermercados</w:t>
+      </w:r>
+    </w:p>
+    <w:p>
+      <w:pPr>
+        <w:spacing w:after="100" w:before="0" w:line="276"/>
+      </w:pPr>
+      <w:r>
+        <w:rPr>
+          <w:rFonts w:ascii="Arial" w:cs="Arial" w:eastAsia="Arial" w:hAnsi="Arial"/>
+          <w:color w:val="000000"/>
+          <w:sz w:val="19"/>
+          <w:szCs w:val="19"/>
+        </w:rPr>
+        <w:t xml:space="preserve">El recambio de los matafuegos de salón con sus sustitutos es un trabajo invasivo en pasillos, y las prestadoras lo coordinan en los meses de menor facturación y tránsito, de mayo a agosto (MaxiSeguridad, carga de matafuegos en comercios). Hacia fin de año los depósitos y las góndolas trabajan con su máximo stock y su máxima carga de fuego, y el servicio de higiene y seguridad no deja descolgar la dotación fija del salón (LEA Global, incendios en supermercados y depósitos). Los controles trimestrales de las áreas críticas (panadería, rotisería, salas de frío; Extintec, CAGESRA) se hacen en el local y no pasan por la planta.</w:t>
+      </w:r>
+    </w:p>
+    <w:p>
+      <w:pPr>
+        <w:pStyle w:val="ListParagraph"/>
+        <w:numPr>
+          <w:ilvl w:val="0"/>
+          <w:numId w:val="2"/>
+        </w:numPr>
+        <w:spacing w:after="40" w:before="0" w:line="276"/>
+      </w:pPr>
+      <w:r>
+        <w:rPr>
+          <w:rFonts w:ascii="Arial" w:cs="Arial" w:eastAsia="Arial" w:hAnsi="Arial"/>
+          <w:b/>
+          <w:bCs/>
+          <w:color w:val="000000"/>
+          <w:sz w:val="19"/>
+          <w:szCs w:val="19"/>
+        </w:rPr>
+        <w:t xml:space="preserve">Mayo a agosto: preferidos (+). Noviembre a febrero: vedados (−).</w:t>
+      </w:r>
+    </w:p>
+    <w:p>
+      <w:pPr>
+        <w:pStyle w:val="Heading2"/>
+        <w:keepNext/>
+        <w:spacing w:after="80" w:before="180" w:line="276"/>
+      </w:pPr>
+      <w:r>
+        <w:rPr>
+          <w:rFonts w:ascii="Arial" w:cs="Arial" w:eastAsia="Arial" w:hAnsi="Arial"/>
+          <w:color w:val="000000"/>
+          <w:sz w:val="19"/>
+          <w:szCs w:val="19"/>
+        </w:rPr>
+        <w:t xml:space="preserve">3.8 Cuánto pesa un mes preferido</w:t>
+      </w:r>
+    </w:p>
+    <w:p>
+      <w:pPr>
+        <w:spacing w:after="100" w:before="0" w:line="276"/>
+      </w:pPr>
+      <w:r>
+        <w:rPr>
+          <w:rFonts w:ascii="Arial" w:cs="Arial" w:eastAsia="Arial" w:hAnsi="Arial"/>
+          <w:color w:val="000000"/>
+          <w:sz w:val="19"/>
+          <w:szCs w:val="19"/>
+        </w:rPr>
+        <w:t xml:space="preserve">Las fuentes dicen en qué meses se concentra o se evita la recarga, pero no cuánto. Se toma un mes preferido con 1 + a y uno vedado con 1 − a de un mes común, con a = 33,3 % (criterio; parametros_recargas, B50); cada rubro se divide por su suma para que el año dé 100 %. Así, en cada rubro el mes más cargado queda como mucho en el doble del menos cargado y ningún mes pasa de 11 % del año. Ejemplo, edificios: abril a junio 10,8 %, enero y febrero 5,4 % y el resto 8,1 %.</w:t>
+      </w:r>
+    </w:p>
+    <w:p>
+      <w:pPr>
+        <w:spacing w:after="100" w:before="0" w:line="276"/>
+      </w:pPr>
+      <w:r>
+        <w:rPr>
+          <w:rFonts w:ascii="Arial" w:cs="Arial" w:eastAsia="Arial" w:hAnsi="Arial"/>
+          <w:color w:val="000000"/>
+          <w:sz w:val="19"/>
+          <w:szCs w:val="19"/>
+        </w:rPr>
+        <w:t xml:space="preserve">Con todo junto, la planta comercial va de 7,5 % a 10,3 % por mes y la industrial de 7,5 % a 10,3 %: el automotor sigue marcando el pico del verano y los rubros institucionales llenan el otoño y el invierno.</w:t>
       </w:r>
     </w:p>
     <w:p>
@@ -11456,7 +11752,7 @@
           <w:sz w:val="19"/>
           <w:szCs w:val="19"/>
         </w:rPr>
-        <w:t xml:space="preserve"> comercial 3 × 2 turnos, 52 % (demanda 149,15 u/h); industrial 2 × 1 turno, 80 % (demanda 77,22 u/h).</w:t>
+        <w:t xml:space="preserve"> comercial 3 × 2 turnos, 52 % (demanda 151,08 u/h); industrial 2 × 1 turno, 82 % (demanda 78,54 u/h).</w:t>
       </w:r>
     </w:p>
     <w:p>
@@ -11621,7 +11917,7 @@
           <w:sz w:val="19"/>
           <w:szCs w:val="19"/>
         </w:rPr>
-        <w:t xml:space="preserve"> comercial 3 × 2 turnos, 62 % (demanda 149,03 u/h); industrial 2 × 2 turnos, 48 % (demanda 77,22 u/h).</w:t>
+        <w:t xml:space="preserve"> comercial 3 × 2 turnos, 63 % (demanda 150,95 u/h); industrial 2 × 2 turnos, 49 % (demanda 78,54 u/h).</w:t>
       </w:r>
     </w:p>
     <w:p>
@@ -11786,7 +12082,7 @@
           <w:sz w:val="19"/>
           <w:szCs w:val="19"/>
         </w:rPr>
-        <w:t xml:space="preserve"> comercial 2 × 2 turnos, 67 % (demanda 113,99 u/h); industrial 1 × 2 turnos, 70 % (demanda 59,10 u/h).</w:t>
+        <w:t xml:space="preserve"> comercial 2 × 2 turnos, 68 % (demanda 115,10 u/h); industrial 1 × 2 turnos, 71 % (demanda 59,88 u/h).</w:t>
       </w:r>
     </w:p>
     <w:p>
@@ -11951,7 +12247,7 @@
           <w:sz w:val="19"/>
           <w:szCs w:val="19"/>
         </w:rPr>
-        <w:t xml:space="preserve"> comercial 1 × 1 turno, 31 % (demanda 12,94 u/h); industrial 1 × 1 turno, 16 % (demanda 6,71 u/h).</w:t>
+        <w:t xml:space="preserve"> comercial 1 × 1 turno, 31 % (demanda 13,06 u/h); industrial 1 × 1 turno, 16 % (demanda 6,80 u/h).</w:t>
       </w:r>
     </w:p>
     <w:p>
@@ -12116,7 +12412,7 @@
           <w:sz w:val="19"/>
           <w:szCs w:val="19"/>
         </w:rPr>
-        <w:t xml:space="preserve"> comercial 1 × 1 turno, 36 % (demanda 6,34 u/h); industrial 1 × 1 turno, 19 % (demanda 3,37 u/h).</w:t>
+        <w:t xml:space="preserve"> comercial 1 × 1 turno, 37 % (demanda 6,50 u/h); industrial 1 × 1 turno, 19 % (demanda 3,38 u/h).</w:t>
       </w:r>
     </w:p>
     <w:p>
@@ -12281,7 +12577,7 @@
           <w:sz w:val="19"/>
           <w:szCs w:val="19"/>
         </w:rPr>
-        <w:t xml:space="preserve"> comercial 1 × 1 turno, 43 % (demanda 6,51 u/h); industrial 1 × 1 turno, 23 % (demanda 3,48 u/h).</w:t>
+        <w:t xml:space="preserve"> comercial 1 × 1 turno, 46 % (demanda 6,97 u/h); industrial 1 × 1 turno, 24 % (demanda 3,62 u/h).</w:t>
       </w:r>
     </w:p>
     <w:p>
@@ -12446,7 +12742,7 @@
           <w:sz w:val="19"/>
           <w:szCs w:val="19"/>
         </w:rPr>
-        <w:t xml:space="preserve"> comercial 1 × 1 turno, 3 % (demanda 0,14 u/h); industrial 1 × 1 turno, 2 % (demanda 0,07 u/h).</w:t>
+        <w:t xml:space="preserve"> comercial 1 × 1 turno, 4 % (demanda 0,15 u/h); industrial 1 × 1 turno, 2 % (demanda 0,08 u/h).</w:t>
       </w:r>
     </w:p>
     <w:p>
@@ -12611,7 +12907,7 @@
           <w:sz w:val="19"/>
           <w:szCs w:val="19"/>
         </w:rPr>
-        <w:t xml:space="preserve"> comercial 3 × 2 turnos, 65 % (demanda 133,61 u/h); industrial 2 × 2 turnos, 51 % (demanda 69,28 u/h).</w:t>
+        <w:t xml:space="preserve"> comercial 3 × 2 turnos, 66 % (demanda 134,91 u/h); industrial 2 × 2 turnos, 51 % (demanda 70,19 u/h).</w:t>
       </w:r>
     </w:p>
     <w:p>
@@ -12776,7 +13072,7 @@
           <w:sz w:val="19"/>
           <w:szCs w:val="19"/>
         </w:rPr>
-        <w:t xml:space="preserve"> comercial 1 × 1 turno, 49 % (demanda 10,04 u/h); industrial 1 × 1 turno, 26 % (demanda 5,34 u/h).</w:t>
+        <w:t xml:space="preserve"> comercial 1 × 1 turno, 51 % (demanda 10,43 u/h); industrial 1 × 1 turno, 27 % (demanda 5,43 u/h).</w:t>
       </w:r>
     </w:p>
     <w:p>
@@ -12941,7 +13237,7 @@
           <w:sz w:val="19"/>
           <w:szCs w:val="19"/>
         </w:rPr>
-        <w:t xml:space="preserve"> comercial 1 × 2 turnos, 61 % (demanda 1,39 u/h); industrial 1 × 1 turno, 64 % (demanda 0,72 u/h).</w:t>
+        <w:t xml:space="preserve"> comercial 1 × 2 turnos, 62 % (demanda 1,40 u/h); industrial 1 × 1 turno, 64 % (demanda 0,73 u/h).</w:t>
       </w:r>
     </w:p>
     <w:p>
@@ -13106,7 +13402,7 @@
           <w:sz w:val="19"/>
           <w:szCs w:val="19"/>
         </w:rPr>
-        <w:t xml:space="preserve"> comercial 3 × 2 turnos, 55 % (demanda 39,03 u/h); industrial 2 × 1 turno, 85 % (demanda 20,22 u/h).</w:t>
+        <w:t xml:space="preserve"> comercial 3 × 2 turnos, 55 % (demanda 39,57 u/h); industrial 2 × 1 turno, 86 % (demanda 20,59 u/h).</w:t>
       </w:r>
     </w:p>
     <w:p>
@@ -13271,7 +13567,7 @@
           <w:sz w:val="19"/>
           <w:szCs w:val="19"/>
         </w:rPr>
-        <w:t xml:space="preserve"> comercial 2 × 2 turnos, 46 % (demanda 37,12 u/h); industrial 1 × 2 turnos, 48 % (demanda 19,24 u/h).</w:t>
+        <w:t xml:space="preserve"> comercial 2 × 2 turnos, 47 % (demanda 37,56 u/h); industrial 1 × 2 turnos, 49 % (demanda 19,54 u/h).</w:t>
       </w:r>
     </w:p>
     <w:p>
@@ -13436,7 +13732,7 @@
           <w:sz w:val="19"/>
           <w:szCs w:val="19"/>
         </w:rPr>
-        <w:t xml:space="preserve"> comercial 1 × 1 turno, 88 % (demanda 37,12 u/h); industrial 1 × 1 turno, 45 % (demanda 19,24 u/h).</w:t>
+        <w:t xml:space="preserve"> comercial 1 × 1 turno, 89 % (demanda 37,56 u/h); industrial 1 × 1 turno, 46 % (demanda 19,54 u/h).</w:t>
       </w:r>
     </w:p>
     <w:p>
@@ -13601,7 +13897,7 @@
           <w:sz w:val="19"/>
           <w:szCs w:val="19"/>
         </w:rPr>
-        <w:t xml:space="preserve"> comercial 3 × 2 turnos, 64 % (demanda 22,35 u/h); industrial 2 × 2 turnos, 49 % (demanda 11,58 u/h).</w:t>
+        <w:t xml:space="preserve"> comercial 3 × 2 turnos, 64 % (demanda 22,64 u/h); industrial 2 × 2 turnos, 50 % (demanda 11,78 u/h).</w:t>
       </w:r>
     </w:p>
     <w:p>
@@ -13766,7 +14062,7 @@
           <w:sz w:val="19"/>
           <w:szCs w:val="19"/>
         </w:rPr>
-        <w:t xml:space="preserve"> comercial 3 × 2 turnos, 62 % (demanda 133,93 u/h); industrial 2 × 2 turnos, 48 % (demanda 69,38 u/h).</w:t>
+        <w:t xml:space="preserve"> comercial 3 × 2 turnos, 63 % (demanda 135,24 u/h); industrial 2 × 2 turnos, 49 % (demanda 70,29 u/h).</w:t>
       </w:r>
     </w:p>
     <w:p>
@@ -13931,7 +14227,7 @@
           <w:sz w:val="19"/>
           <w:szCs w:val="19"/>
         </w:rPr>
-        <w:t xml:space="preserve"> comercial 4 × 2 turnos, 56 % (demanda 133,72 u/h); industrial 2 × 2 turnos, 58 % (demanda 69,28 u/h).</w:t>
+        <w:t xml:space="preserve"> comercial 4 × 2 turnos, 56 % (demanda 135,04 u/h); industrial 2 × 2 turnos, 58 % (demanda 70,19 u/h).</w:t>
       </w:r>
     </w:p>
     <w:p>
@@ -14096,7 +14392,7 @@
           <w:sz w:val="19"/>
           <w:szCs w:val="19"/>
         </w:rPr>
-        <w:t xml:space="preserve"> comercial 2 × 2 turnos, 68 % (demanda 133,72 u/h); industrial 1 × 2 turnos, 70 % (demanda 69,28 u/h).</w:t>
+        <w:t xml:space="preserve"> comercial 2 × 2 turnos, 68 % (demanda 135,04 u/h); industrial 1 × 2 turnos, 71 % (demanda 70,19 u/h).</w:t>
       </w:r>
     </w:p>
     <w:p>
@@ -14261,7 +14557,7 @@
           <w:sz w:val="19"/>
           <w:szCs w:val="19"/>
         </w:rPr>
-        <w:t xml:space="preserve"> comercial 1 × 1 turno, 47 % (demanda 10,04 u/h); industrial 1 × 1 turno, 25 % (demanda 5,34 u/h).</w:t>
+        <w:t xml:space="preserve"> comercial 1 × 1 turno, 49 % (demanda 10,43 u/h); industrial 1 × 1 turno, 26 % (demanda 5,43 u/h).</w:t>
       </w:r>
     </w:p>
     <w:p>
@@ -14426,7 +14722,7 @@
           <w:sz w:val="19"/>
           <w:szCs w:val="19"/>
         </w:rPr>
-        <w:t xml:space="preserve"> comercial 1 × 1 turno, 8 % (demanda 7,24 u/h); industrial 1 × 1 turno, 4 % (demanda 3,86 u/h).</w:t>
+        <w:t xml:space="preserve"> comercial 1 × 1 turno, 9 % (demanda 7,74 u/h); industrial 1 × 1 turno, 4 % (demanda 4,02 u/h).</w:t>
       </w:r>
     </w:p>
     <w:p>
@@ -14591,7 +14887,7 @@
           <w:sz w:val="19"/>
           <w:szCs w:val="19"/>
         </w:rPr>
-        <w:t xml:space="preserve"> comercial 3 × 2 turnos, 55 % (demanda 149,15 u/h); industrial 2 × 1 turno, 86 % (demanda 77,22 u/h).</w:t>
+        <w:t xml:space="preserve"> comercial 3 × 2 turnos, 56 % (demanda 151,08 u/h); industrial 2 × 1 turno, 87 % (demanda 78,54 u/h).</w:t>
       </w:r>
     </w:p>
     <w:p>
@@ -14756,7 +15052,7 @@
           <w:sz w:val="19"/>
           <w:szCs w:val="19"/>
         </w:rPr>
-        <w:t xml:space="preserve"> comercial 3 × 2 turnos, 59 % (demanda 149,15 u/h); industrial 2 × 2 turnos, 46 % (demanda 77,22 u/h).</w:t>
+        <w:t xml:space="preserve"> comercial 3 × 2 turnos, 60 % (demanda 151,08 u/h); industrial 2 × 2 turnos, 47 % (demanda 78,54 u/h).</w:t>
       </w:r>
     </w:p>
     <w:p>
@@ -14921,7 +15217,7 @@
           <w:sz w:val="19"/>
           <w:szCs w:val="19"/>
         </w:rPr>
-        <w:t xml:space="preserve"> comercial 1 × 2 turnos, 64 % (demanda 11,77 u/h); industrial 1 × 1 turno, 66 % (demanda 6,10 u/h).</w:t>
+        <w:t xml:space="preserve"> comercial 1 × 2 turnos, 65 % (demanda 11,92 u/h); industrial 1 × 1 turno, 67 % (demanda 6,20 u/h).</w:t>
       </w:r>
     </w:p>
     <w:p>
@@ -15086,7 +15382,7 @@
           <w:sz w:val="19"/>
           <w:szCs w:val="19"/>
         </w:rPr>
-        <w:t xml:space="preserve"> comercial 1 × 1 turno, 34 % (demanda 4,09 u/h); industrial 1 × 1 turno, 18 % (demanda 2,14 u/h).</w:t>
+        <w:t xml:space="preserve"> comercial 1 × 1 turno, 37 % (demanda 4,44 u/h); industrial 1 × 1 turno, 19 % (demanda 2,33 u/h).</w:t>
       </w:r>
     </w:p>
     <w:p>
@@ -15116,7 +15412,7 @@
           <w:sz w:val="19"/>
           <w:szCs w:val="19"/>
         </w:rPr>
-        <w:t xml:space="preserve">Un carro no ocupa un puesto lo mismo que un manual. Se mide con los tiempos de fábrica de FLAMA en las operaciones que comparten la fábrica y la recarga: tiempo del carro (Dimensionamiento Carros, ponderado con el mix 2035) ÷ tiempo del manual (Dimensionamiento Manuales). Los dos se importan por IMPORTRANGE.</w:t>
+        <w:t xml:space="preserve">Un carro no ocupa un puesto lo mismo que un manual. Se mide con los tiempos de fábrica de FLAMA en las operaciones que comparten la fábrica y la recarga: tiempo del carro (Aprovechamiento Carros, ponderado con el mix 2035) ÷ tiempo del manual (Aprovechamiento Manuales). Los dos se importan por IMPORTRANGE.</w:t>
       </w:r>
     </w:p>
     <w:tbl>
@@ -20092,7 +20388,7 @@
           <w:sz w:val="19"/>
           <w:szCs w:val="19"/>
         </w:rPr>
-        <w:t xml:space="preserve">Stock por tipo = recargas del año × % del mes pico del tipo ÷ días hábiles del mes × ciclo (con 2 turnos desde 2032), redondeado hacia arriba. El stock del año anterior se mantiene en la planta (9.4.5 y 9.2.1) y entra al Plan mensual por la ruta de su tipo, 1/12 por mes. 2035: comercial 1.384 u. e industrial 744 u.</w:t>
+        <w:t xml:space="preserve">Stock por tipo = recargas del año × % del mes pico del tipo ÷ días hábiles del mes × ciclo (con 2 turnos desde 2032), redondeado hacia arriba. El stock del año anterior se mantiene en la planta (9.4.5 y 9.2.1) y entra al Plan mensual por la ruta de su tipo, 1/12 por mes. 2035: comercial 1.498 u. e industrial 785 u.</w:t>
       </w:r>
     </w:p>
     <w:p>
@@ -20122,7 +20418,7 @@
           <w:sz w:val="19"/>
           <w:szCs w:val="19"/>
         </w:rPr>
-        <w:t xml:space="preserve">Alta del año = lo que crece el stock + stock del año anterior × % que se inutiliza. Los ABC llegan a la planta comercial como cilindro vacío desde la industrial y se cargan en la ruta del cilindro nuevo (recepción, carga ABC, ensamblaje, presurización, ensayo de pérdidas y despacho), con el perfil de producción del MRP (E01, E02 y E03). En la industrial salen terminados de la línea. El resto de los tipos se compra. Alta 2035: comercial 142 cilindros vacíos y 53 de compra; industrial 77 terminados y 28 de compra.</w:t>
+        <w:t xml:space="preserve">Alta del año = lo que crece el stock + stock del año anterior × % que se inutiliza. Los ABC llegan a la planta comercial como cilindro vacío desde la industrial y se cargan en la ruta del cilindro nuevo (recepción, carga ABC, ensamblaje, presurización, ensayo de pérdidas y despacho), con el perfil de producción del MRP (E01, E02 y E03). En la industrial salen terminados de la línea. El resto de los tipos se compra. Alta 2035: comercial 156 cilindros vacíos y 55 de compra; industrial 81 terminados y 30 de compra.</w:t>
       </w:r>
     </w:p>
     <w:p>
@@ -20742,7 +21038,7 @@
                 <w:sz w:val="16"/>
                 <w:szCs w:val="16"/>
               </w:rPr>
-              <w:t xml:space="preserve">88 %</w:t>
+              <w:t xml:space="preserve">89 %</w:t>
             </w:r>
           </w:p>
         </w:tc>
@@ -20882,7 +21178,7 @@
                 <w:sz w:val="16"/>
                 <w:szCs w:val="16"/>
               </w:rPr>
-              <w:t xml:space="preserve">24</w:t>
+              <w:t xml:space="preserve">26</w:t>
             </w:r>
           </w:p>
         </w:tc>
@@ -21018,7 +21314,7 @@
                 <w:sz w:val="16"/>
                 <w:szCs w:val="16"/>
               </w:rPr>
-              <w:t xml:space="preserve">90 %</w:t>
+              <w:t xml:space="preserve">88 %</w:t>
             </w:r>
           </w:p>
         </w:tc>
@@ -21122,7 +21418,7 @@
           <w:sz w:val="19"/>
           <w:szCs w:val="19"/>
         </w:rPr>
-        <w:t xml:space="preserve">Puestos unidos en esta versión: los que comparten equipo u operario dejan de figurar como puestos separados, porque un puesto con 1 % de aprovechamiento no es un puesto sino un accesorio de otro. La trasvasadora de CO₂ y la unidad de halogenados recuperan y cargan (antes se contaban dos veces); la descarga y la carga de agua, AFFF y sales K las hace el mismo operario de la zona de líquidos; el BC y el Clase D se descargan y se cargan en los puestos de polvo con su tambor, su cargadora y su embudo exclusivos, sin tocar el equipo de ABC (IRAM 3517-2, 3.5.3.4). Quedan 23 puestos. En 2035 el total baja a 45 en la comercial (antes 51) y 32 en la industrial (antes 38). El halogenado sigue con el aprovechamiento más bajo (3,5 % en la comercial): su unidad no sirve para otro agente y la demanda es mínima.</w:t>
+        <w:t xml:space="preserve">Puestos unidos en esta versión: los que comparten equipo u operario dejan de figurar como puestos separados, porque un puesto con 1 % de aprovechamiento no es un puesto sino un accesorio de otro. La trasvasadora de CO₂ y la unidad de halogenados recuperan y cargan (antes se contaban dos veces); la descarga y la carga de agua, AFFF y sales K las hace el mismo operario de la zona de líquidos; el BC y el Clase D se descargan y se cargan en los puestos de polvo con su tambor, su cargadora y su embudo exclusivos, sin tocar el equipo de ABC (IRAM 3517-2, 3.5.3.4). Quedan 23 puestos. En 2035 el total baja a 45 en la comercial (antes 51) y 32 en la industrial (antes 38). El halogenado sigue con el aprovechamiento más bajo (3,7 % en la comercial): su unidad no sirve para otro agente y la demanda es mínima.</w:t>
       </w:r>
     </w:p>
     <w:p>
@@ -21152,7 +21448,7 @@
           <w:sz w:val="19"/>
           <w:szCs w:val="19"/>
         </w:rPr>
-        <w:t xml:space="preserve">Los Dimensionamientos de Manuales y Carros del grupo importan del paso 4 (alta) de cada Dimensionamiento de recargas los sustitutos ABC: Manuales los de 1 a 10 kg y Carros los de 25 a 100 kg. La industrial los pide terminados (proceso completo); la comercial, como cilindro vacío. La estacionalidad de producción viene del MRP (hoja ESTACIONALIDAD, perfiles E01 a E03), que es el que define los picos. Se aplican las mismas reglas del § 8; los textos y tiempos originales del grupo en esos archivos no se tocaron.</w:t>
+        <w:t xml:space="preserve">Los Aprovechamientos de Manuales y Carros del grupo importan del paso 4 (alta) de cada Aprovechamiento de recargas los sustitutos ABC: Manuales los de 1 a 10 kg y Carros los de 25 a 100 kg. La industrial los pide terminados (proceso completo); la comercial, como cilindro vacío. La estacionalidad de producción viene del MRP (hoja ESTACIONALIDAD, perfiles E01 a E03), que es el que define los picos. Se aplican las mismas reglas del § 8; los textos y tiempos originales del grupo en esos archivos no se tocaron.</w:t>
       </w:r>
     </w:p>
     <w:p>
@@ -21776,7 +22072,7 @@
                 <w:sz w:val="16"/>
                 <w:szCs w:val="16"/>
               </w:rPr>
-              <w:t xml:space="preserve">270</w:t>
+              <w:t xml:space="preserve">263</w:t>
             </w:r>
           </w:p>
         </w:tc>
@@ -21810,7 +22106,7 @@
                 <w:sz w:val="16"/>
                 <w:szCs w:val="16"/>
               </w:rPr>
-              <w:t xml:space="preserve">36</w:t>
+              <w:t xml:space="preserve">35</w:t>
             </w:r>
           </w:p>
         </w:tc>
@@ -21844,7 +22140,7 @@
                 <w:sz w:val="16"/>
                 <w:szCs w:val="16"/>
               </w:rPr>
-              <w:t xml:space="preserve">140</w:t>
+              <w:t xml:space="preserve">136</w:t>
             </w:r>
           </w:p>
         </w:tc>
@@ -21878,7 +22174,7 @@
                 <w:sz w:val="16"/>
                 <w:szCs w:val="16"/>
               </w:rPr>
-              <w:t xml:space="preserve">19</w:t>
+              <w:t xml:space="preserve">18</w:t>
             </w:r>
           </w:p>
         </w:tc>
@@ -21950,7 +22246,7 @@
                 <w:sz w:val="16"/>
                 <w:szCs w:val="16"/>
               </w:rPr>
-              <w:t xml:space="preserve">8</w:t>
+              <w:t xml:space="preserve">21</w:t>
             </w:r>
           </w:p>
         </w:tc>
@@ -21984,7 +22280,7 @@
                 <w:sz w:val="16"/>
                 <w:szCs w:val="16"/>
               </w:rPr>
-              <w:t xml:space="preserve">1</w:t>
+              <w:t xml:space="preserve">4</w:t>
             </w:r>
           </w:p>
         </w:tc>
@@ -22018,7 +22314,7 @@
                 <w:sz w:val="16"/>
                 <w:szCs w:val="16"/>
               </w:rPr>
-              <w:t xml:space="preserve">5</w:t>
+              <w:t xml:space="preserve">13</w:t>
             </w:r>
           </w:p>
         </w:tc>
@@ -22052,7 +22348,7 @@
                 <w:sz w:val="16"/>
                 <w:szCs w:val="16"/>
               </w:rPr>
-              <w:t xml:space="preserve">1</w:t>
+              <w:t xml:space="preserve">2</w:t>
             </w:r>
           </w:p>
         </w:tc>
@@ -22124,7 +22420,7 @@
                 <w:sz w:val="16"/>
                 <w:szCs w:val="16"/>
               </w:rPr>
-              <w:t xml:space="preserve">16</w:t>
+              <w:t xml:space="preserve">15</w:t>
             </w:r>
           </w:p>
         </w:tc>
@@ -22472,7 +22768,7 @@
                 <w:sz w:val="16"/>
                 <w:szCs w:val="16"/>
               </w:rPr>
-              <w:t xml:space="preserve">24</w:t>
+              <w:t xml:space="preserve">32</w:t>
             </w:r>
           </w:p>
         </w:tc>
@@ -22540,7 +22836,7 @@
                 <w:sz w:val="16"/>
                 <w:szCs w:val="16"/>
               </w:rPr>
-              <w:t xml:space="preserve">14</w:t>
+              <w:t xml:space="preserve">18</w:t>
             </w:r>
           </w:p>
         </w:tc>
@@ -22574,7 +22870,7 @@
                 <w:sz w:val="16"/>
                 <w:szCs w:val="16"/>
               </w:rPr>
-              <w:t xml:space="preserve">0</w:t>
+              <w:t xml:space="preserve">1</w:t>
             </w:r>
           </w:p>
         </w:tc>
@@ -22646,7 +22942,7 @@
                 <w:sz w:val="16"/>
                 <w:szCs w:val="16"/>
               </w:rPr>
-              <w:t xml:space="preserve">3</w:t>
+              <w:t xml:space="preserve">2</w:t>
             </w:r>
           </w:p>
         </w:tc>
@@ -22714,7 +23010,7 @@
                 <w:sz w:val="16"/>
                 <w:szCs w:val="16"/>
               </w:rPr>
-              <w:t xml:space="preserve">2</w:t>
+              <w:t xml:space="preserve">1</w:t>
             </w:r>
           </w:p>
         </w:tc>
@@ -22748,7 +23044,7 @@
                 <w:sz w:val="16"/>
                 <w:szCs w:val="16"/>
               </w:rPr>
-              <w:t xml:space="preserve">1</w:t>
+              <w:t xml:space="preserve">0</w:t>
             </w:r>
           </w:p>
         </w:tc>
@@ -22954,7 +23250,7 @@
                 <w:sz w:val="16"/>
                 <w:szCs w:val="16"/>
               </w:rPr>
-              <w:t xml:space="preserve">Ene</w:t>
+              <w:t xml:space="preserve">Dic</w:t>
             </w:r>
           </w:p>
         </w:tc>
@@ -22988,7 +23284,7 @@
                 <w:sz w:val="16"/>
                 <w:szCs w:val="16"/>
               </w:rPr>
-              <w:t xml:space="preserve">Ene</w:t>
+              <w:t xml:space="preserve">Dic</w:t>
             </w:r>
           </w:p>
         </w:tc>
@@ -23060,7 +23356,7 @@
                 <w:sz w:val="16"/>
                 <w:szCs w:val="16"/>
               </w:rPr>
-              <w:t xml:space="preserve">1.050</w:t>
+              <w:t xml:space="preserve">1.062</w:t>
             </w:r>
           </w:p>
         </w:tc>
@@ -23094,7 +23390,7 @@
                 <w:sz w:val="16"/>
                 <w:szCs w:val="16"/>
               </w:rPr>
-              <w:t xml:space="preserve">544</w:t>
+              <w:t xml:space="preserve">552</w:t>
             </w:r>
           </w:p>
         </w:tc>
@@ -23166,7 +23462,7 @@
                 <w:sz w:val="16"/>
                 <w:szCs w:val="16"/>
               </w:rPr>
-              <w:t xml:space="preserve">398</w:t>
+              <w:t xml:space="preserve">409</w:t>
             </w:r>
           </w:p>
         </w:tc>
@@ -23200,7 +23496,7 @@
                 <w:sz w:val="16"/>
                 <w:szCs w:val="16"/>
               </w:rPr>
-              <w:t xml:space="preserve">205</w:t>
+              <w:t xml:space="preserve">213</w:t>
             </w:r>
           </w:p>
         </w:tc>
@@ -23272,7 +23568,7 @@
                 <w:sz w:val="16"/>
                 <w:szCs w:val="16"/>
               </w:rPr>
-              <w:t xml:space="preserve">203</w:t>
+              <w:t xml:space="preserve">204</w:t>
             </w:r>
           </w:p>
         </w:tc>
@@ -23306,7 +23602,7 @@
                 <w:sz w:val="16"/>
                 <w:szCs w:val="16"/>
               </w:rPr>
-              <w:t xml:space="preserve">105</w:t>
+              <w:t xml:space="preserve">106</w:t>
             </w:r>
           </w:p>
         </w:tc>
@@ -23590,7 +23886,7 @@
                 <w:sz w:val="16"/>
                 <w:szCs w:val="16"/>
               </w:rPr>
-              <w:t xml:space="preserve">88 %</w:t>
+              <w:t xml:space="preserve">89 %</w:t>
             </w:r>
           </w:p>
         </w:tc>
@@ -23624,7 +23920,7 @@
                 <w:sz w:val="16"/>
                 <w:szCs w:val="16"/>
               </w:rPr>
-              <w:t xml:space="preserve">80 %</w:t>
+              <w:t xml:space="preserve">81 %</w:t>
             </w:r>
           </w:p>
         </w:tc>
@@ -23696,7 +23992,7 @@
                 <w:sz w:val="16"/>
                 <w:szCs w:val="16"/>
               </w:rPr>
-              <w:t xml:space="preserve">53</w:t>
+              <w:t xml:space="preserve">55</w:t>
             </w:r>
           </w:p>
         </w:tc>
@@ -23802,7 +24098,7 @@
                 <w:sz w:val="16"/>
                 <w:szCs w:val="16"/>
               </w:rPr>
-              <w:t xml:space="preserve">127</w:t>
+              <w:t xml:space="preserve">132</w:t>
             </w:r>
           </w:p>
         </w:tc>
@@ -23896,7 +24192,7 @@
           <w:sz w:val="19"/>
           <w:szCs w:val="19"/>
         </w:rPr>
-        <w:t xml:space="preserve">La flota tiene el mismo límite del 90 % que los puestos. La versión anterior quedaba en 96 % y 94 %; ahora 88 % y 80 %.</w:t>
+        <w:t xml:space="preserve">La flota tiene el mismo límite del 90 % que los puestos. La versión anterior quedaba en 96 % y 94 %; ahora 89 % y 81 %.</w:t>
       </w:r>
     </w:p>
     <w:p>
@@ -24252,7 +24548,7 @@
           <w:sz w:val="19"/>
           <w:szCs w:val="19"/>
         </w:rPr>
-        <w:t xml:space="preserve">Mes de recarga de las escuelas estatales de CABA (§ 3.2) y si el pico de diciembre y enero se ve en el AMBA como en Córdoba (§ 3.1).</w:t>
+        <w:t xml:space="preserve">Meses preferidos y vedados de cada rubro con los clientes de la zona (§ 3.2 a 3.8) y si la temporada de diciembre y enero del automotor se ve en el AMBA como en Córdoba y Mendoza (§ 3.1).</w:t>
       </w:r>
     </w:p>
     <w:p>
@@ -24318,7 +24614,7 @@
         </w:numPr>
         <w:spacing w:after="40" w:before="0" w:line="276"/>
       </w:pPr>
-      <w:hyperlink w:history="1" r:id="rIdswmzlhl2ml-wbtioq9syp">
+      <w:hyperlink w:history="1" r:id="rIdbv96todidrhkylgh4i8mh">
         <w:r>
           <w:rPr>
             <w:rFonts w:ascii="Arial" w:cs="Arial" w:eastAsia="Arial" w:hAnsi="Arial"/>
@@ -24340,7 +24636,7 @@
         </w:numPr>
         <w:spacing w:after="40" w:before="0" w:line="276"/>
       </w:pPr>
-      <w:hyperlink w:history="1" r:id="rIdkpzlku1brzuuuk3ahfvxx">
+      <w:hyperlink w:history="1" r:id="rIdxrcnsbb48nu7b4etdun_r">
         <w:r>
           <w:rPr>
             <w:rFonts w:ascii="Arial" w:cs="Arial" w:eastAsia="Arial" w:hAnsi="Arial"/>
@@ -24362,7 +24658,7 @@
         </w:numPr>
         <w:spacing w:after="40" w:before="0" w:line="276"/>
       </w:pPr>
-      <w:hyperlink w:history="1" r:id="rIdznblg462kytmdp4fnql0v">
+      <w:hyperlink w:history="1" r:id="rIdbfj_5wehth03hqf8hycbn">
         <w:r>
           <w:rPr>
             <w:rFonts w:ascii="Arial" w:cs="Arial" w:eastAsia="Arial" w:hAnsi="Arial"/>
@@ -24384,7 +24680,7 @@
         </w:numPr>
         <w:spacing w:after="40" w:before="0" w:line="276"/>
       </w:pPr>
-      <w:hyperlink w:history="1" r:id="rIdpy1vnbffqxw7yijxi12zi">
+      <w:hyperlink w:history="1" r:id="rIdzvmmk4r1jq3ifwwicmwhy">
         <w:r>
           <w:rPr>
             <w:rFonts w:ascii="Arial" w:cs="Arial" w:eastAsia="Arial" w:hAnsi="Arial"/>
@@ -24405,7 +24701,7 @@
         </w:rPr>
         <w:t xml:space="preserve"> · </w:t>
       </w:r>
-      <w:hyperlink w:history="1" r:id="rIdc5xiftwisljxkczgk7q5m">
+      <w:hyperlink w:history="1" r:id="rIdsueccqfud_vfhjovs2xtd">
         <w:r>
           <w:rPr>
             <w:rFonts w:ascii="Arial" w:cs="Arial" w:eastAsia="Arial" w:hAnsi="Arial"/>
@@ -24426,7 +24722,7 @@
         </w:rPr>
         <w:t xml:space="preserve"> · </w:t>
       </w:r>
-      <w:hyperlink w:history="1" r:id="rIdavccgxpulrijefitkcbnz">
+      <w:hyperlink w:history="1" r:id="rIdhrsck2ssb1e1hegvgiw_q">
         <w:r>
           <w:rPr>
             <w:rFonts w:ascii="Arial" w:cs="Arial" w:eastAsia="Arial" w:hAnsi="Arial"/>
@@ -24448,7 +24744,7 @@
         </w:numPr>
         <w:spacing w:after="40" w:before="0" w:line="276"/>
       </w:pPr>
-      <w:hyperlink w:history="1" r:id="rIdlp9hj5commqgbcdsijexl">
+      <w:hyperlink w:history="1" r:id="rIddhn2t3jchcg_9i_dptjnk">
         <w:r>
           <w:rPr>
             <w:rFonts w:ascii="Arial" w:cs="Arial" w:eastAsia="Arial" w:hAnsi="Arial"/>
@@ -24470,7 +24766,7 @@
         </w:numPr>
         <w:spacing w:after="40" w:before="0" w:line="276"/>
       </w:pPr>
-      <w:hyperlink w:history="1" r:id="rIdordtp_8kri48k-6glf1k5">
+      <w:hyperlink w:history="1" r:id="rIdr6sf8msbknqfa6s4znc9q">
         <w:r>
           <w:rPr>
             <w:rFonts w:ascii="Arial" w:cs="Arial" w:eastAsia="Arial" w:hAnsi="Arial"/>
@@ -24492,7 +24788,7 @@
         </w:numPr>
         <w:spacing w:after="40" w:before="0" w:line="276"/>
       </w:pPr>
-      <w:hyperlink w:history="1" r:id="rIdkezwct_wkdqsv1-7k50k3">
+      <w:hyperlink w:history="1" r:id="rId7p_qcx5ojbjua4bffz5eo">
         <w:r>
           <w:rPr>
             <w:rFonts w:ascii="Arial" w:cs="Arial" w:eastAsia="Arial" w:hAnsi="Arial"/>
@@ -24501,7 +24797,7 @@
             <w:szCs w:val="19"/>
             <w:u w:val="single"/>
           </w:rPr>
-          <w:t xml:space="preserve">Infobae / UCA: alumnos por sector de gestión</w:t>
+          <w:t xml:space="preserve">CAPHAI, Circular N.° 14 (2025)</w:t>
         </w:r>
       </w:hyperlink>
       <w:r>
@@ -24513,7 +24809,7 @@
         </w:rPr>
         <w:t xml:space="preserve"> · </w:t>
       </w:r>
-      <w:hyperlink w:history="1" r:id="rId6ysnsp9gfi3gch97sgthk">
+      <w:hyperlink w:history="1" r:id="rIdgjlosprzjjuyeft1jwkli">
         <w:r>
           <w:rPr>
             <w:rFonts w:ascii="Arial" w:cs="Arial" w:eastAsia="Arial" w:hAnsi="Arial"/>
@@ -24522,9 +24818,18 @@
             <w:szCs w:val="19"/>
             <w:u w:val="single"/>
           </w:rPr>
-          <w:t xml:space="preserve">CREEBBA, IAE 191</w:t>
+          <w:t xml:space="preserve">Arya Seguridad: matafuegos en consorcios</w:t>
         </w:r>
       </w:hyperlink>
+      <w:r>
+        <w:rPr>
+          <w:rFonts w:ascii="Arial" w:cs="Arial" w:eastAsia="Arial" w:hAnsi="Arial"/>
+          <w:color w:val="000000"/>
+          <w:sz w:val="19"/>
+          <w:szCs w:val="19"/>
+        </w:rPr>
+        <w:t xml:space="preserve"> · convenio colectivo de SUTERH (licencias de encargados)</w:t>
+      </w:r>
     </w:p>
     <w:p>
       <w:pPr>
@@ -24535,7 +24840,325 @@
         </w:numPr>
         <w:spacing w:after="40" w:before="0" w:line="276"/>
       </w:pPr>
-      <w:hyperlink w:history="1" r:id="rIdeetky7oydqtxmykyzynbb">
+      <w:r>
+        <w:rPr>
+          <w:rFonts w:ascii="Arial" w:cs="Arial" w:eastAsia="Arial" w:hAnsi="Arial"/>
+          <w:color w:val="000000"/>
+          <w:sz w:val="19"/>
+          <w:szCs w:val="19"/>
+        </w:rPr>
+        <w:t xml:space="preserve">Río Negro, Ministerio de Educación: </w:t>
+      </w:r>
+      <w:hyperlink w:history="1" r:id="rIdrsa9dunfvbbbm41h652mm">
+        <w:r>
+          <w:rPr>
+            <w:rFonts w:ascii="Arial" w:cs="Arial" w:eastAsia="Arial" w:hAnsi="Arial"/>
+            <w:color w:val="1F1F1F"/>
+            <w:sz w:val="19"/>
+            <w:szCs w:val="19"/>
+            <w:u w:val="single"/>
+          </w:rPr>
+          <w:t xml:space="preserve">recarga de matafuegos en el receso de verano, General Roca</w:t>
+        </w:r>
+      </w:hyperlink>
+      <w:r>
+        <w:rPr>
+          <w:rFonts w:ascii="Arial" w:cs="Arial" w:eastAsia="Arial" w:hAnsi="Arial"/>
+          <w:color w:val="000000"/>
+          <w:sz w:val="19"/>
+          <w:szCs w:val="19"/>
+        </w:rPr>
+        <w:t xml:space="preserve"> · </w:t>
+      </w:r>
+      <w:hyperlink w:history="1" r:id="rIdepkrsfqb_ujssqolay_qg">
+        <w:r>
+          <w:rPr>
+            <w:rFonts w:ascii="Arial" w:cs="Arial" w:eastAsia="Arial" w:hAnsi="Arial"/>
+            <w:color w:val="1F1F1F"/>
+            <w:sz w:val="19"/>
+            <w:szCs w:val="19"/>
+            <w:u w:val="single"/>
+          </w:rPr>
+          <w:t xml:space="preserve">mantenimiento en el receso de invierno</w:t>
+        </w:r>
+      </w:hyperlink>
+      <w:r>
+        <w:rPr>
+          <w:rFonts w:ascii="Arial" w:cs="Arial" w:eastAsia="Arial" w:hAnsi="Arial"/>
+          <w:color w:val="000000"/>
+          <w:sz w:val="19"/>
+          <w:szCs w:val="19"/>
+        </w:rPr>
+        <w:t xml:space="preserve"> · </w:t>
+      </w:r>
+      <w:hyperlink w:history="1" r:id="rIdl_ew3ntssnyf8jl9rvoss">
+        <w:r>
+          <w:rPr>
+            <w:rFonts w:ascii="Arial" w:cs="Arial" w:eastAsia="Arial" w:hAnsi="Arial"/>
+            <w:color w:val="1F1F1F"/>
+            <w:sz w:val="19"/>
+            <w:szCs w:val="19"/>
+            <w:u w:val="single"/>
+          </w:rPr>
+          <w:t xml:space="preserve">recambio y recarga de matafuegos, Cipolletti</w:t>
+        </w:r>
+      </w:hyperlink>
+    </w:p>
+    <w:p>
+      <w:pPr>
+        <w:pStyle w:val="ListParagraph"/>
+        <w:numPr>
+          <w:ilvl w:val="0"/>
+          <w:numId w:val="2"/>
+        </w:numPr>
+        <w:spacing w:after="40" w:before="0" w:line="276"/>
+      </w:pPr>
+      <w:hyperlink w:history="1" r:id="rIdgmbt1esfyng16f6htpjor">
+        <w:r>
+          <w:rPr>
+            <w:rFonts w:ascii="Arial" w:cs="Arial" w:eastAsia="Arial" w:hAnsi="Arial"/>
+            <w:color w:val="1F1F1F"/>
+            <w:sz w:val="19"/>
+            <w:szCs w:val="19"/>
+            <w:u w:val="single"/>
+          </w:rPr>
+          <w:t xml:space="preserve">La Capital (Mar del Plata): mantenimiento de escuelas en las vacaciones de invierno</w:t>
+        </w:r>
+      </w:hyperlink>
+    </w:p>
+    <w:p>
+      <w:pPr>
+        <w:pStyle w:val="ListParagraph"/>
+        <w:numPr>
+          <w:ilvl w:val="0"/>
+          <w:numId w:val="2"/>
+        </w:numPr>
+        <w:spacing w:after="40" w:before="0" w:line="276"/>
+      </w:pPr>
+      <w:hyperlink w:history="1" r:id="rId0ogrphcxb5ycxurqocqnw">
+        <w:r>
+          <w:rPr>
+            <w:rFonts w:ascii="Arial" w:cs="Arial" w:eastAsia="Arial" w:hAnsi="Arial"/>
+            <w:color w:val="1F1F1F"/>
+            <w:sz w:val="19"/>
+            <w:szCs w:val="19"/>
+            <w:u w:val="single"/>
+          </w:rPr>
+          <w:t xml:space="preserve">MaxiSeguridad: seguridad contra incendios en hoteles</w:t>
+        </w:r>
+      </w:hyperlink>
+      <w:r>
+        <w:rPr>
+          <w:rFonts w:ascii="Arial" w:cs="Arial" w:eastAsia="Arial" w:hAnsi="Arial"/>
+          <w:color w:val="000000"/>
+          <w:sz w:val="19"/>
+          <w:szCs w:val="19"/>
+        </w:rPr>
+        <w:t xml:space="preserve"> · </w:t>
+      </w:r>
+      <w:hyperlink w:history="1" r:id="rIdhrbtx2174svp4wklccctb">
+        <w:r>
+          <w:rPr>
+            <w:rFonts w:ascii="Arial" w:cs="Arial" w:eastAsia="Arial" w:hAnsi="Arial"/>
+            <w:color w:val="1F1F1F"/>
+            <w:sz w:val="19"/>
+            <w:szCs w:val="19"/>
+            <w:u w:val="single"/>
+          </w:rPr>
+          <w:t xml:space="preserve">MaxiSeguridad: carga de matafuegos en comercios</w:t>
+        </w:r>
+      </w:hyperlink>
+    </w:p>
+    <w:p>
+      <w:pPr>
+        <w:pStyle w:val="ListParagraph"/>
+        <w:numPr>
+          <w:ilvl w:val="0"/>
+          <w:numId w:val="2"/>
+        </w:numPr>
+        <w:spacing w:after="40" w:before="0" w:line="276"/>
+      </w:pPr>
+      <w:r>
+        <w:rPr>
+          <w:rFonts w:ascii="Arial" w:cs="Arial" w:eastAsia="Arial" w:hAnsi="Arial"/>
+          <w:color w:val="000000"/>
+          <w:sz w:val="19"/>
+          <w:szCs w:val="19"/>
+        </w:rPr>
+        <w:t xml:space="preserve">Boletín Oficial CABA, Ministerio de Salud: </w:t>
+      </w:r>
+      <w:hyperlink w:history="1" r:id="rIdhsu03knq5ktkvpnnasgxm">
+        <w:r>
+          <w:rPr>
+            <w:rFonts w:ascii="Arial" w:cs="Arial" w:eastAsia="Arial" w:hAnsi="Arial"/>
+            <w:color w:val="1F1F1F"/>
+            <w:sz w:val="19"/>
+            <w:szCs w:val="19"/>
+            <w:u w:val="single"/>
+          </w:rPr>
+          <w:t xml:space="preserve">anexo DGACSA 434/26</w:t>
+        </w:r>
+      </w:hyperlink>
+      <w:r>
+        <w:rPr>
+          <w:rFonts w:ascii="Arial" w:cs="Arial" w:eastAsia="Arial" w:hAnsi="Arial"/>
+          <w:color w:val="000000"/>
+          <w:sz w:val="19"/>
+          <w:szCs w:val="19"/>
+        </w:rPr>
+        <w:t xml:space="preserve"> · </w:t>
+      </w:r>
+      <w:hyperlink w:history="1" r:id="rIdqqcwvmy5qvpe02sp6qsod">
+        <w:r>
+          <w:rPr>
+            <w:rFonts w:ascii="Arial" w:cs="Arial" w:eastAsia="Arial" w:hAnsi="Arial"/>
+            <w:color w:val="1F1F1F"/>
+            <w:sz w:val="19"/>
+            <w:szCs w:val="19"/>
+            <w:u w:val="single"/>
+          </w:rPr>
+          <w:t xml:space="preserve">anexo SSASS 607/26</w:t>
+        </w:r>
+      </w:hyperlink>
+    </w:p>
+    <w:p>
+      <w:pPr>
+        <w:pStyle w:val="ListParagraph"/>
+        <w:numPr>
+          <w:ilvl w:val="0"/>
+          <w:numId w:val="2"/>
+        </w:numPr>
+        <w:spacing w:after="40" w:before="0" w:line="276"/>
+      </w:pPr>
+      <w:hyperlink w:history="1" r:id="rIdt0ewgbrrk6_tqrx4duvcz">
+        <w:r>
+          <w:rPr>
+            <w:rFonts w:ascii="Arial" w:cs="Arial" w:eastAsia="Arial" w:hAnsi="Arial"/>
+            <w:color w:val="1F1F1F"/>
+            <w:sz w:val="19"/>
+            <w:szCs w:val="19"/>
+            <w:u w:val="single"/>
+          </w:rPr>
+          <w:t xml:space="preserve">LEA Global: incendios en supermercados y depósitos</w:t>
+        </w:r>
+      </w:hyperlink>
+      <w:r>
+        <w:rPr>
+          <w:rFonts w:ascii="Arial" w:cs="Arial" w:eastAsia="Arial" w:hAnsi="Arial"/>
+          <w:color w:val="000000"/>
+          <w:sz w:val="19"/>
+          <w:szCs w:val="19"/>
+        </w:rPr>
+        <w:t xml:space="preserve"> · </w:t>
+      </w:r>
+      <w:hyperlink w:history="1" r:id="rIdgq7u3owknjzocg3tudx16">
+        <w:r>
+          <w:rPr>
+            <w:rFonts w:ascii="Arial" w:cs="Arial" w:eastAsia="Arial" w:hAnsi="Arial"/>
+            <w:color w:val="1F1F1F"/>
+            <w:sz w:val="19"/>
+            <w:szCs w:val="19"/>
+            <w:u w:val="single"/>
+          </w:rPr>
+          <w:t xml:space="preserve">Extintec: IRAM 3517 e inspecciones</w:t>
+        </w:r>
+      </w:hyperlink>
+      <w:r>
+        <w:rPr>
+          <w:rFonts w:ascii="Arial" w:cs="Arial" w:eastAsia="Arial" w:hAnsi="Arial"/>
+          <w:color w:val="000000"/>
+          <w:sz w:val="19"/>
+          <w:szCs w:val="19"/>
+        </w:rPr>
+        <w:t xml:space="preserve"> · </w:t>
+      </w:r>
+      <w:hyperlink w:history="1" r:id="rIdcoxlrneggrzxj4fnjdnoa">
+        <w:r>
+          <w:rPr>
+            <w:rFonts w:ascii="Arial" w:cs="Arial" w:eastAsia="Arial" w:hAnsi="Arial"/>
+            <w:color w:val="1F1F1F"/>
+            <w:sz w:val="19"/>
+            <w:szCs w:val="19"/>
+            <w:u w:val="single"/>
+          </w:rPr>
+          <w:t xml:space="preserve">CAGESRA, circular N.° 168</w:t>
+        </w:r>
+      </w:hyperlink>
+    </w:p>
+    <w:p>
+      <w:pPr>
+        <w:pStyle w:val="ListParagraph"/>
+        <w:numPr>
+          <w:ilvl w:val="0"/>
+          <w:numId w:val="2"/>
+        </w:numPr>
+        <w:spacing w:after="40" w:before="0" w:line="276"/>
+      </w:pPr>
+      <w:hyperlink w:history="1" r:id="rIdycaazoxt2njoy-sc8rhrq">
+        <w:r>
+          <w:rPr>
+            <w:rFonts w:ascii="Arial" w:cs="Arial" w:eastAsia="Arial" w:hAnsi="Arial"/>
+            <w:color w:val="1F1F1F"/>
+            <w:sz w:val="19"/>
+            <w:szCs w:val="19"/>
+            <w:u w:val="single"/>
+          </w:rPr>
+          <w:t xml:space="preserve">Sitio Andino: movimiento de la RTO en Mendoza y pico de demanda (jul. 2026)</w:t>
+        </w:r>
+      </w:hyperlink>
+      <w:r>
+        <w:rPr>
+          <w:rFonts w:ascii="Arial" w:cs="Arial" w:eastAsia="Arial" w:hAnsi="Arial"/>
+          <w:color w:val="000000"/>
+          <w:sz w:val="19"/>
+          <w:szCs w:val="19"/>
+        </w:rPr>
+        <w:t xml:space="preserve"> · </w:t>
+      </w:r>
+      <w:hyperlink w:history="1" r:id="rIdfqnum8fctzi38qe4sd4oo">
+        <w:r>
+          <w:rPr>
+            <w:rFonts w:ascii="Arial" w:cs="Arial" w:eastAsia="Arial" w:hAnsi="Arial"/>
+            <w:color w:val="1F1F1F"/>
+            <w:sz w:val="19"/>
+            <w:szCs w:val="19"/>
+            <w:u w:val="single"/>
+          </w:rPr>
+          <w:t xml:space="preserve">Elonce: alta demanda de recargas por las vacaciones</w:t>
+        </w:r>
+      </w:hyperlink>
+      <w:r>
+        <w:rPr>
+          <w:rFonts w:ascii="Arial" w:cs="Arial" w:eastAsia="Arial" w:hAnsi="Arial"/>
+          <w:color w:val="000000"/>
+          <w:sz w:val="19"/>
+          <w:szCs w:val="19"/>
+        </w:rPr>
+        <w:t xml:space="preserve"> · </w:t>
+      </w:r>
+      <w:hyperlink w:history="1" r:id="rId2dho5f_vuuljpp3gru3uu">
+        <w:r>
+          <w:rPr>
+            <w:rFonts w:ascii="Arial" w:cs="Arial" w:eastAsia="Arial" w:hAnsi="Arial"/>
+            <w:color w:val="1F1F1F"/>
+            <w:sz w:val="19"/>
+            <w:szCs w:val="19"/>
+            <w:u w:val="single"/>
+          </w:rPr>
+          <w:t xml:space="preserve">Rafaela Noticias: recarga de matafuegos antes de las vacaciones</w:t>
+        </w:r>
+      </w:hyperlink>
+    </w:p>
+    <w:p>
+      <w:pPr>
+        <w:pStyle w:val="ListParagraph"/>
+        <w:numPr>
+          <w:ilvl w:val="0"/>
+          <w:numId w:val="2"/>
+        </w:numPr>
+        <w:spacing w:after="40" w:before="0" w:line="276"/>
+      </w:pPr>
+      <w:hyperlink w:history="1" r:id="rId_vju2k4svjb3upx-6-9zi">
         <w:r>
           <w:rPr>
             <w:rFonts w:ascii="Arial" w:cs="Arial" w:eastAsia="Arial" w:hAnsi="Arial"/>
@@ -24557,7 +25180,7 @@
         </w:numPr>
         <w:spacing w:after="40" w:before="0" w:line="276"/>
       </w:pPr>
-      <w:hyperlink w:history="1" r:id="rIdtgg_b88bifp9s1qbdl2ri">
+      <w:hyperlink w:history="1" r:id="rIdwjlmlriydr1iz711mjlgm">
         <w:r>
           <w:rPr>
             <w:rFonts w:ascii="Arial" w:cs="Arial" w:eastAsia="Arial" w:hAnsi="Arial"/>
@@ -24578,7 +25201,7 @@
         </w:rPr>
         <w:t xml:space="preserve"> · </w:t>
       </w:r>
-      <w:hyperlink w:history="1" r:id="rIdjcuocoubxha1wuxcnkvkv">
+      <w:hyperlink w:history="1" r:id="rIdzcbu8cib1xpwxzqqdo_3p">
         <w:r>
           <w:rPr>
             <w:rFonts w:ascii="Arial" w:cs="Arial" w:eastAsia="Arial" w:hAnsi="Arial"/>
@@ -24600,7 +25223,7 @@
         </w:numPr>
         <w:spacing w:after="40" w:before="0" w:line="276"/>
       </w:pPr>
-      <w:hyperlink w:history="1" r:id="rIdesbayfl0rhmwtscycxsxp">
+      <w:hyperlink w:history="1" r:id="rId5enpp3gxouqhewe2nk_be">
         <w:r>
           <w:rPr>
             <w:rFonts w:ascii="Arial" w:cs="Arial" w:eastAsia="Arial" w:hAnsi="Arial"/>
